--- a/FASE 2/Evidencias Proyecto/Evidencias de documentación/04_Actas_Retrospectiva_Sprints.docx
+++ b/FASE 2/Evidencias Proyecto/Evidencias de documentación/04_Actas_Retrospectiva_Sprints.docx
@@ -40,15 +40,13 @@
     <w:p>
       <w:pPr>
         <w:rPr>
-          <w:rFonts w:ascii="Calibri" w:hAnsi="Calibri" w:cs="Calibri"/>
-          <w:sz w:val="21"/>
+          <w:rFonts w:cs="Calibri"/>
           <w:szCs w:val="21"/>
         </w:rPr>
       </w:pPr>
       <w:r>
         <w:rPr>
-          <w:rFonts w:ascii="Calibri" w:hAnsi="Calibri" w:cs="Calibri"/>
-          <w:sz w:val="21"/>
+          <w:rFonts w:cs="Calibri"/>
           <w:szCs w:val="21"/>
         </w:rPr>
         <w:t xml:space="preserve">Plataforma de gestión y análisis de la oferta gastronómica del Casino DUOC UC </w:t>
@@ -57,8 +55,7 @@
     <w:p>
       <w:pPr>
         <w:rPr>
-          <w:rFonts w:ascii="Calibri" w:hAnsi="Calibri" w:cs="Calibri"/>
-          <w:sz w:val="21"/>
+          <w:rFonts w:cs="Calibri"/>
           <w:szCs w:val="21"/>
         </w:rPr>
       </w:pPr>
@@ -66,8 +63,7 @@
     <w:p>
       <w:pPr>
         <w:rPr>
-          <w:rFonts w:ascii="Calibri" w:hAnsi="Calibri" w:cs="Calibri"/>
-          <w:sz w:val="21"/>
+          <w:rFonts w:cs="Calibri"/>
           <w:szCs w:val="21"/>
         </w:rPr>
       </w:pPr>
@@ -75,8 +71,7 @@
     <w:p>
       <w:pPr>
         <w:rPr>
-          <w:rFonts w:ascii="Calibri" w:hAnsi="Calibri" w:cs="Calibri"/>
-          <w:sz w:val="21"/>
+          <w:rFonts w:cs="Calibri"/>
           <w:szCs w:val="21"/>
         </w:rPr>
       </w:pPr>
@@ -84,8 +79,7 @@
     <w:p>
       <w:pPr>
         <w:rPr>
-          <w:rFonts w:ascii="Calibri" w:hAnsi="Calibri" w:cs="Calibri"/>
-          <w:sz w:val="21"/>
+          <w:rFonts w:cs="Calibri"/>
           <w:szCs w:val="21"/>
         </w:rPr>
       </w:pPr>
@@ -93,8 +87,7 @@
     <w:p>
       <w:pPr>
         <w:rPr>
-          <w:rFonts w:ascii="Calibri" w:hAnsi="Calibri" w:cs="Calibri"/>
-          <w:sz w:val="21"/>
+          <w:rFonts w:cs="Calibri"/>
           <w:szCs w:val="21"/>
         </w:rPr>
       </w:pPr>
@@ -102,8 +95,7 @@
     <w:p>
       <w:pPr>
         <w:rPr>
-          <w:rFonts w:ascii="Calibri" w:hAnsi="Calibri" w:cs="Calibri"/>
-          <w:sz w:val="21"/>
+          <w:rFonts w:cs="Calibri"/>
           <w:szCs w:val="21"/>
         </w:rPr>
       </w:pPr>
@@ -111,8 +103,7 @@
     <w:p>
       <w:pPr>
         <w:rPr>
-          <w:rFonts w:ascii="Calibri" w:hAnsi="Calibri" w:cs="Calibri"/>
-          <w:sz w:val="21"/>
+          <w:rFonts w:cs="Calibri"/>
           <w:szCs w:val="21"/>
         </w:rPr>
       </w:pPr>
@@ -120,15 +111,13 @@
     <w:p>
       <w:pPr>
         <w:rPr>
-          <w:rFonts w:ascii="Calibri" w:hAnsi="Calibri" w:cs="Calibri"/>
-          <w:sz w:val="21"/>
+          <w:rFonts w:cs="Calibri"/>
           <w:szCs w:val="21"/>
         </w:rPr>
       </w:pPr>
       <w:r>
         <w:rPr>
-          <w:rFonts w:ascii="Calibri" w:hAnsi="Calibri" w:cs="Calibri"/>
-          <w:sz w:val="21"/>
+          <w:rFonts w:cs="Calibri"/>
           <w:szCs w:val="21"/>
         </w:rPr>
         <w:t>Equipo: Isabella Covarrubias, Diego Díaz.</w:t>
@@ -137,15 +126,13 @@
     <w:p>
       <w:pPr>
         <w:rPr>
-          <w:rFonts w:ascii="Calibri" w:hAnsi="Calibri" w:cs="Calibri"/>
-          <w:sz w:val="21"/>
+          <w:rFonts w:cs="Calibri"/>
           <w:szCs w:val="21"/>
         </w:rPr>
       </w:pPr>
       <w:r>
         <w:rPr>
-          <w:rFonts w:ascii="Calibri" w:hAnsi="Calibri" w:cs="Calibri"/>
-          <w:sz w:val="21"/>
+          <w:rFonts w:cs="Calibri"/>
           <w:szCs w:val="21"/>
         </w:rPr>
         <w:t>Repositorio: APT122-Casino-DUOC</w:t>
@@ -154,31 +141,27 @@
     <w:p>
       <w:pPr>
         <w:rPr>
-          <w:rFonts w:ascii="Calibri" w:hAnsi="Calibri" w:cs="Calibri"/>
-          <w:sz w:val="21"/>
+          <w:rFonts w:cs="Calibri"/>
           <w:szCs w:val="21"/>
         </w:rPr>
       </w:pPr>
       <w:r>
         <w:rPr>
-          <w:rFonts w:ascii="Calibri" w:hAnsi="Calibri" w:cs="Calibri"/>
-          <w:sz w:val="21"/>
+          <w:rFonts w:cs="Calibri"/>
           <w:szCs w:val="21"/>
         </w:rPr>
         <w:t xml:space="preserve">Estado: Sprint 1 a </w:t>
       </w:r>
       <w:r>
         <w:rPr>
-          <w:rFonts w:ascii="Calibri" w:hAnsi="Calibri" w:cs="Calibri"/>
-          <w:sz w:val="21"/>
-          <w:szCs w:val="21"/>
-        </w:rPr>
-        <w:t>9</w:t>
+          <w:rFonts w:cs="Calibri"/>
+          <w:szCs w:val="21"/>
+        </w:rPr>
+        <w:t>10</w:t>
       </w:r>
       <w:r>
         <w:rPr>
-          <w:rFonts w:ascii="Calibri" w:hAnsi="Calibri" w:cs="Calibri"/>
-          <w:sz w:val="21"/>
+          <w:rFonts w:cs="Calibri"/>
           <w:szCs w:val="21"/>
         </w:rPr>
         <w:t xml:space="preserve"> documentados</w:t>
@@ -187,8 +170,7 @@
     <w:p>
       <w:pPr>
         <w:rPr>
-          <w:rFonts w:ascii="Calibri" w:hAnsi="Calibri" w:cs="Calibri"/>
-          <w:sz w:val="21"/>
+          <w:rFonts w:cs="Calibri"/>
           <w:szCs w:val="21"/>
         </w:rPr>
       </w:pPr>
@@ -213,31 +195,27 @@
         <w:spacing w:line="360" w:lineRule="auto"/>
         <w:jc w:val="both"/>
         <w:rPr>
-          <w:rFonts w:ascii="Calibri" w:hAnsi="Calibri" w:cs="Calibri"/>
-          <w:sz w:val="21"/>
+          <w:rFonts w:cs="Calibri"/>
           <w:szCs w:val="21"/>
         </w:rPr>
       </w:pPr>
       <w:r>
         <w:rPr>
-          <w:rFonts w:ascii="Calibri" w:hAnsi="Calibri" w:cs="Calibri"/>
-          <w:sz w:val="21"/>
+          <w:rFonts w:cs="Calibri"/>
           <w:szCs w:val="21"/>
         </w:rPr>
         <w:t>Cada acta parte de lo que quedó registrado durante el sprint</w:t>
       </w:r>
       <w:r>
         <w:rPr>
-          <w:rFonts w:ascii="Calibri" w:hAnsi="Calibri" w:cs="Calibri"/>
-          <w:sz w:val="21"/>
+          <w:rFonts w:cs="Calibri"/>
           <w:szCs w:val="21"/>
         </w:rPr>
         <w:t xml:space="preserve">: </w:t>
       </w:r>
       <w:r>
         <w:rPr>
-          <w:rFonts w:ascii="Calibri" w:hAnsi="Calibri" w:cs="Calibri"/>
-          <w:sz w:val="21"/>
+          <w:rFonts w:cs="Calibri"/>
           <w:szCs w:val="21"/>
         </w:rPr>
         <w:t xml:space="preserve">el README del backend, el Plan de Pruebas, el registro de incidencias y el código. </w:t>
@@ -248,15 +226,13 @@
         <w:spacing w:line="360" w:lineRule="auto"/>
         <w:jc w:val="both"/>
         <w:rPr>
-          <w:rFonts w:ascii="Calibri" w:hAnsi="Calibri" w:cs="Calibri"/>
-          <w:sz w:val="21"/>
+          <w:rFonts w:cs="Calibri"/>
           <w:szCs w:val="21"/>
         </w:rPr>
       </w:pPr>
       <w:r>
         <w:rPr>
-          <w:rFonts w:ascii="Calibri" w:hAnsi="Calibri" w:cs="Calibri"/>
-          <w:sz w:val="21"/>
+          <w:rFonts w:cs="Calibri"/>
           <w:szCs w:val="21"/>
         </w:rPr>
         <w:t xml:space="preserve">Antes de entregar las actas, el equipo las revisa junto, corrige lo que no refleje lo ocurrido y anota la fecha de la sesión. </w:t>
@@ -267,15 +243,13 @@
         <w:spacing w:line="360" w:lineRule="auto"/>
         <w:jc w:val="both"/>
         <w:rPr>
-          <w:rFonts w:ascii="Calibri" w:hAnsi="Calibri" w:cs="Calibri"/>
-          <w:sz w:val="21"/>
+          <w:rFonts w:cs="Calibri"/>
           <w:szCs w:val="21"/>
         </w:rPr>
       </w:pPr>
       <w:r>
         <w:rPr>
-          <w:rFonts w:ascii="Calibri" w:hAnsi="Calibri" w:cs="Calibri"/>
-          <w:sz w:val="21"/>
+          <w:rFonts w:cs="Calibri"/>
           <w:szCs w:val="21"/>
         </w:rPr>
         <w:t>Las acciones marcadas como "Pendiente" son propuestas hasta que ambos las acepten.</w:t>
@@ -336,14 +310,14 @@
           <w:p>
             <w:pPr>
               <w:rPr>
-                <w:rFonts w:ascii="Calibri" w:hAnsi="Calibri" w:cs="Calibri"/>
-                <w:sz w:val="20"/>
-                <w:szCs w:val="20"/>
-              </w:rPr>
-            </w:pPr>
-            <w:r>
-              <w:rPr>
-                <w:rFonts w:ascii="Calibri" w:eastAsia="Arial" w:hAnsi="Calibri" w:cs="Calibri"/>
+                <w:rFonts w:cs="Calibri"/>
+                <w:sz w:val="20"/>
+                <w:szCs w:val="20"/>
+              </w:rPr>
+            </w:pPr>
+            <w:r>
+              <w:rPr>
+                <w:rFonts w:eastAsia="Arial" w:cs="Calibri"/>
                 <w:b/>
                 <w:bCs/>
                 <w:sz w:val="20"/>
@@ -372,14 +346,14 @@
           <w:p>
             <w:pPr>
               <w:rPr>
-                <w:rFonts w:ascii="Calibri" w:hAnsi="Calibri" w:cs="Calibri"/>
-                <w:sz w:val="20"/>
-                <w:szCs w:val="20"/>
-              </w:rPr>
-            </w:pPr>
-            <w:r>
-              <w:rPr>
-                <w:rFonts w:ascii="Calibri" w:eastAsia="Arial" w:hAnsi="Calibri" w:cs="Calibri"/>
+                <w:rFonts w:cs="Calibri"/>
+                <w:sz w:val="20"/>
+                <w:szCs w:val="20"/>
+              </w:rPr>
+            </w:pPr>
+            <w:r>
+              <w:rPr>
+                <w:rFonts w:eastAsia="Arial" w:cs="Calibri"/>
                 <w:sz w:val="20"/>
                 <w:szCs w:val="20"/>
               </w:rPr>
@@ -413,14 +387,14 @@
           <w:p>
             <w:pPr>
               <w:rPr>
-                <w:rFonts w:ascii="Calibri" w:hAnsi="Calibri" w:cs="Calibri"/>
-                <w:sz w:val="20"/>
-                <w:szCs w:val="20"/>
-              </w:rPr>
-            </w:pPr>
-            <w:r>
-              <w:rPr>
-                <w:rFonts w:ascii="Calibri" w:eastAsia="Arial" w:hAnsi="Calibri" w:cs="Calibri"/>
+                <w:rFonts w:cs="Calibri"/>
+                <w:sz w:val="20"/>
+                <w:szCs w:val="20"/>
+              </w:rPr>
+            </w:pPr>
+            <w:r>
+              <w:rPr>
+                <w:rFonts w:eastAsia="Arial" w:cs="Calibri"/>
                 <w:b/>
                 <w:bCs/>
                 <w:sz w:val="20"/>
@@ -449,14 +423,14 @@
           <w:p>
             <w:pPr>
               <w:rPr>
-                <w:rFonts w:ascii="Calibri" w:hAnsi="Calibri" w:cs="Calibri"/>
-                <w:sz w:val="20"/>
-                <w:szCs w:val="20"/>
-              </w:rPr>
-            </w:pPr>
-            <w:r>
-              <w:rPr>
-                <w:rFonts w:ascii="Calibri" w:eastAsia="Arial" w:hAnsi="Calibri" w:cs="Calibri"/>
+                <w:rFonts w:cs="Calibri"/>
+                <w:sz w:val="20"/>
+                <w:szCs w:val="20"/>
+              </w:rPr>
+            </w:pPr>
+            <w:r>
+              <w:rPr>
+                <w:rFonts w:eastAsia="Arial" w:cs="Calibri"/>
                 <w:sz w:val="20"/>
                 <w:szCs w:val="20"/>
               </w:rPr>
@@ -490,14 +464,14 @@
           <w:p>
             <w:pPr>
               <w:rPr>
-                <w:rFonts w:ascii="Calibri" w:hAnsi="Calibri" w:cs="Calibri"/>
-                <w:sz w:val="20"/>
-                <w:szCs w:val="20"/>
-              </w:rPr>
-            </w:pPr>
-            <w:r>
-              <w:rPr>
-                <w:rFonts w:ascii="Calibri" w:eastAsia="Arial" w:hAnsi="Calibri" w:cs="Calibri"/>
+                <w:rFonts w:cs="Calibri"/>
+                <w:sz w:val="20"/>
+                <w:szCs w:val="20"/>
+              </w:rPr>
+            </w:pPr>
+            <w:r>
+              <w:rPr>
+                <w:rFonts w:eastAsia="Arial" w:cs="Calibri"/>
                 <w:b/>
                 <w:bCs/>
                 <w:sz w:val="20"/>
@@ -531,14 +505,14 @@
                 <w:numId w:val="9"/>
               </w:numPr>
               <w:rPr>
-                <w:rFonts w:ascii="Calibri" w:eastAsia="Arial" w:hAnsi="Calibri" w:cs="Calibri"/>
-                <w:sz w:val="20"/>
-                <w:szCs w:val="20"/>
-              </w:rPr>
-            </w:pPr>
-            <w:r>
-              <w:rPr>
-                <w:rFonts w:ascii="Calibri" w:eastAsia="Arial" w:hAnsi="Calibri" w:cs="Calibri"/>
+                <w:rFonts w:eastAsia="Arial" w:cs="Calibri"/>
+                <w:sz w:val="20"/>
+                <w:szCs w:val="20"/>
+              </w:rPr>
+            </w:pPr>
+            <w:r>
+              <w:rPr>
+                <w:rFonts w:eastAsia="Arial" w:cs="Calibri"/>
                 <w:sz w:val="20"/>
                 <w:szCs w:val="20"/>
               </w:rPr>
@@ -553,14 +527,14 @@
                 <w:numId w:val="9"/>
               </w:numPr>
               <w:rPr>
-                <w:rFonts w:ascii="Calibri" w:hAnsi="Calibri" w:cs="Calibri"/>
-                <w:sz w:val="20"/>
-                <w:szCs w:val="20"/>
-              </w:rPr>
-            </w:pPr>
-            <w:r>
-              <w:rPr>
-                <w:rFonts w:ascii="Calibri" w:eastAsia="Arial" w:hAnsi="Calibri" w:cs="Calibri"/>
+                <w:rFonts w:cs="Calibri"/>
+                <w:sz w:val="20"/>
+                <w:szCs w:val="20"/>
+              </w:rPr>
+            </w:pPr>
+            <w:r>
+              <w:rPr>
+                <w:rFonts w:eastAsia="Arial" w:cs="Calibri"/>
                 <w:sz w:val="20"/>
                 <w:szCs w:val="20"/>
               </w:rPr>
@@ -594,14 +568,14 @@
           <w:p>
             <w:pPr>
               <w:rPr>
-                <w:rFonts w:ascii="Calibri" w:hAnsi="Calibri" w:cs="Calibri"/>
-                <w:sz w:val="20"/>
-                <w:szCs w:val="20"/>
-              </w:rPr>
-            </w:pPr>
-            <w:r>
-              <w:rPr>
-                <w:rFonts w:ascii="Calibri" w:eastAsia="Arial" w:hAnsi="Calibri" w:cs="Calibri"/>
+                <w:rFonts w:cs="Calibri"/>
+                <w:sz w:val="20"/>
+                <w:szCs w:val="20"/>
+              </w:rPr>
+            </w:pPr>
+            <w:r>
+              <w:rPr>
+                <w:rFonts w:eastAsia="Arial" w:cs="Calibri"/>
                 <w:b/>
                 <w:bCs/>
                 <w:sz w:val="20"/>
@@ -630,14 +604,14 @@
           <w:p>
             <w:pPr>
               <w:rPr>
-                <w:rFonts w:ascii="Calibri" w:hAnsi="Calibri" w:cs="Calibri"/>
-                <w:sz w:val="20"/>
-                <w:szCs w:val="20"/>
-              </w:rPr>
-            </w:pPr>
-            <w:r>
-              <w:rPr>
-                <w:rFonts w:ascii="Calibri" w:eastAsia="Arial" w:hAnsi="Calibri" w:cs="Calibri"/>
+                <w:rFonts w:cs="Calibri"/>
+                <w:sz w:val="20"/>
+                <w:szCs w:val="20"/>
+              </w:rPr>
+            </w:pPr>
+            <w:r>
+              <w:rPr>
+                <w:rFonts w:eastAsia="Arial" w:cs="Calibri"/>
                 <w:sz w:val="20"/>
                 <w:szCs w:val="20"/>
               </w:rPr>
@@ -645,7 +619,7 @@
             </w:r>
             <w:r>
               <w:rPr>
-                <w:rFonts w:ascii="Calibri" w:eastAsia="Arial" w:hAnsi="Calibri" w:cs="Calibri"/>
+                <w:rFonts w:eastAsia="Arial" w:cs="Calibri"/>
                 <w:sz w:val="20"/>
                 <w:szCs w:val="20"/>
               </w:rPr>
@@ -653,7 +627,7 @@
             </w:r>
             <w:r>
               <w:rPr>
-                <w:rFonts w:ascii="Calibri" w:eastAsia="Arial" w:hAnsi="Calibri" w:cs="Calibri"/>
+                <w:rFonts w:eastAsia="Arial" w:cs="Calibri"/>
                 <w:sz w:val="20"/>
                 <w:szCs w:val="20"/>
               </w:rPr>
@@ -687,14 +661,14 @@
           <w:p>
             <w:pPr>
               <w:rPr>
-                <w:rFonts w:ascii="Calibri" w:hAnsi="Calibri" w:cs="Calibri"/>
-                <w:sz w:val="20"/>
-                <w:szCs w:val="20"/>
-              </w:rPr>
-            </w:pPr>
-            <w:r>
-              <w:rPr>
-                <w:rFonts w:ascii="Calibri" w:eastAsia="Arial" w:hAnsi="Calibri" w:cs="Calibri"/>
+                <w:rFonts w:cs="Calibri"/>
+                <w:sz w:val="20"/>
+                <w:szCs w:val="20"/>
+              </w:rPr>
+            </w:pPr>
+            <w:r>
+              <w:rPr>
+                <w:rFonts w:eastAsia="Arial" w:cs="Calibri"/>
                 <w:b/>
                 <w:bCs/>
                 <w:sz w:val="20"/>
@@ -723,14 +697,14 @@
           <w:p>
             <w:pPr>
               <w:rPr>
-                <w:rFonts w:ascii="Calibri" w:hAnsi="Calibri" w:cs="Calibri"/>
-                <w:sz w:val="20"/>
-                <w:szCs w:val="20"/>
-              </w:rPr>
-            </w:pPr>
-            <w:r>
-              <w:rPr>
-                <w:rFonts w:ascii="Calibri" w:eastAsia="Arial" w:hAnsi="Calibri" w:cs="Calibri"/>
+                <w:rFonts w:cs="Calibri"/>
+                <w:sz w:val="20"/>
+                <w:szCs w:val="20"/>
+              </w:rPr>
+            </w:pPr>
+            <w:r>
+              <w:rPr>
+                <w:rFonts w:eastAsia="Arial" w:cs="Calibri"/>
                 <w:sz w:val="20"/>
                 <w:szCs w:val="20"/>
               </w:rPr>
@@ -743,8 +717,7 @@
     <w:p>
       <w:pPr>
         <w:rPr>
-          <w:rFonts w:ascii="Calibri" w:hAnsi="Calibri" w:cs="Calibri"/>
-          <w:sz w:val="21"/>
+          <w:rFonts w:cs="Calibri"/>
           <w:szCs w:val="21"/>
         </w:rPr>
       </w:pPr>
@@ -753,21 +726,19 @@
       <w:pPr>
         <w:jc w:val="both"/>
         <w:rPr>
-          <w:rFonts w:ascii="Calibri" w:hAnsi="Calibri" w:cs="Calibri"/>
+          <w:rFonts w:cs="Calibri"/>
           <w:b/>
           <w:bCs/>
           <w:color w:val="002060"/>
-          <w:sz w:val="21"/>
           <w:szCs w:val="21"/>
         </w:rPr>
       </w:pPr>
       <w:r>
         <w:rPr>
-          <w:rFonts w:ascii="Calibri" w:hAnsi="Calibri" w:cs="Calibri"/>
+          <w:rFonts w:cs="Calibri"/>
           <w:b/>
           <w:bCs/>
           <w:color w:val="002060"/>
-          <w:sz w:val="21"/>
           <w:szCs w:val="21"/>
         </w:rPr>
         <w:t>Qué funcionó</w:t>
@@ -782,15 +753,13 @@
         </w:numPr>
         <w:jc w:val="both"/>
         <w:rPr>
-          <w:rFonts w:ascii="Calibri" w:hAnsi="Calibri" w:cs="Calibri"/>
-          <w:sz w:val="21"/>
+          <w:rFonts w:cs="Calibri"/>
           <w:szCs w:val="21"/>
         </w:rPr>
       </w:pPr>
       <w:r>
         <w:rPr>
-          <w:rFonts w:ascii="Calibri" w:hAnsi="Calibri" w:cs="Calibri"/>
-          <w:sz w:val="21"/>
+          <w:rFonts w:cs="Calibri"/>
           <w:szCs w:val="21"/>
         </w:rPr>
         <w:t>La arquitectura en capas se armó desde el principio, con un manejador central de errores.</w:t>
@@ -805,15 +774,13 @@
         </w:numPr>
         <w:jc w:val="both"/>
         <w:rPr>
-          <w:rFonts w:ascii="Calibri" w:hAnsi="Calibri" w:cs="Calibri"/>
-          <w:sz w:val="21"/>
+          <w:rFonts w:cs="Calibri"/>
           <w:szCs w:val="21"/>
         </w:rPr>
       </w:pPr>
       <w:r>
         <w:rPr>
-          <w:rFonts w:ascii="Calibri" w:hAnsi="Calibri" w:cs="Calibri"/>
-          <w:sz w:val="21"/>
+          <w:rFonts w:cs="Calibri"/>
           <w:szCs w:val="21"/>
         </w:rPr>
         <w:t>El control de acceso por rol quedó en el backend, como define el Documento de Arquitectura.</w:t>
@@ -828,15 +795,13 @@
         </w:numPr>
         <w:jc w:val="both"/>
         <w:rPr>
-          <w:rFonts w:ascii="Calibri" w:hAnsi="Calibri" w:cs="Calibri"/>
-          <w:sz w:val="21"/>
+          <w:rFonts w:cs="Calibri"/>
           <w:szCs w:val="21"/>
         </w:rPr>
       </w:pPr>
       <w:r>
         <w:rPr>
-          <w:rFonts w:ascii="Calibri" w:hAnsi="Calibri" w:cs="Calibri"/>
-          <w:sz w:val="21"/>
+          <w:rFonts w:cs="Calibri"/>
           <w:szCs w:val="21"/>
         </w:rPr>
         <w:t>Una revisión de código encontró dos errores antes de la demo: INC-01 (precio no numérico) e INC-02 (JSON malformado).</w:t>
@@ -846,21 +811,19 @@
       <w:pPr>
         <w:jc w:val="both"/>
         <w:rPr>
-          <w:rFonts w:ascii="Calibri" w:hAnsi="Calibri" w:cs="Calibri"/>
+          <w:rFonts w:cs="Calibri"/>
           <w:b/>
           <w:bCs/>
           <w:color w:val="002060"/>
-          <w:sz w:val="21"/>
           <w:szCs w:val="21"/>
         </w:rPr>
       </w:pPr>
       <w:r>
         <w:rPr>
-          <w:rFonts w:ascii="Calibri" w:hAnsi="Calibri" w:cs="Calibri"/>
+          <w:rFonts w:cs="Calibri"/>
           <w:b/>
           <w:bCs/>
           <w:color w:val="002060"/>
-          <w:sz w:val="21"/>
           <w:szCs w:val="21"/>
         </w:rPr>
         <w:t>Qué no funcionó</w:t>
@@ -875,15 +838,13 @@
         </w:numPr>
         <w:jc w:val="both"/>
         <w:rPr>
-          <w:rFonts w:ascii="Calibri" w:hAnsi="Calibri" w:cs="Calibri"/>
-          <w:sz w:val="21"/>
+          <w:rFonts w:cs="Calibri"/>
           <w:szCs w:val="21"/>
         </w:rPr>
       </w:pPr>
       <w:r>
         <w:rPr>
-          <w:rFonts w:ascii="Calibri" w:hAnsi="Calibri" w:cs="Calibri"/>
-          <w:sz w:val="21"/>
+          <w:rFonts w:cs="Calibri"/>
           <w:szCs w:val="21"/>
         </w:rPr>
         <w:t>Las pruebas fueron manuales con curl. Cada ronda dependía de que alguien se acordara de repetirlas.</w:t>
@@ -898,15 +859,13 @@
         </w:numPr>
         <w:jc w:val="both"/>
         <w:rPr>
-          <w:rFonts w:ascii="Calibri" w:hAnsi="Calibri" w:cs="Calibri"/>
-          <w:sz w:val="21"/>
+          <w:rFonts w:cs="Calibri"/>
           <w:szCs w:val="21"/>
         </w:rPr>
       </w:pPr>
       <w:r>
         <w:rPr>
-          <w:rFonts w:ascii="Calibri" w:hAnsi="Calibri" w:cs="Calibri"/>
-          <w:sz w:val="21"/>
+          <w:rFonts w:cs="Calibri"/>
           <w:szCs w:val="21"/>
         </w:rPr>
         <w:t>Los dos errores se encontraron por revisión y no por una prueba que fallara.</w:t>
@@ -921,15 +880,13 @@
         </w:numPr>
         <w:jc w:val="both"/>
         <w:rPr>
-          <w:rFonts w:ascii="Calibri" w:hAnsi="Calibri" w:cs="Calibri"/>
-          <w:sz w:val="21"/>
+          <w:rFonts w:cs="Calibri"/>
           <w:szCs w:val="21"/>
         </w:rPr>
       </w:pPr>
       <w:r>
         <w:rPr>
-          <w:rFonts w:ascii="Calibri" w:hAnsi="Calibri" w:cs="Calibri"/>
-          <w:sz w:val="21"/>
+          <w:rFonts w:cs="Calibri"/>
           <w:szCs w:val="21"/>
         </w:rPr>
         <w:t>El README mencionaba un archivo .env.ejemplo que no existía.</w:t>
@@ -938,21 +895,19 @@
     <w:p>
       <w:pPr>
         <w:rPr>
-          <w:rFonts w:ascii="Calibri" w:hAnsi="Calibri" w:cs="Calibri"/>
+          <w:rFonts w:cs="Calibri"/>
           <w:b/>
           <w:bCs/>
           <w:color w:val="002060"/>
-          <w:sz w:val="21"/>
           <w:szCs w:val="21"/>
         </w:rPr>
       </w:pPr>
       <w:r>
         <w:rPr>
-          <w:rFonts w:ascii="Calibri" w:hAnsi="Calibri" w:cs="Calibri"/>
+          <w:rFonts w:cs="Calibri"/>
           <w:b/>
           <w:bCs/>
           <w:color w:val="002060"/>
-          <w:sz w:val="21"/>
           <w:szCs w:val="21"/>
         </w:rPr>
         <w:t>Acciones acordadas</w:t>
@@ -1007,14 +962,14 @@
           <w:p>
             <w:pPr>
               <w:rPr>
-                <w:rFonts w:ascii="Calibri" w:hAnsi="Calibri" w:cs="Calibri"/>
-                <w:sz w:val="20"/>
-                <w:szCs w:val="20"/>
-              </w:rPr>
-            </w:pPr>
-            <w:r>
-              <w:rPr>
-                <w:rFonts w:ascii="Calibri" w:eastAsia="Arial" w:hAnsi="Calibri" w:cs="Calibri"/>
+                <w:rFonts w:cs="Calibri"/>
+                <w:sz w:val="20"/>
+                <w:szCs w:val="20"/>
+              </w:rPr>
+            </w:pPr>
+            <w:r>
+              <w:rPr>
+                <w:rFonts w:eastAsia="Arial" w:cs="Calibri"/>
                 <w:b/>
                 <w:bCs/>
                 <w:color w:val="FFFFFF"/>
@@ -1045,14 +1000,14 @@
           <w:p>
             <w:pPr>
               <w:rPr>
-                <w:rFonts w:ascii="Calibri" w:hAnsi="Calibri" w:cs="Calibri"/>
-                <w:sz w:val="20"/>
-                <w:szCs w:val="20"/>
-              </w:rPr>
-            </w:pPr>
-            <w:r>
-              <w:rPr>
-                <w:rFonts w:ascii="Calibri" w:eastAsia="Arial" w:hAnsi="Calibri" w:cs="Calibri"/>
+                <w:rFonts w:cs="Calibri"/>
+                <w:sz w:val="20"/>
+                <w:szCs w:val="20"/>
+              </w:rPr>
+            </w:pPr>
+            <w:r>
+              <w:rPr>
+                <w:rFonts w:eastAsia="Arial" w:cs="Calibri"/>
                 <w:b/>
                 <w:bCs/>
                 <w:color w:val="FFFFFF"/>
@@ -1083,14 +1038,14 @@
           <w:p>
             <w:pPr>
               <w:rPr>
-                <w:rFonts w:ascii="Calibri" w:hAnsi="Calibri" w:cs="Calibri"/>
-                <w:sz w:val="20"/>
-                <w:szCs w:val="20"/>
-              </w:rPr>
-            </w:pPr>
-            <w:r>
-              <w:rPr>
-                <w:rFonts w:ascii="Calibri" w:eastAsia="Arial" w:hAnsi="Calibri" w:cs="Calibri"/>
+                <w:rFonts w:cs="Calibri"/>
+                <w:sz w:val="20"/>
+                <w:szCs w:val="20"/>
+              </w:rPr>
+            </w:pPr>
+            <w:r>
+              <w:rPr>
+                <w:rFonts w:eastAsia="Arial" w:cs="Calibri"/>
                 <w:b/>
                 <w:bCs/>
                 <w:color w:val="FFFFFF"/>
@@ -1121,14 +1076,14 @@
           <w:p>
             <w:pPr>
               <w:rPr>
-                <w:rFonts w:ascii="Calibri" w:hAnsi="Calibri" w:cs="Calibri"/>
-                <w:sz w:val="20"/>
-                <w:szCs w:val="20"/>
-              </w:rPr>
-            </w:pPr>
-            <w:r>
-              <w:rPr>
-                <w:rFonts w:ascii="Calibri" w:eastAsia="Arial" w:hAnsi="Calibri" w:cs="Calibri"/>
+                <w:rFonts w:cs="Calibri"/>
+                <w:sz w:val="20"/>
+                <w:szCs w:val="20"/>
+              </w:rPr>
+            </w:pPr>
+            <w:r>
+              <w:rPr>
+                <w:rFonts w:eastAsia="Arial" w:cs="Calibri"/>
                 <w:b/>
                 <w:bCs/>
                 <w:color w:val="FFFFFF"/>
@@ -1153,24 +1108,25 @@
               <w:bottom w:val="single" w:sz="4" w:space="0" w:color="C9CED6"/>
               <w:right w:val="single" w:sz="4" w:space="0" w:color="C9CED6"/>
             </w:tcBorders>
-            <w:tcMar>
-              <w:top w:w="60" w:type="dxa"/>
-              <w:left w:w="100" w:type="dxa"/>
-              <w:bottom w:w="60" w:type="dxa"/>
-              <w:right w:w="100" w:type="dxa"/>
-            </w:tcMar>
-          </w:tcPr>
-          <w:p>
-            <w:pPr>
-              <w:rPr>
-                <w:rFonts w:ascii="Calibri" w:hAnsi="Calibri" w:cs="Calibri"/>
-                <w:sz w:val="20"/>
-                <w:szCs w:val="20"/>
-              </w:rPr>
-            </w:pPr>
-            <w:r>
-              <w:rPr>
-                <w:rFonts w:ascii="Calibri" w:eastAsia="Arial" w:hAnsi="Calibri" w:cs="Calibri"/>
+            <w:shd w:val="clear" w:color="auto" w:fill="auto"/>
+            <w:tcMar>
+              <w:top w:w="60" w:type="dxa"/>
+              <w:left w:w="100" w:type="dxa"/>
+              <w:bottom w:w="60" w:type="dxa"/>
+              <w:right w:w="100" w:type="dxa"/>
+            </w:tcMar>
+          </w:tcPr>
+          <w:p>
+            <w:pPr>
+              <w:rPr>
+                <w:rFonts w:cs="Calibri"/>
+                <w:sz w:val="20"/>
+                <w:szCs w:val="20"/>
+              </w:rPr>
+            </w:pPr>
+            <w:r>
+              <w:rPr>
+                <w:rFonts w:eastAsia="Arial" w:cs="Calibri"/>
                 <w:sz w:val="20"/>
                 <w:szCs w:val="20"/>
               </w:rPr>
@@ -1187,24 +1143,25 @@
               <w:bottom w:val="single" w:sz="4" w:space="0" w:color="C9CED6"/>
               <w:right w:val="single" w:sz="4" w:space="0" w:color="C9CED6"/>
             </w:tcBorders>
-            <w:tcMar>
-              <w:top w:w="60" w:type="dxa"/>
-              <w:left w:w="100" w:type="dxa"/>
-              <w:bottom w:w="60" w:type="dxa"/>
-              <w:right w:w="100" w:type="dxa"/>
-            </w:tcMar>
-          </w:tcPr>
-          <w:p>
-            <w:pPr>
-              <w:rPr>
-                <w:rFonts w:ascii="Calibri" w:hAnsi="Calibri" w:cs="Calibri"/>
-                <w:sz w:val="20"/>
-                <w:szCs w:val="20"/>
-              </w:rPr>
-            </w:pPr>
-            <w:r>
-              <w:rPr>
-                <w:rFonts w:ascii="Calibri" w:eastAsia="Arial" w:hAnsi="Calibri" w:cs="Calibri"/>
+            <w:shd w:val="clear" w:color="auto" w:fill="auto"/>
+            <w:tcMar>
+              <w:top w:w="60" w:type="dxa"/>
+              <w:left w:w="100" w:type="dxa"/>
+              <w:bottom w:w="60" w:type="dxa"/>
+              <w:right w:w="100" w:type="dxa"/>
+            </w:tcMar>
+          </w:tcPr>
+          <w:p>
+            <w:pPr>
+              <w:rPr>
+                <w:rFonts w:cs="Calibri"/>
+                <w:sz w:val="20"/>
+                <w:szCs w:val="20"/>
+              </w:rPr>
+            </w:pPr>
+            <w:r>
+              <w:rPr>
+                <w:rFonts w:eastAsia="Arial" w:cs="Calibri"/>
                 <w:sz w:val="20"/>
                 <w:szCs w:val="20"/>
               </w:rPr>
@@ -1221,24 +1178,25 @@
               <w:bottom w:val="single" w:sz="4" w:space="0" w:color="C9CED6"/>
               <w:right w:val="single" w:sz="4" w:space="0" w:color="C9CED6"/>
             </w:tcBorders>
-            <w:tcMar>
-              <w:top w:w="60" w:type="dxa"/>
-              <w:left w:w="100" w:type="dxa"/>
-              <w:bottom w:w="60" w:type="dxa"/>
-              <w:right w:w="100" w:type="dxa"/>
-            </w:tcMar>
-          </w:tcPr>
-          <w:p>
-            <w:pPr>
-              <w:rPr>
-                <w:rFonts w:ascii="Calibri" w:hAnsi="Calibri" w:cs="Calibri"/>
-                <w:sz w:val="20"/>
-                <w:szCs w:val="20"/>
-              </w:rPr>
-            </w:pPr>
-            <w:r>
-              <w:rPr>
-                <w:rFonts w:ascii="Calibri" w:eastAsia="Arial" w:hAnsi="Calibri" w:cs="Calibri"/>
+            <w:shd w:val="clear" w:color="auto" w:fill="auto"/>
+            <w:tcMar>
+              <w:top w:w="60" w:type="dxa"/>
+              <w:left w:w="100" w:type="dxa"/>
+              <w:bottom w:w="60" w:type="dxa"/>
+              <w:right w:w="100" w:type="dxa"/>
+            </w:tcMar>
+          </w:tcPr>
+          <w:p>
+            <w:pPr>
+              <w:rPr>
+                <w:rFonts w:cs="Calibri"/>
+                <w:sz w:val="20"/>
+                <w:szCs w:val="20"/>
+              </w:rPr>
+            </w:pPr>
+            <w:r>
+              <w:rPr>
+                <w:rFonts w:eastAsia="Arial" w:cs="Calibri"/>
                 <w:sz w:val="20"/>
                 <w:szCs w:val="20"/>
               </w:rPr>
@@ -1255,24 +1213,25 @@
               <w:bottom w:val="single" w:sz="4" w:space="0" w:color="C9CED6"/>
               <w:right w:val="single" w:sz="4" w:space="0" w:color="C9CED6"/>
             </w:tcBorders>
-            <w:tcMar>
-              <w:top w:w="60" w:type="dxa"/>
-              <w:left w:w="100" w:type="dxa"/>
-              <w:bottom w:w="60" w:type="dxa"/>
-              <w:right w:w="100" w:type="dxa"/>
-            </w:tcMar>
-          </w:tcPr>
-          <w:p>
-            <w:pPr>
-              <w:rPr>
-                <w:rFonts w:ascii="Calibri" w:hAnsi="Calibri" w:cs="Calibri"/>
-                <w:sz w:val="20"/>
-                <w:szCs w:val="20"/>
-              </w:rPr>
-            </w:pPr>
-            <w:r>
-              <w:rPr>
-                <w:rFonts w:ascii="Calibri" w:eastAsia="Arial" w:hAnsi="Calibri" w:cs="Calibri"/>
+            <w:shd w:val="clear" w:color="auto" w:fill="auto"/>
+            <w:tcMar>
+              <w:top w:w="60" w:type="dxa"/>
+              <w:left w:w="100" w:type="dxa"/>
+              <w:bottom w:w="60" w:type="dxa"/>
+              <w:right w:w="100" w:type="dxa"/>
+            </w:tcMar>
+          </w:tcPr>
+          <w:p>
+            <w:pPr>
+              <w:rPr>
+                <w:rFonts w:cs="Calibri"/>
+                <w:sz w:val="20"/>
+                <w:szCs w:val="20"/>
+              </w:rPr>
+            </w:pPr>
+            <w:r>
+              <w:rPr>
+                <w:rFonts w:eastAsia="Arial" w:cs="Calibri"/>
                 <w:sz w:val="20"/>
                 <w:szCs w:val="20"/>
               </w:rPr>
@@ -1294,25 +1253,25 @@
               <w:bottom w:val="single" w:sz="4" w:space="0" w:color="C9CED6"/>
               <w:right w:val="single" w:sz="4" w:space="0" w:color="C9CED6"/>
             </w:tcBorders>
-            <w:shd w:val="clear" w:color="auto" w:fill="F2F4F7"/>
-            <w:tcMar>
-              <w:top w:w="60" w:type="dxa"/>
-              <w:left w:w="100" w:type="dxa"/>
-              <w:bottom w:w="60" w:type="dxa"/>
-              <w:right w:w="100" w:type="dxa"/>
-            </w:tcMar>
-          </w:tcPr>
-          <w:p>
-            <w:pPr>
-              <w:rPr>
-                <w:rFonts w:ascii="Calibri" w:hAnsi="Calibri" w:cs="Calibri"/>
-                <w:sz w:val="20"/>
-                <w:szCs w:val="20"/>
-              </w:rPr>
-            </w:pPr>
-            <w:r>
-              <w:rPr>
-                <w:rFonts w:ascii="Calibri" w:eastAsia="Arial" w:hAnsi="Calibri" w:cs="Calibri"/>
+            <w:shd w:val="clear" w:color="auto" w:fill="auto"/>
+            <w:tcMar>
+              <w:top w:w="60" w:type="dxa"/>
+              <w:left w:w="100" w:type="dxa"/>
+              <w:bottom w:w="60" w:type="dxa"/>
+              <w:right w:w="100" w:type="dxa"/>
+            </w:tcMar>
+          </w:tcPr>
+          <w:p>
+            <w:pPr>
+              <w:rPr>
+                <w:rFonts w:cs="Calibri"/>
+                <w:sz w:val="20"/>
+                <w:szCs w:val="20"/>
+              </w:rPr>
+            </w:pPr>
+            <w:r>
+              <w:rPr>
+                <w:rFonts w:eastAsia="Arial" w:cs="Calibri"/>
                 <w:sz w:val="20"/>
                 <w:szCs w:val="20"/>
               </w:rPr>
@@ -1329,25 +1288,25 @@
               <w:bottom w:val="single" w:sz="4" w:space="0" w:color="C9CED6"/>
               <w:right w:val="single" w:sz="4" w:space="0" w:color="C9CED6"/>
             </w:tcBorders>
-            <w:shd w:val="clear" w:color="auto" w:fill="F2F4F7"/>
-            <w:tcMar>
-              <w:top w:w="60" w:type="dxa"/>
-              <w:left w:w="100" w:type="dxa"/>
-              <w:bottom w:w="60" w:type="dxa"/>
-              <w:right w:w="100" w:type="dxa"/>
-            </w:tcMar>
-          </w:tcPr>
-          <w:p>
-            <w:pPr>
-              <w:rPr>
-                <w:rFonts w:ascii="Calibri" w:hAnsi="Calibri" w:cs="Calibri"/>
-                <w:sz w:val="20"/>
-                <w:szCs w:val="20"/>
-              </w:rPr>
-            </w:pPr>
-            <w:r>
-              <w:rPr>
-                <w:rFonts w:ascii="Calibri" w:eastAsia="Arial" w:hAnsi="Calibri" w:cs="Calibri"/>
+            <w:shd w:val="clear" w:color="auto" w:fill="auto"/>
+            <w:tcMar>
+              <w:top w:w="60" w:type="dxa"/>
+              <w:left w:w="100" w:type="dxa"/>
+              <w:bottom w:w="60" w:type="dxa"/>
+              <w:right w:w="100" w:type="dxa"/>
+            </w:tcMar>
+          </w:tcPr>
+          <w:p>
+            <w:pPr>
+              <w:rPr>
+                <w:rFonts w:cs="Calibri"/>
+                <w:sz w:val="20"/>
+                <w:szCs w:val="20"/>
+              </w:rPr>
+            </w:pPr>
+            <w:r>
+              <w:rPr>
+                <w:rFonts w:eastAsia="Arial" w:cs="Calibri"/>
                 <w:sz w:val="20"/>
                 <w:szCs w:val="20"/>
               </w:rPr>
@@ -1364,25 +1323,25 @@
               <w:bottom w:val="single" w:sz="4" w:space="0" w:color="C9CED6"/>
               <w:right w:val="single" w:sz="4" w:space="0" w:color="C9CED6"/>
             </w:tcBorders>
-            <w:shd w:val="clear" w:color="auto" w:fill="F2F4F7"/>
-            <w:tcMar>
-              <w:top w:w="60" w:type="dxa"/>
-              <w:left w:w="100" w:type="dxa"/>
-              <w:bottom w:w="60" w:type="dxa"/>
-              <w:right w:w="100" w:type="dxa"/>
-            </w:tcMar>
-          </w:tcPr>
-          <w:p>
-            <w:pPr>
-              <w:rPr>
-                <w:rFonts w:ascii="Calibri" w:hAnsi="Calibri" w:cs="Calibri"/>
-                <w:sz w:val="20"/>
-                <w:szCs w:val="20"/>
-              </w:rPr>
-            </w:pPr>
-            <w:r>
-              <w:rPr>
-                <w:rFonts w:ascii="Calibri" w:eastAsia="Arial" w:hAnsi="Calibri" w:cs="Calibri"/>
+            <w:shd w:val="clear" w:color="auto" w:fill="auto"/>
+            <w:tcMar>
+              <w:top w:w="60" w:type="dxa"/>
+              <w:left w:w="100" w:type="dxa"/>
+              <w:bottom w:w="60" w:type="dxa"/>
+              <w:right w:w="100" w:type="dxa"/>
+            </w:tcMar>
+          </w:tcPr>
+          <w:p>
+            <w:pPr>
+              <w:rPr>
+                <w:rFonts w:cs="Calibri"/>
+                <w:sz w:val="20"/>
+                <w:szCs w:val="20"/>
+              </w:rPr>
+            </w:pPr>
+            <w:r>
+              <w:rPr>
+                <w:rFonts w:eastAsia="Arial" w:cs="Calibri"/>
                 <w:sz w:val="20"/>
                 <w:szCs w:val="20"/>
               </w:rPr>
@@ -1399,25 +1358,25 @@
               <w:bottom w:val="single" w:sz="4" w:space="0" w:color="C9CED6"/>
               <w:right w:val="single" w:sz="4" w:space="0" w:color="C9CED6"/>
             </w:tcBorders>
-            <w:shd w:val="clear" w:color="auto" w:fill="F2F4F7"/>
-            <w:tcMar>
-              <w:top w:w="60" w:type="dxa"/>
-              <w:left w:w="100" w:type="dxa"/>
-              <w:bottom w:w="60" w:type="dxa"/>
-              <w:right w:w="100" w:type="dxa"/>
-            </w:tcMar>
-          </w:tcPr>
-          <w:p>
-            <w:pPr>
-              <w:rPr>
-                <w:rFonts w:ascii="Calibri" w:hAnsi="Calibri" w:cs="Calibri"/>
-                <w:sz w:val="20"/>
-                <w:szCs w:val="20"/>
-              </w:rPr>
-            </w:pPr>
-            <w:r>
-              <w:rPr>
-                <w:rFonts w:ascii="Calibri" w:eastAsia="Arial" w:hAnsi="Calibri" w:cs="Calibri"/>
+            <w:shd w:val="clear" w:color="auto" w:fill="auto"/>
+            <w:tcMar>
+              <w:top w:w="60" w:type="dxa"/>
+              <w:left w:w="100" w:type="dxa"/>
+              <w:bottom w:w="60" w:type="dxa"/>
+              <w:right w:w="100" w:type="dxa"/>
+            </w:tcMar>
+          </w:tcPr>
+          <w:p>
+            <w:pPr>
+              <w:rPr>
+                <w:rFonts w:cs="Calibri"/>
+                <w:sz w:val="20"/>
+                <w:szCs w:val="20"/>
+              </w:rPr>
+            </w:pPr>
+            <w:r>
+              <w:rPr>
+                <w:rFonts w:eastAsia="Arial" w:cs="Calibri"/>
                 <w:sz w:val="20"/>
                 <w:szCs w:val="20"/>
               </w:rPr>
@@ -1486,14 +1445,14 @@
           <w:p>
             <w:pPr>
               <w:rPr>
-                <w:rFonts w:ascii="Calibri" w:hAnsi="Calibri" w:cs="Calibri"/>
-                <w:sz w:val="20"/>
-                <w:szCs w:val="20"/>
-              </w:rPr>
-            </w:pPr>
-            <w:r>
-              <w:rPr>
-                <w:rFonts w:ascii="Calibri" w:eastAsia="Arial" w:hAnsi="Calibri" w:cs="Calibri"/>
+                <w:rFonts w:cs="Calibri"/>
+                <w:sz w:val="20"/>
+                <w:szCs w:val="20"/>
+              </w:rPr>
+            </w:pPr>
+            <w:r>
+              <w:rPr>
+                <w:rFonts w:eastAsia="Arial" w:cs="Calibri"/>
                 <w:b/>
                 <w:bCs/>
                 <w:sz w:val="20"/>
@@ -1522,14 +1481,14 @@
           <w:p>
             <w:pPr>
               <w:rPr>
-                <w:rFonts w:ascii="Calibri" w:hAnsi="Calibri" w:cs="Calibri"/>
-                <w:sz w:val="20"/>
-                <w:szCs w:val="20"/>
-              </w:rPr>
-            </w:pPr>
-            <w:r>
-              <w:rPr>
-                <w:rFonts w:ascii="Calibri" w:eastAsia="Arial" w:hAnsi="Calibri" w:cs="Calibri"/>
+                <w:rFonts w:cs="Calibri"/>
+                <w:sz w:val="20"/>
+                <w:szCs w:val="20"/>
+              </w:rPr>
+            </w:pPr>
+            <w:r>
+              <w:rPr>
+                <w:rFonts w:eastAsia="Arial" w:cs="Calibri"/>
                 <w:sz w:val="20"/>
                 <w:szCs w:val="20"/>
               </w:rPr>
@@ -1562,14 +1521,14 @@
           <w:p>
             <w:pPr>
               <w:rPr>
-                <w:rFonts w:ascii="Calibri" w:hAnsi="Calibri" w:cs="Calibri"/>
-                <w:sz w:val="20"/>
-                <w:szCs w:val="20"/>
-              </w:rPr>
-            </w:pPr>
-            <w:r>
-              <w:rPr>
-                <w:rFonts w:ascii="Calibri" w:eastAsia="Arial" w:hAnsi="Calibri" w:cs="Calibri"/>
+                <w:rFonts w:cs="Calibri"/>
+                <w:sz w:val="20"/>
+                <w:szCs w:val="20"/>
+              </w:rPr>
+            </w:pPr>
+            <w:r>
+              <w:rPr>
+                <w:rFonts w:eastAsia="Arial" w:cs="Calibri"/>
                 <w:b/>
                 <w:bCs/>
                 <w:sz w:val="20"/>
@@ -1598,14 +1557,14 @@
           <w:p>
             <w:pPr>
               <w:rPr>
-                <w:rFonts w:ascii="Calibri" w:hAnsi="Calibri" w:cs="Calibri"/>
-                <w:sz w:val="20"/>
-                <w:szCs w:val="20"/>
-              </w:rPr>
-            </w:pPr>
-            <w:r>
-              <w:rPr>
-                <w:rFonts w:ascii="Calibri" w:eastAsia="Arial" w:hAnsi="Calibri" w:cs="Calibri"/>
+                <w:rFonts w:cs="Calibri"/>
+                <w:sz w:val="20"/>
+                <w:szCs w:val="20"/>
+              </w:rPr>
+            </w:pPr>
+            <w:r>
+              <w:rPr>
+                <w:rFonts w:eastAsia="Arial" w:cs="Calibri"/>
                 <w:sz w:val="20"/>
                 <w:szCs w:val="20"/>
               </w:rPr>
@@ -1638,14 +1597,14 @@
           <w:p>
             <w:pPr>
               <w:rPr>
-                <w:rFonts w:ascii="Calibri" w:hAnsi="Calibri" w:cs="Calibri"/>
-                <w:sz w:val="20"/>
-                <w:szCs w:val="20"/>
-              </w:rPr>
-            </w:pPr>
-            <w:r>
-              <w:rPr>
-                <w:rFonts w:ascii="Calibri" w:eastAsia="Arial" w:hAnsi="Calibri" w:cs="Calibri"/>
+                <w:rFonts w:cs="Calibri"/>
+                <w:sz w:val="20"/>
+                <w:szCs w:val="20"/>
+              </w:rPr>
+            </w:pPr>
+            <w:r>
+              <w:rPr>
+                <w:rFonts w:eastAsia="Arial" w:cs="Calibri"/>
                 <w:b/>
                 <w:bCs/>
                 <w:sz w:val="20"/>
@@ -1679,14 +1638,14 @@
                 <w:numId w:val="8"/>
               </w:numPr>
               <w:rPr>
-                <w:rFonts w:ascii="Calibri" w:eastAsia="Arial" w:hAnsi="Calibri" w:cs="Calibri"/>
-                <w:sz w:val="20"/>
-                <w:szCs w:val="20"/>
-              </w:rPr>
-            </w:pPr>
-            <w:r>
-              <w:rPr>
-                <w:rFonts w:ascii="Calibri" w:eastAsia="Arial" w:hAnsi="Calibri" w:cs="Calibri"/>
+                <w:rFonts w:eastAsia="Arial" w:cs="Calibri"/>
+                <w:sz w:val="20"/>
+                <w:szCs w:val="20"/>
+              </w:rPr>
+            </w:pPr>
+            <w:r>
+              <w:rPr>
+                <w:rFonts w:eastAsia="Arial" w:cs="Calibri"/>
                 <w:sz w:val="20"/>
                 <w:szCs w:val="20"/>
               </w:rPr>
@@ -1701,14 +1660,14 @@
                 <w:numId w:val="8"/>
               </w:numPr>
               <w:rPr>
-                <w:rFonts w:ascii="Calibri" w:eastAsia="Arial" w:hAnsi="Calibri" w:cs="Calibri"/>
-                <w:sz w:val="20"/>
-                <w:szCs w:val="20"/>
-              </w:rPr>
-            </w:pPr>
-            <w:r>
-              <w:rPr>
-                <w:rFonts w:ascii="Calibri" w:eastAsia="Arial" w:hAnsi="Calibri" w:cs="Calibri"/>
+                <w:rFonts w:eastAsia="Arial" w:cs="Calibri"/>
+                <w:sz w:val="20"/>
+                <w:szCs w:val="20"/>
+              </w:rPr>
+            </w:pPr>
+            <w:r>
+              <w:rPr>
+                <w:rFonts w:eastAsia="Arial" w:cs="Calibri"/>
                 <w:sz w:val="20"/>
                 <w:szCs w:val="20"/>
               </w:rPr>
@@ -1723,14 +1682,14 @@
                 <w:numId w:val="8"/>
               </w:numPr>
               <w:rPr>
-                <w:rFonts w:ascii="Calibri" w:eastAsia="Arial" w:hAnsi="Calibri" w:cs="Calibri"/>
-                <w:sz w:val="20"/>
-                <w:szCs w:val="20"/>
-              </w:rPr>
-            </w:pPr>
-            <w:r>
-              <w:rPr>
-                <w:rFonts w:ascii="Calibri" w:eastAsia="Arial" w:hAnsi="Calibri" w:cs="Calibri"/>
+                <w:rFonts w:eastAsia="Arial" w:cs="Calibri"/>
+                <w:sz w:val="20"/>
+                <w:szCs w:val="20"/>
+              </w:rPr>
+            </w:pPr>
+            <w:r>
+              <w:rPr>
+                <w:rFonts w:eastAsia="Arial" w:cs="Calibri"/>
                 <w:sz w:val="20"/>
                 <w:szCs w:val="20"/>
               </w:rPr>
@@ -1745,14 +1704,14 @@
                 <w:numId w:val="8"/>
               </w:numPr>
               <w:rPr>
-                <w:rFonts w:ascii="Calibri" w:hAnsi="Calibri" w:cs="Calibri"/>
-                <w:sz w:val="20"/>
-                <w:szCs w:val="20"/>
-              </w:rPr>
-            </w:pPr>
-            <w:r>
-              <w:rPr>
-                <w:rFonts w:ascii="Calibri" w:eastAsia="Arial" w:hAnsi="Calibri" w:cs="Calibri"/>
+                <w:rFonts w:cs="Calibri"/>
+                <w:sz w:val="20"/>
+                <w:szCs w:val="20"/>
+              </w:rPr>
+            </w:pPr>
+            <w:r>
+              <w:rPr>
+                <w:rFonts w:eastAsia="Arial" w:cs="Calibri"/>
                 <w:sz w:val="20"/>
                 <w:szCs w:val="20"/>
               </w:rPr>
@@ -1785,14 +1744,14 @@
           <w:p>
             <w:pPr>
               <w:rPr>
-                <w:rFonts w:ascii="Calibri" w:hAnsi="Calibri" w:cs="Calibri"/>
-                <w:sz w:val="20"/>
-                <w:szCs w:val="20"/>
-              </w:rPr>
-            </w:pPr>
-            <w:r>
-              <w:rPr>
-                <w:rFonts w:ascii="Calibri" w:eastAsia="Arial" w:hAnsi="Calibri" w:cs="Calibri"/>
+                <w:rFonts w:cs="Calibri"/>
+                <w:sz w:val="20"/>
+                <w:szCs w:val="20"/>
+              </w:rPr>
+            </w:pPr>
+            <w:r>
+              <w:rPr>
+                <w:rFonts w:eastAsia="Arial" w:cs="Calibri"/>
                 <w:b/>
                 <w:bCs/>
                 <w:sz w:val="20"/>
@@ -1821,14 +1780,14 @@
           <w:p>
             <w:pPr>
               <w:rPr>
-                <w:rFonts w:ascii="Calibri" w:hAnsi="Calibri" w:cs="Calibri"/>
-                <w:sz w:val="20"/>
-                <w:szCs w:val="20"/>
-              </w:rPr>
-            </w:pPr>
-            <w:r>
-              <w:rPr>
-                <w:rFonts w:ascii="Calibri" w:eastAsia="Arial" w:hAnsi="Calibri" w:cs="Calibri"/>
+                <w:rFonts w:cs="Calibri"/>
+                <w:sz w:val="20"/>
+                <w:szCs w:val="20"/>
+              </w:rPr>
+            </w:pPr>
+            <w:r>
+              <w:rPr>
+                <w:rFonts w:eastAsia="Arial" w:cs="Calibri"/>
                 <w:sz w:val="20"/>
                 <w:szCs w:val="20"/>
               </w:rPr>
@@ -1861,14 +1820,14 @@
           <w:p>
             <w:pPr>
               <w:rPr>
-                <w:rFonts w:ascii="Calibri" w:hAnsi="Calibri" w:cs="Calibri"/>
-                <w:sz w:val="20"/>
-                <w:szCs w:val="20"/>
-              </w:rPr>
-            </w:pPr>
-            <w:r>
-              <w:rPr>
-                <w:rFonts w:ascii="Calibri" w:eastAsia="Arial" w:hAnsi="Calibri" w:cs="Calibri"/>
+                <w:rFonts w:cs="Calibri"/>
+                <w:sz w:val="20"/>
+                <w:szCs w:val="20"/>
+              </w:rPr>
+            </w:pPr>
+            <w:r>
+              <w:rPr>
+                <w:rFonts w:eastAsia="Arial" w:cs="Calibri"/>
                 <w:b/>
                 <w:bCs/>
                 <w:sz w:val="20"/>
@@ -1897,14 +1856,14 @@
           <w:p>
             <w:pPr>
               <w:rPr>
-                <w:rFonts w:ascii="Calibri" w:hAnsi="Calibri" w:cs="Calibri"/>
-                <w:sz w:val="20"/>
-                <w:szCs w:val="20"/>
-              </w:rPr>
-            </w:pPr>
-            <w:r>
-              <w:rPr>
-                <w:rFonts w:ascii="Calibri" w:eastAsia="Arial" w:hAnsi="Calibri" w:cs="Calibri"/>
+                <w:rFonts w:cs="Calibri"/>
+                <w:sz w:val="20"/>
+                <w:szCs w:val="20"/>
+              </w:rPr>
+            </w:pPr>
+            <w:r>
+              <w:rPr>
+                <w:rFonts w:eastAsia="Arial" w:cs="Calibri"/>
                 <w:sz w:val="20"/>
                 <w:szCs w:val="20"/>
               </w:rPr>
@@ -1912,7 +1871,7 @@
             </w:r>
             <w:r>
               <w:rPr>
-                <w:rFonts w:ascii="Calibri" w:eastAsia="Arial" w:hAnsi="Calibri" w:cs="Calibri"/>
+                <w:rFonts w:eastAsia="Arial" w:cs="Calibri"/>
                 <w:sz w:val="20"/>
                 <w:szCs w:val="20"/>
               </w:rPr>
@@ -1925,8 +1884,7 @@
     <w:p>
       <w:pPr>
         <w:rPr>
-          <w:rFonts w:ascii="Calibri" w:hAnsi="Calibri" w:cs="Calibri"/>
-          <w:sz w:val="21"/>
+          <w:rFonts w:cs="Calibri"/>
           <w:szCs w:val="21"/>
         </w:rPr>
       </w:pPr>
@@ -1934,21 +1892,19 @@
     <w:p>
       <w:pPr>
         <w:rPr>
-          <w:rFonts w:ascii="Calibri" w:hAnsi="Calibri" w:cs="Calibri"/>
+          <w:rFonts w:cs="Calibri"/>
           <w:b/>
           <w:bCs/>
           <w:color w:val="002060"/>
-          <w:sz w:val="21"/>
           <w:szCs w:val="21"/>
         </w:rPr>
       </w:pPr>
       <w:r>
         <w:rPr>
-          <w:rFonts w:ascii="Calibri" w:hAnsi="Calibri" w:cs="Calibri"/>
+          <w:rFonts w:cs="Calibri"/>
           <w:b/>
           <w:bCs/>
           <w:color w:val="002060"/>
-          <w:sz w:val="21"/>
           <w:szCs w:val="21"/>
         </w:rPr>
         <w:t>Qué funcionó</w:t>
@@ -1963,15 +1919,13 @@
         </w:numPr>
         <w:jc w:val="both"/>
         <w:rPr>
-          <w:rFonts w:ascii="Calibri" w:hAnsi="Calibri" w:cs="Calibri"/>
-          <w:sz w:val="21"/>
+          <w:rFonts w:cs="Calibri"/>
           <w:szCs w:val="21"/>
         </w:rPr>
       </w:pPr>
       <w:r>
         <w:rPr>
-          <w:rFonts w:ascii="Calibri" w:hAnsi="Calibri" w:cs="Calibri"/>
-          <w:sz w:val="21"/>
+          <w:rFonts w:cs="Calibri"/>
           <w:szCs w:val="21"/>
         </w:rPr>
         <w:t>El modelo separa lo planificado de lo real, y los índices únicos parciales evitan duplicados sin lógica extra.</w:t>
@@ -1986,31 +1940,27 @@
         </w:numPr>
         <w:jc w:val="both"/>
         <w:rPr>
-          <w:rFonts w:ascii="Calibri" w:hAnsi="Calibri" w:cs="Calibri"/>
-          <w:sz w:val="21"/>
+          <w:rFonts w:cs="Calibri"/>
           <w:szCs w:val="21"/>
         </w:rPr>
       </w:pPr>
       <w:r>
         <w:rPr>
-          <w:rFonts w:ascii="Calibri" w:hAnsi="Calibri" w:cs="Calibri"/>
-          <w:sz w:val="21"/>
+          <w:rFonts w:cs="Calibri"/>
           <w:szCs w:val="21"/>
         </w:rPr>
         <w:t>La regla de "No disponible" quedó en el backend, así n</w:t>
       </w:r>
       <w:r>
         <w:rPr>
-          <w:rFonts w:ascii="Calibri" w:hAnsi="Calibri" w:cs="Calibri"/>
-          <w:sz w:val="21"/>
+          <w:rFonts w:cs="Calibri"/>
           <w:szCs w:val="21"/>
         </w:rPr>
         <w:t>adie</w:t>
       </w:r>
       <w:r>
         <w:rPr>
-          <w:rFonts w:ascii="Calibri" w:hAnsi="Calibri" w:cs="Calibri"/>
-          <w:sz w:val="21"/>
+          <w:rFonts w:cs="Calibri"/>
           <w:szCs w:val="21"/>
         </w:rPr>
         <w:t xml:space="preserve"> puede saltársela (RF-10, RNF-04).</w:t>
@@ -2025,15 +1975,13 @@
         </w:numPr>
         <w:jc w:val="both"/>
         <w:rPr>
-          <w:rFonts w:ascii="Calibri" w:hAnsi="Calibri" w:cs="Calibri"/>
-          <w:sz w:val="21"/>
+          <w:rFonts w:cs="Calibri"/>
           <w:szCs w:val="21"/>
         </w:rPr>
       </w:pPr>
       <w:r>
         <w:rPr>
-          <w:rFonts w:ascii="Calibri" w:hAnsi="Calibri" w:cs="Calibri"/>
-          <w:sz w:val="21"/>
+          <w:rFonts w:cs="Calibri"/>
           <w:szCs w:val="21"/>
         </w:rPr>
         <w:t>El historial de disponibilidad se diseñó como registro de eventos, lo que después permitió el análisis de agotamientos.</w:t>
@@ -2042,21 +1990,19 @@
     <w:p>
       <w:pPr>
         <w:rPr>
-          <w:rFonts w:ascii="Calibri" w:hAnsi="Calibri" w:cs="Calibri"/>
+          <w:rFonts w:cs="Calibri"/>
           <w:b/>
           <w:bCs/>
           <w:color w:val="002060"/>
-          <w:sz w:val="21"/>
           <w:szCs w:val="21"/>
         </w:rPr>
       </w:pPr>
       <w:r>
         <w:rPr>
-          <w:rFonts w:ascii="Calibri" w:hAnsi="Calibri" w:cs="Calibri"/>
+          <w:rFonts w:cs="Calibri"/>
           <w:b/>
           <w:bCs/>
           <w:color w:val="002060"/>
-          <w:sz w:val="21"/>
           <w:szCs w:val="21"/>
         </w:rPr>
         <w:t>Qué no funcionó</w:t>
@@ -2071,15 +2017,13 @@
         </w:numPr>
         <w:jc w:val="both"/>
         <w:rPr>
-          <w:rFonts w:ascii="Calibri" w:hAnsi="Calibri" w:cs="Calibri"/>
-          <w:sz w:val="21"/>
+          <w:rFonts w:cs="Calibri"/>
           <w:szCs w:val="21"/>
         </w:rPr>
       </w:pPr>
       <w:r>
         <w:rPr>
-          <w:rFonts w:ascii="Calibri" w:hAnsi="Calibri" w:cs="Calibri"/>
-          <w:sz w:val="21"/>
+          <w:rFonts w:cs="Calibri"/>
           <w:szCs w:val="21"/>
         </w:rPr>
         <w:t>El Plan de Pruebas dejó los casos del Sprint 2 como "Pendiente" y no se ejecutaron al cerrar el sprint.</w:t>
@@ -2094,15 +2038,13 @@
         </w:numPr>
         <w:jc w:val="both"/>
         <w:rPr>
-          <w:rFonts w:ascii="Calibri" w:hAnsi="Calibri" w:cs="Calibri"/>
-          <w:sz w:val="21"/>
+          <w:rFonts w:cs="Calibri"/>
           <w:szCs w:val="21"/>
         </w:rPr>
       </w:pPr>
       <w:r>
         <w:rPr>
-          <w:rFonts w:ascii="Calibri" w:hAnsi="Calibri" w:cs="Calibri"/>
-          <w:sz w:val="21"/>
+          <w:rFonts w:cs="Calibri"/>
           <w:szCs w:val="21"/>
         </w:rPr>
         <w:t>No había forma de corregir un menú mal planificado: no se podía quitar un componente ni despublicar un menú.</w:t>
@@ -2117,15 +2059,13 @@
         </w:numPr>
         <w:jc w:val="both"/>
         <w:rPr>
-          <w:rFonts w:ascii="Calibri" w:hAnsi="Calibri" w:cs="Calibri"/>
-          <w:sz w:val="21"/>
+          <w:rFonts w:cs="Calibri"/>
           <w:szCs w:val="21"/>
         </w:rPr>
       </w:pPr>
       <w:r>
         <w:rPr>
-          <w:rFonts w:ascii="Calibri" w:hAnsi="Calibri" w:cs="Calibri"/>
-          <w:sz w:val="21"/>
+          <w:rFonts w:cs="Calibri"/>
           <w:szCs w:val="21"/>
         </w:rPr>
         <w:t>El compromiso de usar Jest en este sprint no se cumplió.</w:t>
@@ -2134,21 +2074,19 @@
     <w:p>
       <w:pPr>
         <w:rPr>
-          <w:rFonts w:ascii="Calibri" w:hAnsi="Calibri" w:cs="Calibri"/>
+          <w:rFonts w:cs="Calibri"/>
           <w:b/>
           <w:bCs/>
           <w:color w:val="002060"/>
-          <w:sz w:val="21"/>
           <w:szCs w:val="21"/>
         </w:rPr>
       </w:pPr>
       <w:r>
         <w:rPr>
-          <w:rFonts w:ascii="Calibri" w:hAnsi="Calibri" w:cs="Calibri"/>
+          <w:rFonts w:cs="Calibri"/>
           <w:b/>
           <w:bCs/>
           <w:color w:val="002060"/>
-          <w:sz w:val="21"/>
           <w:szCs w:val="21"/>
         </w:rPr>
         <w:t>Acciones acordadas</w:t>
@@ -2204,14 +2142,14 @@
           <w:p>
             <w:pPr>
               <w:rPr>
-                <w:rFonts w:ascii="Calibri" w:hAnsi="Calibri" w:cs="Calibri"/>
-                <w:sz w:val="20"/>
-                <w:szCs w:val="20"/>
-              </w:rPr>
-            </w:pPr>
-            <w:r>
-              <w:rPr>
-                <w:rFonts w:ascii="Calibri" w:eastAsia="Arial" w:hAnsi="Calibri" w:cs="Calibri"/>
+                <w:rFonts w:cs="Calibri"/>
+                <w:sz w:val="20"/>
+                <w:szCs w:val="20"/>
+              </w:rPr>
+            </w:pPr>
+            <w:r>
+              <w:rPr>
+                <w:rFonts w:eastAsia="Arial" w:cs="Calibri"/>
                 <w:b/>
                 <w:bCs/>
                 <w:color w:val="FFFFFF"/>
@@ -2242,14 +2180,14 @@
           <w:p>
             <w:pPr>
               <w:rPr>
-                <w:rFonts w:ascii="Calibri" w:hAnsi="Calibri" w:cs="Calibri"/>
-                <w:sz w:val="20"/>
-                <w:szCs w:val="20"/>
-              </w:rPr>
-            </w:pPr>
-            <w:r>
-              <w:rPr>
-                <w:rFonts w:ascii="Calibri" w:eastAsia="Arial" w:hAnsi="Calibri" w:cs="Calibri"/>
+                <w:rFonts w:cs="Calibri"/>
+                <w:sz w:val="20"/>
+                <w:szCs w:val="20"/>
+              </w:rPr>
+            </w:pPr>
+            <w:r>
+              <w:rPr>
+                <w:rFonts w:eastAsia="Arial" w:cs="Calibri"/>
                 <w:b/>
                 <w:bCs/>
                 <w:color w:val="FFFFFF"/>
@@ -2280,14 +2218,14 @@
           <w:p>
             <w:pPr>
               <w:rPr>
-                <w:rFonts w:ascii="Calibri" w:hAnsi="Calibri" w:cs="Calibri"/>
-                <w:sz w:val="20"/>
-                <w:szCs w:val="20"/>
-              </w:rPr>
-            </w:pPr>
-            <w:r>
-              <w:rPr>
-                <w:rFonts w:ascii="Calibri" w:eastAsia="Arial" w:hAnsi="Calibri" w:cs="Calibri"/>
+                <w:rFonts w:cs="Calibri"/>
+                <w:sz w:val="20"/>
+                <w:szCs w:val="20"/>
+              </w:rPr>
+            </w:pPr>
+            <w:r>
+              <w:rPr>
+                <w:rFonts w:eastAsia="Arial" w:cs="Calibri"/>
                 <w:b/>
                 <w:bCs/>
                 <w:color w:val="FFFFFF"/>
@@ -2318,14 +2256,14 @@
           <w:p>
             <w:pPr>
               <w:rPr>
-                <w:rFonts w:ascii="Calibri" w:hAnsi="Calibri" w:cs="Calibri"/>
-                <w:sz w:val="20"/>
-                <w:szCs w:val="20"/>
-              </w:rPr>
-            </w:pPr>
-            <w:r>
-              <w:rPr>
-                <w:rFonts w:ascii="Calibri" w:eastAsia="Arial" w:hAnsi="Calibri" w:cs="Calibri"/>
+                <w:rFonts w:cs="Calibri"/>
+                <w:sz w:val="20"/>
+                <w:szCs w:val="20"/>
+              </w:rPr>
+            </w:pPr>
+            <w:r>
+              <w:rPr>
+                <w:rFonts w:eastAsia="Arial" w:cs="Calibri"/>
                 <w:b/>
                 <w:bCs/>
                 <w:color w:val="FFFFFF"/>
@@ -2351,24 +2289,25 @@
               <w:bottom w:val="single" w:sz="4" w:space="0" w:color="C9CED6"/>
               <w:right w:val="single" w:sz="4" w:space="0" w:color="C9CED6"/>
             </w:tcBorders>
-            <w:tcMar>
-              <w:top w:w="60" w:type="dxa"/>
-              <w:left w:w="100" w:type="dxa"/>
-              <w:bottom w:w="60" w:type="dxa"/>
-              <w:right w:w="100" w:type="dxa"/>
-            </w:tcMar>
-          </w:tcPr>
-          <w:p>
-            <w:pPr>
-              <w:rPr>
-                <w:rFonts w:ascii="Calibri" w:hAnsi="Calibri" w:cs="Calibri"/>
-                <w:sz w:val="20"/>
-                <w:szCs w:val="20"/>
-              </w:rPr>
-            </w:pPr>
-            <w:r>
-              <w:rPr>
-                <w:rFonts w:ascii="Calibri" w:eastAsia="Arial" w:hAnsi="Calibri" w:cs="Calibri"/>
+            <w:shd w:val="clear" w:color="auto" w:fill="auto"/>
+            <w:tcMar>
+              <w:top w:w="60" w:type="dxa"/>
+              <w:left w:w="100" w:type="dxa"/>
+              <w:bottom w:w="60" w:type="dxa"/>
+              <w:right w:w="100" w:type="dxa"/>
+            </w:tcMar>
+          </w:tcPr>
+          <w:p>
+            <w:pPr>
+              <w:rPr>
+                <w:rFonts w:cs="Calibri"/>
+                <w:sz w:val="20"/>
+                <w:szCs w:val="20"/>
+              </w:rPr>
+            </w:pPr>
+            <w:r>
+              <w:rPr>
+                <w:rFonts w:eastAsia="Arial" w:cs="Calibri"/>
                 <w:sz w:val="20"/>
                 <w:szCs w:val="20"/>
               </w:rPr>
@@ -2385,24 +2324,25 @@
               <w:bottom w:val="single" w:sz="4" w:space="0" w:color="C9CED6"/>
               <w:right w:val="single" w:sz="4" w:space="0" w:color="C9CED6"/>
             </w:tcBorders>
-            <w:tcMar>
-              <w:top w:w="60" w:type="dxa"/>
-              <w:left w:w="100" w:type="dxa"/>
-              <w:bottom w:w="60" w:type="dxa"/>
-              <w:right w:w="100" w:type="dxa"/>
-            </w:tcMar>
-          </w:tcPr>
-          <w:p>
-            <w:pPr>
-              <w:rPr>
-                <w:rFonts w:ascii="Calibri" w:hAnsi="Calibri" w:cs="Calibri"/>
-                <w:sz w:val="20"/>
-                <w:szCs w:val="20"/>
-              </w:rPr>
-            </w:pPr>
-            <w:r>
-              <w:rPr>
-                <w:rFonts w:ascii="Calibri" w:eastAsia="Arial" w:hAnsi="Calibri" w:cs="Calibri"/>
+            <w:shd w:val="clear" w:color="auto" w:fill="auto"/>
+            <w:tcMar>
+              <w:top w:w="60" w:type="dxa"/>
+              <w:left w:w="100" w:type="dxa"/>
+              <w:bottom w:w="60" w:type="dxa"/>
+              <w:right w:w="100" w:type="dxa"/>
+            </w:tcMar>
+          </w:tcPr>
+          <w:p>
+            <w:pPr>
+              <w:rPr>
+                <w:rFonts w:cs="Calibri"/>
+                <w:sz w:val="20"/>
+                <w:szCs w:val="20"/>
+              </w:rPr>
+            </w:pPr>
+            <w:r>
+              <w:rPr>
+                <w:rFonts w:eastAsia="Arial" w:cs="Calibri"/>
                 <w:sz w:val="20"/>
                 <w:szCs w:val="20"/>
               </w:rPr>
@@ -2419,24 +2359,25 @@
               <w:bottom w:val="single" w:sz="4" w:space="0" w:color="C9CED6"/>
               <w:right w:val="single" w:sz="4" w:space="0" w:color="C9CED6"/>
             </w:tcBorders>
-            <w:tcMar>
-              <w:top w:w="60" w:type="dxa"/>
-              <w:left w:w="100" w:type="dxa"/>
-              <w:bottom w:w="60" w:type="dxa"/>
-              <w:right w:w="100" w:type="dxa"/>
-            </w:tcMar>
-          </w:tcPr>
-          <w:p>
-            <w:pPr>
-              <w:rPr>
-                <w:rFonts w:ascii="Calibri" w:hAnsi="Calibri" w:cs="Calibri"/>
-                <w:sz w:val="20"/>
-                <w:szCs w:val="20"/>
-              </w:rPr>
-            </w:pPr>
-            <w:r>
-              <w:rPr>
-                <w:rFonts w:ascii="Calibri" w:eastAsia="Arial" w:hAnsi="Calibri" w:cs="Calibri"/>
+            <w:shd w:val="clear" w:color="auto" w:fill="auto"/>
+            <w:tcMar>
+              <w:top w:w="60" w:type="dxa"/>
+              <w:left w:w="100" w:type="dxa"/>
+              <w:bottom w:w="60" w:type="dxa"/>
+              <w:right w:w="100" w:type="dxa"/>
+            </w:tcMar>
+          </w:tcPr>
+          <w:p>
+            <w:pPr>
+              <w:rPr>
+                <w:rFonts w:cs="Calibri"/>
+                <w:sz w:val="20"/>
+                <w:szCs w:val="20"/>
+              </w:rPr>
+            </w:pPr>
+            <w:r>
+              <w:rPr>
+                <w:rFonts w:eastAsia="Arial" w:cs="Calibri"/>
                 <w:sz w:val="20"/>
                 <w:szCs w:val="20"/>
               </w:rPr>
@@ -2453,24 +2394,25 @@
               <w:bottom w:val="single" w:sz="4" w:space="0" w:color="C9CED6"/>
               <w:right w:val="single" w:sz="4" w:space="0" w:color="C9CED6"/>
             </w:tcBorders>
-            <w:tcMar>
-              <w:top w:w="60" w:type="dxa"/>
-              <w:left w:w="100" w:type="dxa"/>
-              <w:bottom w:w="60" w:type="dxa"/>
-              <w:right w:w="100" w:type="dxa"/>
-            </w:tcMar>
-          </w:tcPr>
-          <w:p>
-            <w:pPr>
-              <w:rPr>
-                <w:rFonts w:ascii="Calibri" w:hAnsi="Calibri" w:cs="Calibri"/>
-                <w:sz w:val="20"/>
-                <w:szCs w:val="20"/>
-              </w:rPr>
-            </w:pPr>
-            <w:r>
-              <w:rPr>
-                <w:rFonts w:ascii="Calibri" w:eastAsia="Arial" w:hAnsi="Calibri" w:cs="Calibri"/>
+            <w:shd w:val="clear" w:color="auto" w:fill="auto"/>
+            <w:tcMar>
+              <w:top w:w="60" w:type="dxa"/>
+              <w:left w:w="100" w:type="dxa"/>
+              <w:bottom w:w="60" w:type="dxa"/>
+              <w:right w:w="100" w:type="dxa"/>
+            </w:tcMar>
+          </w:tcPr>
+          <w:p>
+            <w:pPr>
+              <w:rPr>
+                <w:rFonts w:cs="Calibri"/>
+                <w:sz w:val="20"/>
+                <w:szCs w:val="20"/>
+              </w:rPr>
+            </w:pPr>
+            <w:r>
+              <w:rPr>
+                <w:rFonts w:eastAsia="Arial" w:cs="Calibri"/>
                 <w:sz w:val="20"/>
                 <w:szCs w:val="20"/>
               </w:rPr>
@@ -2493,25 +2435,25 @@
               <w:bottom w:val="single" w:sz="4" w:space="0" w:color="C9CED6"/>
               <w:right w:val="single" w:sz="4" w:space="0" w:color="C9CED6"/>
             </w:tcBorders>
-            <w:shd w:val="clear" w:color="auto" w:fill="F2F4F7"/>
-            <w:tcMar>
-              <w:top w:w="60" w:type="dxa"/>
-              <w:left w:w="100" w:type="dxa"/>
-              <w:bottom w:w="60" w:type="dxa"/>
-              <w:right w:w="100" w:type="dxa"/>
-            </w:tcMar>
-          </w:tcPr>
-          <w:p>
-            <w:pPr>
-              <w:rPr>
-                <w:rFonts w:ascii="Calibri" w:hAnsi="Calibri" w:cs="Calibri"/>
-                <w:sz w:val="20"/>
-                <w:szCs w:val="20"/>
-              </w:rPr>
-            </w:pPr>
-            <w:r>
-              <w:rPr>
-                <w:rFonts w:ascii="Calibri" w:eastAsia="Arial" w:hAnsi="Calibri" w:cs="Calibri"/>
+            <w:shd w:val="clear" w:color="auto" w:fill="auto"/>
+            <w:tcMar>
+              <w:top w:w="60" w:type="dxa"/>
+              <w:left w:w="100" w:type="dxa"/>
+              <w:bottom w:w="60" w:type="dxa"/>
+              <w:right w:w="100" w:type="dxa"/>
+            </w:tcMar>
+          </w:tcPr>
+          <w:p>
+            <w:pPr>
+              <w:rPr>
+                <w:rFonts w:cs="Calibri"/>
+                <w:sz w:val="20"/>
+                <w:szCs w:val="20"/>
+              </w:rPr>
+            </w:pPr>
+            <w:r>
+              <w:rPr>
+                <w:rFonts w:eastAsia="Arial" w:cs="Calibri"/>
                 <w:sz w:val="20"/>
                 <w:szCs w:val="20"/>
               </w:rPr>
@@ -2528,25 +2470,25 @@
               <w:bottom w:val="single" w:sz="4" w:space="0" w:color="C9CED6"/>
               <w:right w:val="single" w:sz="4" w:space="0" w:color="C9CED6"/>
             </w:tcBorders>
-            <w:shd w:val="clear" w:color="auto" w:fill="F2F4F7"/>
-            <w:tcMar>
-              <w:top w:w="60" w:type="dxa"/>
-              <w:left w:w="100" w:type="dxa"/>
-              <w:bottom w:w="60" w:type="dxa"/>
-              <w:right w:w="100" w:type="dxa"/>
-            </w:tcMar>
-          </w:tcPr>
-          <w:p>
-            <w:pPr>
-              <w:rPr>
-                <w:rFonts w:ascii="Calibri" w:hAnsi="Calibri" w:cs="Calibri"/>
-                <w:sz w:val="20"/>
-                <w:szCs w:val="20"/>
-              </w:rPr>
-            </w:pPr>
-            <w:r>
-              <w:rPr>
-                <w:rFonts w:ascii="Calibri" w:eastAsia="Arial" w:hAnsi="Calibri" w:cs="Calibri"/>
+            <w:shd w:val="clear" w:color="auto" w:fill="auto"/>
+            <w:tcMar>
+              <w:top w:w="60" w:type="dxa"/>
+              <w:left w:w="100" w:type="dxa"/>
+              <w:bottom w:w="60" w:type="dxa"/>
+              <w:right w:w="100" w:type="dxa"/>
+            </w:tcMar>
+          </w:tcPr>
+          <w:p>
+            <w:pPr>
+              <w:rPr>
+                <w:rFonts w:cs="Calibri"/>
+                <w:sz w:val="20"/>
+                <w:szCs w:val="20"/>
+              </w:rPr>
+            </w:pPr>
+            <w:r>
+              <w:rPr>
+                <w:rFonts w:eastAsia="Arial" w:cs="Calibri"/>
                 <w:sz w:val="20"/>
                 <w:szCs w:val="20"/>
               </w:rPr>
@@ -2563,25 +2505,25 @@
               <w:bottom w:val="single" w:sz="4" w:space="0" w:color="C9CED6"/>
               <w:right w:val="single" w:sz="4" w:space="0" w:color="C9CED6"/>
             </w:tcBorders>
-            <w:shd w:val="clear" w:color="auto" w:fill="F2F4F7"/>
-            <w:tcMar>
-              <w:top w:w="60" w:type="dxa"/>
-              <w:left w:w="100" w:type="dxa"/>
-              <w:bottom w:w="60" w:type="dxa"/>
-              <w:right w:w="100" w:type="dxa"/>
-            </w:tcMar>
-          </w:tcPr>
-          <w:p>
-            <w:pPr>
-              <w:rPr>
-                <w:rFonts w:ascii="Calibri" w:hAnsi="Calibri" w:cs="Calibri"/>
-                <w:sz w:val="20"/>
-                <w:szCs w:val="20"/>
-              </w:rPr>
-            </w:pPr>
-            <w:r>
-              <w:rPr>
-                <w:rFonts w:ascii="Calibri" w:eastAsia="Arial" w:hAnsi="Calibri" w:cs="Calibri"/>
+            <w:shd w:val="clear" w:color="auto" w:fill="auto"/>
+            <w:tcMar>
+              <w:top w:w="60" w:type="dxa"/>
+              <w:left w:w="100" w:type="dxa"/>
+              <w:bottom w:w="60" w:type="dxa"/>
+              <w:right w:w="100" w:type="dxa"/>
+            </w:tcMar>
+          </w:tcPr>
+          <w:p>
+            <w:pPr>
+              <w:rPr>
+                <w:rFonts w:cs="Calibri"/>
+                <w:sz w:val="20"/>
+                <w:szCs w:val="20"/>
+              </w:rPr>
+            </w:pPr>
+            <w:r>
+              <w:rPr>
+                <w:rFonts w:eastAsia="Arial" w:cs="Calibri"/>
                 <w:sz w:val="20"/>
                 <w:szCs w:val="20"/>
               </w:rPr>
@@ -2598,25 +2540,25 @@
               <w:bottom w:val="single" w:sz="4" w:space="0" w:color="C9CED6"/>
               <w:right w:val="single" w:sz="4" w:space="0" w:color="C9CED6"/>
             </w:tcBorders>
-            <w:shd w:val="clear" w:color="auto" w:fill="F2F4F7"/>
-            <w:tcMar>
-              <w:top w:w="60" w:type="dxa"/>
-              <w:left w:w="100" w:type="dxa"/>
-              <w:bottom w:w="60" w:type="dxa"/>
-              <w:right w:w="100" w:type="dxa"/>
-            </w:tcMar>
-          </w:tcPr>
-          <w:p>
-            <w:pPr>
-              <w:rPr>
-                <w:rFonts w:ascii="Calibri" w:hAnsi="Calibri" w:cs="Calibri"/>
-                <w:sz w:val="20"/>
-                <w:szCs w:val="20"/>
-              </w:rPr>
-            </w:pPr>
-            <w:r>
-              <w:rPr>
-                <w:rFonts w:ascii="Calibri" w:eastAsia="Arial" w:hAnsi="Calibri" w:cs="Calibri"/>
+            <w:shd w:val="clear" w:color="auto" w:fill="auto"/>
+            <w:tcMar>
+              <w:top w:w="60" w:type="dxa"/>
+              <w:left w:w="100" w:type="dxa"/>
+              <w:bottom w:w="60" w:type="dxa"/>
+              <w:right w:w="100" w:type="dxa"/>
+            </w:tcMar>
+          </w:tcPr>
+          <w:p>
+            <w:pPr>
+              <w:rPr>
+                <w:rFonts w:cs="Calibri"/>
+                <w:sz w:val="20"/>
+                <w:szCs w:val="20"/>
+              </w:rPr>
+            </w:pPr>
+            <w:r>
+              <w:rPr>
+                <w:rFonts w:eastAsia="Arial" w:cs="Calibri"/>
                 <w:sz w:val="20"/>
                 <w:szCs w:val="20"/>
               </w:rPr>
@@ -2689,14 +2631,14 @@
           <w:p>
             <w:pPr>
               <w:rPr>
-                <w:rFonts w:ascii="Calibri" w:hAnsi="Calibri" w:cs="Calibri"/>
-                <w:sz w:val="20"/>
-                <w:szCs w:val="20"/>
-              </w:rPr>
-            </w:pPr>
-            <w:r>
-              <w:rPr>
-                <w:rFonts w:ascii="Calibri" w:eastAsia="Arial" w:hAnsi="Calibri" w:cs="Calibri"/>
+                <w:rFonts w:cs="Calibri"/>
+                <w:sz w:val="20"/>
+                <w:szCs w:val="20"/>
+              </w:rPr>
+            </w:pPr>
+            <w:r>
+              <w:rPr>
+                <w:rFonts w:eastAsia="Arial" w:cs="Calibri"/>
                 <w:b/>
                 <w:bCs/>
                 <w:sz w:val="20"/>
@@ -2725,14 +2667,14 @@
           <w:p>
             <w:pPr>
               <w:rPr>
-                <w:rFonts w:ascii="Calibri" w:hAnsi="Calibri" w:cs="Calibri"/>
-                <w:sz w:val="20"/>
-                <w:szCs w:val="20"/>
-              </w:rPr>
-            </w:pPr>
-            <w:r>
-              <w:rPr>
-                <w:rFonts w:ascii="Calibri" w:eastAsia="Arial" w:hAnsi="Calibri" w:cs="Calibri"/>
+                <w:rFonts w:cs="Calibri"/>
+                <w:sz w:val="20"/>
+                <w:szCs w:val="20"/>
+              </w:rPr>
+            </w:pPr>
+            <w:r>
+              <w:rPr>
+                <w:rFonts w:eastAsia="Arial" w:cs="Calibri"/>
                 <w:sz w:val="20"/>
                 <w:szCs w:val="20"/>
               </w:rPr>
@@ -2766,14 +2708,14 @@
           <w:p>
             <w:pPr>
               <w:rPr>
-                <w:rFonts w:ascii="Calibri" w:hAnsi="Calibri" w:cs="Calibri"/>
-                <w:sz w:val="20"/>
-                <w:szCs w:val="20"/>
-              </w:rPr>
-            </w:pPr>
-            <w:r>
-              <w:rPr>
-                <w:rFonts w:ascii="Calibri" w:eastAsia="Arial" w:hAnsi="Calibri" w:cs="Calibri"/>
+                <w:rFonts w:cs="Calibri"/>
+                <w:sz w:val="20"/>
+                <w:szCs w:val="20"/>
+              </w:rPr>
+            </w:pPr>
+            <w:r>
+              <w:rPr>
+                <w:rFonts w:eastAsia="Arial" w:cs="Calibri"/>
                 <w:b/>
                 <w:bCs/>
                 <w:sz w:val="20"/>
@@ -2802,14 +2744,14 @@
           <w:p>
             <w:pPr>
               <w:rPr>
-                <w:rFonts w:ascii="Calibri" w:hAnsi="Calibri" w:cs="Calibri"/>
-                <w:sz w:val="20"/>
-                <w:szCs w:val="20"/>
-              </w:rPr>
-            </w:pPr>
-            <w:r>
-              <w:rPr>
-                <w:rFonts w:ascii="Calibri" w:eastAsia="Arial" w:hAnsi="Calibri" w:cs="Calibri"/>
+                <w:rFonts w:cs="Calibri"/>
+                <w:sz w:val="20"/>
+                <w:szCs w:val="20"/>
+              </w:rPr>
+            </w:pPr>
+            <w:r>
+              <w:rPr>
+                <w:rFonts w:eastAsia="Arial" w:cs="Calibri"/>
                 <w:sz w:val="20"/>
                 <w:szCs w:val="20"/>
               </w:rPr>
@@ -2843,14 +2785,14 @@
           <w:p>
             <w:pPr>
               <w:rPr>
-                <w:rFonts w:ascii="Calibri" w:hAnsi="Calibri" w:cs="Calibri"/>
-                <w:sz w:val="20"/>
-                <w:szCs w:val="20"/>
-              </w:rPr>
-            </w:pPr>
-            <w:r>
-              <w:rPr>
-                <w:rFonts w:ascii="Calibri" w:eastAsia="Arial" w:hAnsi="Calibri" w:cs="Calibri"/>
+                <w:rFonts w:cs="Calibri"/>
+                <w:sz w:val="20"/>
+                <w:szCs w:val="20"/>
+              </w:rPr>
+            </w:pPr>
+            <w:r>
+              <w:rPr>
+                <w:rFonts w:eastAsia="Arial" w:cs="Calibri"/>
                 <w:b/>
                 <w:bCs/>
                 <w:sz w:val="20"/>
@@ -2884,14 +2826,14 @@
                 <w:numId w:val="12"/>
               </w:numPr>
               <w:rPr>
-                <w:rFonts w:ascii="Calibri" w:hAnsi="Calibri" w:cs="Calibri"/>
-                <w:sz w:val="20"/>
-                <w:szCs w:val="20"/>
-              </w:rPr>
-            </w:pPr>
-            <w:r>
-              <w:rPr>
-                <w:rFonts w:ascii="Calibri" w:eastAsia="Arial" w:hAnsi="Calibri" w:cs="Calibri"/>
+                <w:rFonts w:cs="Calibri"/>
+                <w:sz w:val="20"/>
+                <w:szCs w:val="20"/>
+              </w:rPr>
+            </w:pPr>
+            <w:r>
+              <w:rPr>
+                <w:rFonts w:eastAsia="Arial" w:cs="Calibri"/>
                 <w:sz w:val="20"/>
                 <w:szCs w:val="20"/>
               </w:rPr>
@@ -2925,14 +2867,14 @@
           <w:p>
             <w:pPr>
               <w:rPr>
-                <w:rFonts w:ascii="Calibri" w:hAnsi="Calibri" w:cs="Calibri"/>
-                <w:sz w:val="20"/>
-                <w:szCs w:val="20"/>
-              </w:rPr>
-            </w:pPr>
-            <w:r>
-              <w:rPr>
-                <w:rFonts w:ascii="Calibri" w:eastAsia="Arial" w:hAnsi="Calibri" w:cs="Calibri"/>
+                <w:rFonts w:cs="Calibri"/>
+                <w:sz w:val="20"/>
+                <w:szCs w:val="20"/>
+              </w:rPr>
+            </w:pPr>
+            <w:r>
+              <w:rPr>
+                <w:rFonts w:eastAsia="Arial" w:cs="Calibri"/>
                 <w:b/>
                 <w:bCs/>
                 <w:sz w:val="20"/>
@@ -2961,14 +2903,14 @@
           <w:p>
             <w:pPr>
               <w:rPr>
-                <w:rFonts w:ascii="Calibri" w:hAnsi="Calibri" w:cs="Calibri"/>
-                <w:sz w:val="20"/>
-                <w:szCs w:val="20"/>
-              </w:rPr>
-            </w:pPr>
-            <w:r>
-              <w:rPr>
-                <w:rFonts w:ascii="Calibri" w:eastAsia="Arial" w:hAnsi="Calibri" w:cs="Calibri"/>
+                <w:rFonts w:cs="Calibri"/>
+                <w:sz w:val="20"/>
+                <w:szCs w:val="20"/>
+              </w:rPr>
+            </w:pPr>
+            <w:r>
+              <w:rPr>
+                <w:rFonts w:eastAsia="Arial" w:cs="Calibri"/>
                 <w:sz w:val="20"/>
                 <w:szCs w:val="20"/>
               </w:rPr>
@@ -3002,14 +2944,14 @@
           <w:p>
             <w:pPr>
               <w:rPr>
-                <w:rFonts w:ascii="Calibri" w:hAnsi="Calibri" w:cs="Calibri"/>
-                <w:sz w:val="20"/>
-                <w:szCs w:val="20"/>
-              </w:rPr>
-            </w:pPr>
-            <w:r>
-              <w:rPr>
-                <w:rFonts w:ascii="Calibri" w:eastAsia="Arial" w:hAnsi="Calibri" w:cs="Calibri"/>
+                <w:rFonts w:cs="Calibri"/>
+                <w:sz w:val="20"/>
+                <w:szCs w:val="20"/>
+              </w:rPr>
+            </w:pPr>
+            <w:r>
+              <w:rPr>
+                <w:rFonts w:eastAsia="Arial" w:cs="Calibri"/>
                 <w:b/>
                 <w:bCs/>
                 <w:sz w:val="20"/>
@@ -3038,14 +2980,14 @@
           <w:p>
             <w:pPr>
               <w:rPr>
-                <w:rFonts w:ascii="Calibri" w:hAnsi="Calibri" w:cs="Calibri"/>
-                <w:sz w:val="20"/>
-                <w:szCs w:val="20"/>
-              </w:rPr>
-            </w:pPr>
-            <w:r>
-              <w:rPr>
-                <w:rFonts w:ascii="Calibri" w:eastAsia="Arial" w:hAnsi="Calibri" w:cs="Calibri"/>
+                <w:rFonts w:cs="Calibri"/>
+                <w:sz w:val="20"/>
+                <w:szCs w:val="20"/>
+              </w:rPr>
+            </w:pPr>
+            <w:r>
+              <w:rPr>
+                <w:rFonts w:eastAsia="Arial" w:cs="Calibri"/>
                 <w:sz w:val="20"/>
                 <w:szCs w:val="20"/>
               </w:rPr>
@@ -3053,7 +2995,7 @@
             </w:r>
             <w:r>
               <w:rPr>
-                <w:rFonts w:ascii="Calibri" w:eastAsia="Arial" w:hAnsi="Calibri" w:cs="Calibri"/>
+                <w:rFonts w:eastAsia="Arial" w:cs="Calibri"/>
                 <w:sz w:val="20"/>
                 <w:szCs w:val="20"/>
               </w:rPr>
@@ -3066,8 +3008,7 @@
     <w:p>
       <w:pPr>
         <w:rPr>
-          <w:rFonts w:ascii="Calibri" w:hAnsi="Calibri" w:cs="Calibri"/>
-          <w:sz w:val="21"/>
+          <w:rFonts w:cs="Calibri"/>
           <w:szCs w:val="21"/>
         </w:rPr>
       </w:pPr>
@@ -3075,21 +3016,19 @@
     <w:p>
       <w:pPr>
         <w:rPr>
-          <w:rFonts w:ascii="Calibri" w:hAnsi="Calibri" w:cs="Calibri"/>
+          <w:rFonts w:cs="Calibri"/>
           <w:b/>
           <w:bCs/>
           <w:color w:val="002060"/>
-          <w:sz w:val="21"/>
           <w:szCs w:val="21"/>
         </w:rPr>
       </w:pPr>
       <w:r>
         <w:rPr>
-          <w:rFonts w:ascii="Calibri" w:hAnsi="Calibri" w:cs="Calibri"/>
+          <w:rFonts w:cs="Calibri"/>
           <w:b/>
           <w:bCs/>
           <w:color w:val="002060"/>
-          <w:sz w:val="21"/>
           <w:szCs w:val="21"/>
         </w:rPr>
         <w:t>Qué funcionó</w:t>
@@ -3104,15 +3043,13 @@
         </w:numPr>
         <w:jc w:val="both"/>
         <w:rPr>
-          <w:rFonts w:ascii="Calibri" w:hAnsi="Calibri" w:cs="Calibri"/>
-          <w:sz w:val="21"/>
+          <w:rFonts w:cs="Calibri"/>
           <w:szCs w:val="21"/>
         </w:rPr>
       </w:pPr>
       <w:r>
         <w:rPr>
-          <w:rFonts w:ascii="Calibri" w:hAnsi="Calibri" w:cs="Calibri"/>
-          <w:sz w:val="21"/>
+          <w:rFonts w:cs="Calibri"/>
           <w:szCs w:val="21"/>
         </w:rPr>
         <w:t>El estado de disponibilidad se guarda como un registro nuevo en cada cambio, con usuario y hora (RNF-08).</w:t>
@@ -3127,15 +3064,13 @@
         </w:numPr>
         <w:jc w:val="both"/>
         <w:rPr>
-          <w:rFonts w:ascii="Calibri" w:hAnsi="Calibri" w:cs="Calibri"/>
-          <w:sz w:val="21"/>
+          <w:rFonts w:cs="Calibri"/>
           <w:szCs w:val="21"/>
         </w:rPr>
       </w:pPr>
       <w:r>
         <w:rPr>
-          <w:rFonts w:ascii="Calibri" w:hAnsi="Calibri" w:cs="Calibri"/>
-          <w:sz w:val="21"/>
+          <w:rFonts w:cs="Calibri"/>
           <w:szCs w:val="21"/>
         </w:rPr>
         <w:t>Una cuenta desactivada pierde el acceso al instante, aunque tenga un token vigente.</w:t>
@@ -3150,15 +3085,13 @@
         </w:numPr>
         <w:jc w:val="both"/>
         <w:rPr>
-          <w:rFonts w:ascii="Calibri" w:hAnsi="Calibri" w:cs="Calibri"/>
-          <w:sz w:val="21"/>
+          <w:rFonts w:cs="Calibri"/>
           <w:szCs w:val="21"/>
         </w:rPr>
       </w:pPr>
       <w:r>
         <w:rPr>
-          <w:rFonts w:ascii="Calibri" w:hAnsi="Calibri" w:cs="Calibri"/>
-          <w:sz w:val="21"/>
+          <w:rFonts w:cs="Calibri"/>
           <w:szCs w:val="21"/>
         </w:rPr>
         <w:t>Los datos simulados quedan marcados en la base y el panel de análisis avisa cuando los usa.</w:t>
@@ -3173,15 +3106,13 @@
         </w:numPr>
         <w:jc w:val="both"/>
         <w:rPr>
-          <w:rFonts w:ascii="Calibri" w:hAnsi="Calibri" w:cs="Calibri"/>
-          <w:sz w:val="21"/>
+          <w:rFonts w:cs="Calibri"/>
           <w:szCs w:val="21"/>
         </w:rPr>
       </w:pPr>
       <w:r>
         <w:rPr>
-          <w:rFonts w:ascii="Calibri" w:hAnsi="Calibri" w:cs="Calibri"/>
-          <w:sz w:val="21"/>
+          <w:rFonts w:cs="Calibri"/>
           <w:szCs w:val="21"/>
         </w:rPr>
         <w:t>El script de datos simulados se puede repetir y se puede limpiar sin tocar datos reales.</w:t>
@@ -3190,21 +3121,19 @@
     <w:p>
       <w:pPr>
         <w:rPr>
-          <w:rFonts w:ascii="Calibri" w:hAnsi="Calibri" w:cs="Calibri"/>
+          <w:rFonts w:cs="Calibri"/>
           <w:b/>
           <w:bCs/>
           <w:color w:val="002060"/>
-          <w:sz w:val="21"/>
           <w:szCs w:val="21"/>
         </w:rPr>
       </w:pPr>
       <w:r>
         <w:rPr>
-          <w:rFonts w:ascii="Calibri" w:hAnsi="Calibri" w:cs="Calibri"/>
+          <w:rFonts w:cs="Calibri"/>
           <w:b/>
           <w:bCs/>
           <w:color w:val="002060"/>
-          <w:sz w:val="21"/>
           <w:szCs w:val="21"/>
         </w:rPr>
         <w:t>Qué no funcionó</w:t>
@@ -3219,15 +3148,13 @@
         </w:numPr>
         <w:jc w:val="both"/>
         <w:rPr>
-          <w:rFonts w:ascii="Calibri" w:hAnsi="Calibri" w:cs="Calibri"/>
-          <w:sz w:val="21"/>
+          <w:rFonts w:cs="Calibri"/>
           <w:szCs w:val="21"/>
         </w:rPr>
       </w:pPr>
       <w:r>
         <w:rPr>
-          <w:rFonts w:ascii="Calibri" w:hAnsi="Calibri" w:cs="Calibri"/>
-          <w:sz w:val="21"/>
+          <w:rFonts w:cs="Calibri"/>
           <w:szCs w:val="21"/>
         </w:rPr>
         <w:t>Dos errores de fechas aparecieron en demostraciones: el "hoy" saltaba al día siguiente después de las 21:00 (INC-06) y las tildes se corrompían por la codificación de psql en Windows.</w:t>
@@ -3242,15 +3169,13 @@
         </w:numPr>
         <w:jc w:val="both"/>
         <w:rPr>
-          <w:rFonts w:ascii="Calibri" w:hAnsi="Calibri" w:cs="Calibri"/>
-          <w:sz w:val="21"/>
+          <w:rFonts w:cs="Calibri"/>
           <w:szCs w:val="21"/>
         </w:rPr>
       </w:pPr>
       <w:r>
         <w:rPr>
-          <w:rFonts w:ascii="Calibri" w:hAnsi="Calibri" w:cs="Calibri"/>
-          <w:sz w:val="21"/>
+          <w:rFonts w:cs="Calibri"/>
           <w:szCs w:val="21"/>
         </w:rPr>
         <w:t>El cambio de roles (el Personal Casino ya no edita el catálogo) se decidió sin registrarlo a tiempo, y el README quedó diciendo que HU-06 y HU-07 estaban pendientes.</w:t>
@@ -3265,15 +3190,13 @@
         </w:numPr>
         <w:jc w:val="both"/>
         <w:rPr>
-          <w:rFonts w:ascii="Calibri" w:hAnsi="Calibri" w:cs="Calibri"/>
-          <w:sz w:val="21"/>
+          <w:rFonts w:cs="Calibri"/>
           <w:szCs w:val="21"/>
         </w:rPr>
       </w:pPr>
       <w:r>
         <w:rPr>
-          <w:rFonts w:ascii="Calibri" w:hAnsi="Calibri" w:cs="Calibri"/>
-          <w:sz w:val="21"/>
+          <w:rFonts w:cs="Calibri"/>
           <w:szCs w:val="21"/>
         </w:rPr>
         <w:t>El reparto de commits quedó muy desigual: según el escaneo de la coordinación, 35 commits de una integrante y 4 del otro.</w:t>
@@ -3288,15 +3211,13 @@
         </w:numPr>
         <w:jc w:val="both"/>
         <w:rPr>
-          <w:rFonts w:ascii="Calibri" w:hAnsi="Calibri" w:cs="Calibri"/>
-          <w:sz w:val="21"/>
+          <w:rFonts w:cs="Calibri"/>
           <w:szCs w:val="21"/>
         </w:rPr>
       </w:pPr>
       <w:r>
         <w:rPr>
-          <w:rFonts w:ascii="Calibri" w:hAnsi="Calibri" w:cs="Calibri"/>
-          <w:sz w:val="21"/>
+          <w:rFonts w:cs="Calibri"/>
           <w:szCs w:val="21"/>
         </w:rPr>
         <w:t>No se redactaron actas de las retrospectivas de los sprints anteriores.</w:t>
@@ -3305,21 +3226,19 @@
     <w:p>
       <w:pPr>
         <w:rPr>
-          <w:rFonts w:ascii="Calibri" w:hAnsi="Calibri" w:cs="Calibri"/>
+          <w:rFonts w:cs="Calibri"/>
           <w:b/>
           <w:bCs/>
           <w:color w:val="002060"/>
-          <w:sz w:val="21"/>
           <w:szCs w:val="21"/>
         </w:rPr>
       </w:pPr>
       <w:r>
         <w:rPr>
-          <w:rFonts w:ascii="Calibri" w:hAnsi="Calibri" w:cs="Calibri"/>
+          <w:rFonts w:cs="Calibri"/>
           <w:b/>
           <w:bCs/>
           <w:color w:val="002060"/>
-          <w:sz w:val="21"/>
           <w:szCs w:val="21"/>
         </w:rPr>
         <w:t>Acciones acordadas</w:t>
@@ -3345,10 +3264,10 @@
         <w:tblLook w:val="04A0" w:firstRow="1" w:lastRow="0" w:firstColumn="1" w:lastColumn="0" w:noHBand="0" w:noVBand="1"/>
       </w:tblPr>
       <w:tblGrid>
-        <w:gridCol w:w="4678"/>
-        <w:gridCol w:w="1276"/>
+        <w:gridCol w:w="4111"/>
+        <w:gridCol w:w="1418"/>
         <w:gridCol w:w="1134"/>
-        <w:gridCol w:w="2977"/>
+        <w:gridCol w:w="3402"/>
       </w:tblGrid>
       <w:tr>
         <w:trPr>
@@ -3358,7 +3277,7 @@
         </w:trPr>
         <w:tc>
           <w:tcPr>
-            <w:tcW w:w="4678" w:type="dxa"/>
+            <w:tcW w:w="4111" w:type="dxa"/>
             <w:tcBorders>
               <w:top w:val="single" w:sz="4" w:space="0" w:color="C9CED6"/>
               <w:left w:val="single" w:sz="4" w:space="0" w:color="C9CED6"/>
@@ -3376,14 +3295,14 @@
           <w:p>
             <w:pPr>
               <w:rPr>
-                <w:rFonts w:ascii="Calibri" w:hAnsi="Calibri" w:cs="Calibri"/>
-                <w:sz w:val="20"/>
-                <w:szCs w:val="20"/>
-              </w:rPr>
-            </w:pPr>
-            <w:r>
-              <w:rPr>
-                <w:rFonts w:ascii="Calibri" w:eastAsia="Arial" w:hAnsi="Calibri" w:cs="Calibri"/>
+                <w:rFonts w:cs="Calibri"/>
+                <w:sz w:val="20"/>
+                <w:szCs w:val="20"/>
+              </w:rPr>
+            </w:pPr>
+            <w:r>
+              <w:rPr>
+                <w:rFonts w:eastAsia="Arial" w:cs="Calibri"/>
                 <w:b/>
                 <w:bCs/>
                 <w:color w:val="FFFFFF"/>
@@ -3396,7 +3315,7 @@
         </w:tc>
         <w:tc>
           <w:tcPr>
-            <w:tcW w:w="1276" w:type="dxa"/>
+            <w:tcW w:w="1418" w:type="dxa"/>
             <w:tcBorders>
               <w:top w:val="single" w:sz="4" w:space="0" w:color="C9CED6"/>
               <w:left w:val="single" w:sz="4" w:space="0" w:color="C9CED6"/>
@@ -3414,14 +3333,14 @@
           <w:p>
             <w:pPr>
               <w:rPr>
-                <w:rFonts w:ascii="Calibri" w:hAnsi="Calibri" w:cs="Calibri"/>
-                <w:sz w:val="20"/>
-                <w:szCs w:val="20"/>
-              </w:rPr>
-            </w:pPr>
-            <w:r>
-              <w:rPr>
-                <w:rFonts w:ascii="Calibri" w:eastAsia="Arial" w:hAnsi="Calibri" w:cs="Calibri"/>
+                <w:rFonts w:cs="Calibri"/>
+                <w:sz w:val="20"/>
+                <w:szCs w:val="20"/>
+              </w:rPr>
+            </w:pPr>
+            <w:r>
+              <w:rPr>
+                <w:rFonts w:eastAsia="Arial" w:cs="Calibri"/>
                 <w:b/>
                 <w:bCs/>
                 <w:color w:val="FFFFFF"/>
@@ -3452,14 +3371,14 @@
           <w:p>
             <w:pPr>
               <w:rPr>
-                <w:rFonts w:ascii="Calibri" w:hAnsi="Calibri" w:cs="Calibri"/>
-                <w:sz w:val="20"/>
-                <w:szCs w:val="20"/>
-              </w:rPr>
-            </w:pPr>
-            <w:r>
-              <w:rPr>
-                <w:rFonts w:ascii="Calibri" w:eastAsia="Arial" w:hAnsi="Calibri" w:cs="Calibri"/>
+                <w:rFonts w:cs="Calibri"/>
+                <w:sz w:val="20"/>
+                <w:szCs w:val="20"/>
+              </w:rPr>
+            </w:pPr>
+            <w:r>
+              <w:rPr>
+                <w:rFonts w:eastAsia="Arial" w:cs="Calibri"/>
                 <w:b/>
                 <w:bCs/>
                 <w:color w:val="FFFFFF"/>
@@ -3472,7 +3391,7 @@
         </w:tc>
         <w:tc>
           <w:tcPr>
-            <w:tcW w:w="2977" w:type="dxa"/>
+            <w:tcW w:w="3402" w:type="dxa"/>
             <w:tcBorders>
               <w:top w:val="single" w:sz="4" w:space="0" w:color="C9CED6"/>
               <w:left w:val="single" w:sz="4" w:space="0" w:color="C9CED6"/>
@@ -3490,14 +3409,14 @@
           <w:p>
             <w:pPr>
               <w:rPr>
-                <w:rFonts w:ascii="Calibri" w:hAnsi="Calibri" w:cs="Calibri"/>
-                <w:sz w:val="20"/>
-                <w:szCs w:val="20"/>
-              </w:rPr>
-            </w:pPr>
-            <w:r>
-              <w:rPr>
-                <w:rFonts w:ascii="Calibri" w:eastAsia="Arial" w:hAnsi="Calibri" w:cs="Calibri"/>
+                <w:rFonts w:cs="Calibri"/>
+                <w:sz w:val="20"/>
+                <w:szCs w:val="20"/>
+              </w:rPr>
+            </w:pPr>
+            <w:r>
+              <w:rPr>
+                <w:rFonts w:eastAsia="Arial" w:cs="Calibri"/>
                 <w:b/>
                 <w:bCs/>
                 <w:color w:val="FFFFFF"/>
@@ -3516,31 +3435,32 @@
         </w:trPr>
         <w:tc>
           <w:tcPr>
-            <w:tcW w:w="4678" w:type="dxa"/>
-            <w:tcBorders>
-              <w:top w:val="single" w:sz="4" w:space="0" w:color="C9CED6"/>
-              <w:left w:val="single" w:sz="4" w:space="0" w:color="C9CED6"/>
-              <w:bottom w:val="single" w:sz="4" w:space="0" w:color="C9CED6"/>
-              <w:right w:val="single" w:sz="4" w:space="0" w:color="C9CED6"/>
-            </w:tcBorders>
-            <w:tcMar>
-              <w:top w:w="60" w:type="dxa"/>
-              <w:left w:w="100" w:type="dxa"/>
-              <w:bottom w:w="60" w:type="dxa"/>
-              <w:right w:w="100" w:type="dxa"/>
-            </w:tcMar>
-          </w:tcPr>
-          <w:p>
-            <w:pPr>
-              <w:rPr>
-                <w:rFonts w:ascii="Calibri" w:hAnsi="Calibri" w:cs="Calibri"/>
-                <w:sz w:val="20"/>
-                <w:szCs w:val="20"/>
-              </w:rPr>
-            </w:pPr>
-            <w:r>
-              <w:rPr>
-                <w:rFonts w:ascii="Calibri" w:eastAsia="Arial" w:hAnsi="Calibri" w:cs="Calibri"/>
+            <w:tcW w:w="4111" w:type="dxa"/>
+            <w:tcBorders>
+              <w:top w:val="single" w:sz="4" w:space="0" w:color="C9CED6"/>
+              <w:left w:val="single" w:sz="4" w:space="0" w:color="C9CED6"/>
+              <w:bottom w:val="single" w:sz="4" w:space="0" w:color="C9CED6"/>
+              <w:right w:val="single" w:sz="4" w:space="0" w:color="C9CED6"/>
+            </w:tcBorders>
+            <w:shd w:val="clear" w:color="auto" w:fill="auto"/>
+            <w:tcMar>
+              <w:top w:w="60" w:type="dxa"/>
+              <w:left w:w="100" w:type="dxa"/>
+              <w:bottom w:w="60" w:type="dxa"/>
+              <w:right w:w="100" w:type="dxa"/>
+            </w:tcMar>
+          </w:tcPr>
+          <w:p>
+            <w:pPr>
+              <w:rPr>
+                <w:rFonts w:cs="Calibri"/>
+                <w:sz w:val="20"/>
+                <w:szCs w:val="20"/>
+              </w:rPr>
+            </w:pPr>
+            <w:r>
+              <w:rPr>
+                <w:rFonts w:eastAsia="Arial" w:cs="Calibri"/>
                 <w:sz w:val="20"/>
                 <w:szCs w:val="20"/>
               </w:rPr>
@@ -3550,31 +3470,32 @@
         </w:tc>
         <w:tc>
           <w:tcPr>
-            <w:tcW w:w="1276" w:type="dxa"/>
-            <w:tcBorders>
-              <w:top w:val="single" w:sz="4" w:space="0" w:color="C9CED6"/>
-              <w:left w:val="single" w:sz="4" w:space="0" w:color="C9CED6"/>
-              <w:bottom w:val="single" w:sz="4" w:space="0" w:color="C9CED6"/>
-              <w:right w:val="single" w:sz="4" w:space="0" w:color="C9CED6"/>
-            </w:tcBorders>
-            <w:tcMar>
-              <w:top w:w="60" w:type="dxa"/>
-              <w:left w:w="100" w:type="dxa"/>
-              <w:bottom w:w="60" w:type="dxa"/>
-              <w:right w:w="100" w:type="dxa"/>
-            </w:tcMar>
-          </w:tcPr>
-          <w:p>
-            <w:pPr>
-              <w:rPr>
-                <w:rFonts w:ascii="Calibri" w:hAnsi="Calibri" w:cs="Calibri"/>
-                <w:sz w:val="20"/>
-                <w:szCs w:val="20"/>
-              </w:rPr>
-            </w:pPr>
-            <w:r>
-              <w:rPr>
-                <w:rFonts w:ascii="Calibri" w:eastAsia="Arial" w:hAnsi="Calibri" w:cs="Calibri"/>
+            <w:tcW w:w="1418" w:type="dxa"/>
+            <w:tcBorders>
+              <w:top w:val="single" w:sz="4" w:space="0" w:color="C9CED6"/>
+              <w:left w:val="single" w:sz="4" w:space="0" w:color="C9CED6"/>
+              <w:bottom w:val="single" w:sz="4" w:space="0" w:color="C9CED6"/>
+              <w:right w:val="single" w:sz="4" w:space="0" w:color="C9CED6"/>
+            </w:tcBorders>
+            <w:shd w:val="clear" w:color="auto" w:fill="auto"/>
+            <w:tcMar>
+              <w:top w:w="60" w:type="dxa"/>
+              <w:left w:w="100" w:type="dxa"/>
+              <w:bottom w:w="60" w:type="dxa"/>
+              <w:right w:w="100" w:type="dxa"/>
+            </w:tcMar>
+          </w:tcPr>
+          <w:p>
+            <w:pPr>
+              <w:rPr>
+                <w:rFonts w:cs="Calibri"/>
+                <w:sz w:val="20"/>
+                <w:szCs w:val="20"/>
+              </w:rPr>
+            </w:pPr>
+            <w:r>
+              <w:rPr>
+                <w:rFonts w:eastAsia="Arial" w:cs="Calibri"/>
                 <w:sz w:val="20"/>
                 <w:szCs w:val="20"/>
               </w:rPr>
@@ -3591,24 +3512,25 @@
               <w:bottom w:val="single" w:sz="4" w:space="0" w:color="C9CED6"/>
               <w:right w:val="single" w:sz="4" w:space="0" w:color="C9CED6"/>
             </w:tcBorders>
-            <w:tcMar>
-              <w:top w:w="60" w:type="dxa"/>
-              <w:left w:w="100" w:type="dxa"/>
-              <w:bottom w:w="60" w:type="dxa"/>
-              <w:right w:w="100" w:type="dxa"/>
-            </w:tcMar>
-          </w:tcPr>
-          <w:p>
-            <w:pPr>
-              <w:rPr>
-                <w:rFonts w:ascii="Calibri" w:hAnsi="Calibri" w:cs="Calibri"/>
-                <w:sz w:val="20"/>
-                <w:szCs w:val="20"/>
-              </w:rPr>
-            </w:pPr>
-            <w:r>
-              <w:rPr>
-                <w:rFonts w:ascii="Calibri" w:eastAsia="Arial" w:hAnsi="Calibri" w:cs="Calibri"/>
+            <w:shd w:val="clear" w:color="auto" w:fill="auto"/>
+            <w:tcMar>
+              <w:top w:w="60" w:type="dxa"/>
+              <w:left w:w="100" w:type="dxa"/>
+              <w:bottom w:w="60" w:type="dxa"/>
+              <w:right w:w="100" w:type="dxa"/>
+            </w:tcMar>
+          </w:tcPr>
+          <w:p>
+            <w:pPr>
+              <w:rPr>
+                <w:rFonts w:cs="Calibri"/>
+                <w:sz w:val="20"/>
+                <w:szCs w:val="20"/>
+              </w:rPr>
+            </w:pPr>
+            <w:r>
+              <w:rPr>
+                <w:rFonts w:eastAsia="Arial" w:cs="Calibri"/>
                 <w:sz w:val="20"/>
                 <w:szCs w:val="20"/>
               </w:rPr>
@@ -3618,31 +3540,32 @@
         </w:tc>
         <w:tc>
           <w:tcPr>
-            <w:tcW w:w="2977" w:type="dxa"/>
-            <w:tcBorders>
-              <w:top w:val="single" w:sz="4" w:space="0" w:color="C9CED6"/>
-              <w:left w:val="single" w:sz="4" w:space="0" w:color="C9CED6"/>
-              <w:bottom w:val="single" w:sz="4" w:space="0" w:color="C9CED6"/>
-              <w:right w:val="single" w:sz="4" w:space="0" w:color="C9CED6"/>
-            </w:tcBorders>
-            <w:tcMar>
-              <w:top w:w="60" w:type="dxa"/>
-              <w:left w:w="100" w:type="dxa"/>
-              <w:bottom w:w="60" w:type="dxa"/>
-              <w:right w:w="100" w:type="dxa"/>
-            </w:tcMar>
-          </w:tcPr>
-          <w:p>
-            <w:pPr>
-              <w:rPr>
-                <w:rFonts w:ascii="Calibri" w:hAnsi="Calibri" w:cs="Calibri"/>
-                <w:sz w:val="20"/>
-                <w:szCs w:val="20"/>
-              </w:rPr>
-            </w:pPr>
-            <w:r>
-              <w:rPr>
-                <w:rFonts w:ascii="Calibri" w:eastAsia="Arial" w:hAnsi="Calibri" w:cs="Calibri"/>
+            <w:tcW w:w="3402" w:type="dxa"/>
+            <w:tcBorders>
+              <w:top w:val="single" w:sz="4" w:space="0" w:color="C9CED6"/>
+              <w:left w:val="single" w:sz="4" w:space="0" w:color="C9CED6"/>
+              <w:bottom w:val="single" w:sz="4" w:space="0" w:color="C9CED6"/>
+              <w:right w:val="single" w:sz="4" w:space="0" w:color="C9CED6"/>
+            </w:tcBorders>
+            <w:shd w:val="clear" w:color="auto" w:fill="auto"/>
+            <w:tcMar>
+              <w:top w:w="60" w:type="dxa"/>
+              <w:left w:w="100" w:type="dxa"/>
+              <w:bottom w:w="60" w:type="dxa"/>
+              <w:right w:w="100" w:type="dxa"/>
+            </w:tcMar>
+          </w:tcPr>
+          <w:p>
+            <w:pPr>
+              <w:rPr>
+                <w:rFonts w:cs="Calibri"/>
+                <w:sz w:val="20"/>
+                <w:szCs w:val="20"/>
+              </w:rPr>
+            </w:pPr>
+            <w:r>
+              <w:rPr>
+                <w:rFonts w:eastAsia="Arial" w:cs="Calibri"/>
                 <w:sz w:val="20"/>
                 <w:szCs w:val="20"/>
               </w:rPr>
@@ -3658,32 +3581,32 @@
         </w:trPr>
         <w:tc>
           <w:tcPr>
-            <w:tcW w:w="4678" w:type="dxa"/>
-            <w:tcBorders>
-              <w:top w:val="single" w:sz="4" w:space="0" w:color="C9CED6"/>
-              <w:left w:val="single" w:sz="4" w:space="0" w:color="C9CED6"/>
-              <w:bottom w:val="single" w:sz="4" w:space="0" w:color="C9CED6"/>
-              <w:right w:val="single" w:sz="4" w:space="0" w:color="C9CED6"/>
-            </w:tcBorders>
-            <w:shd w:val="clear" w:color="auto" w:fill="F2F4F7"/>
-            <w:tcMar>
-              <w:top w:w="60" w:type="dxa"/>
-              <w:left w:w="100" w:type="dxa"/>
-              <w:bottom w:w="60" w:type="dxa"/>
-              <w:right w:w="100" w:type="dxa"/>
-            </w:tcMar>
-          </w:tcPr>
-          <w:p>
-            <w:pPr>
-              <w:rPr>
-                <w:rFonts w:ascii="Calibri" w:hAnsi="Calibri" w:cs="Calibri"/>
-                <w:sz w:val="20"/>
-                <w:szCs w:val="20"/>
-              </w:rPr>
-            </w:pPr>
-            <w:r>
-              <w:rPr>
-                <w:rFonts w:ascii="Calibri" w:eastAsia="Arial" w:hAnsi="Calibri" w:cs="Calibri"/>
+            <w:tcW w:w="4111" w:type="dxa"/>
+            <w:tcBorders>
+              <w:top w:val="single" w:sz="4" w:space="0" w:color="C9CED6"/>
+              <w:left w:val="single" w:sz="4" w:space="0" w:color="C9CED6"/>
+              <w:bottom w:val="single" w:sz="4" w:space="0" w:color="C9CED6"/>
+              <w:right w:val="single" w:sz="4" w:space="0" w:color="C9CED6"/>
+            </w:tcBorders>
+            <w:shd w:val="clear" w:color="auto" w:fill="auto"/>
+            <w:tcMar>
+              <w:top w:w="60" w:type="dxa"/>
+              <w:left w:w="100" w:type="dxa"/>
+              <w:bottom w:w="60" w:type="dxa"/>
+              <w:right w:w="100" w:type="dxa"/>
+            </w:tcMar>
+          </w:tcPr>
+          <w:p>
+            <w:pPr>
+              <w:rPr>
+                <w:rFonts w:cs="Calibri"/>
+                <w:sz w:val="20"/>
+                <w:szCs w:val="20"/>
+              </w:rPr>
+            </w:pPr>
+            <w:r>
+              <w:rPr>
+                <w:rFonts w:eastAsia="Arial" w:cs="Calibri"/>
                 <w:sz w:val="20"/>
                 <w:szCs w:val="20"/>
               </w:rPr>
@@ -3693,32 +3616,32 @@
         </w:tc>
         <w:tc>
           <w:tcPr>
-            <w:tcW w:w="1276" w:type="dxa"/>
-            <w:tcBorders>
-              <w:top w:val="single" w:sz="4" w:space="0" w:color="C9CED6"/>
-              <w:left w:val="single" w:sz="4" w:space="0" w:color="C9CED6"/>
-              <w:bottom w:val="single" w:sz="4" w:space="0" w:color="C9CED6"/>
-              <w:right w:val="single" w:sz="4" w:space="0" w:color="C9CED6"/>
-            </w:tcBorders>
-            <w:shd w:val="clear" w:color="auto" w:fill="F2F4F7"/>
-            <w:tcMar>
-              <w:top w:w="60" w:type="dxa"/>
-              <w:left w:w="100" w:type="dxa"/>
-              <w:bottom w:w="60" w:type="dxa"/>
-              <w:right w:w="100" w:type="dxa"/>
-            </w:tcMar>
-          </w:tcPr>
-          <w:p>
-            <w:pPr>
-              <w:rPr>
-                <w:rFonts w:ascii="Calibri" w:hAnsi="Calibri" w:cs="Calibri"/>
-                <w:sz w:val="20"/>
-                <w:szCs w:val="20"/>
-              </w:rPr>
-            </w:pPr>
-            <w:r>
-              <w:rPr>
-                <w:rFonts w:ascii="Calibri" w:eastAsia="Arial" w:hAnsi="Calibri" w:cs="Calibri"/>
+            <w:tcW w:w="1418" w:type="dxa"/>
+            <w:tcBorders>
+              <w:top w:val="single" w:sz="4" w:space="0" w:color="C9CED6"/>
+              <w:left w:val="single" w:sz="4" w:space="0" w:color="C9CED6"/>
+              <w:bottom w:val="single" w:sz="4" w:space="0" w:color="C9CED6"/>
+              <w:right w:val="single" w:sz="4" w:space="0" w:color="C9CED6"/>
+            </w:tcBorders>
+            <w:shd w:val="clear" w:color="auto" w:fill="auto"/>
+            <w:tcMar>
+              <w:top w:w="60" w:type="dxa"/>
+              <w:left w:w="100" w:type="dxa"/>
+              <w:bottom w:w="60" w:type="dxa"/>
+              <w:right w:w="100" w:type="dxa"/>
+            </w:tcMar>
+          </w:tcPr>
+          <w:p>
+            <w:pPr>
+              <w:rPr>
+                <w:rFonts w:cs="Calibri"/>
+                <w:sz w:val="20"/>
+                <w:szCs w:val="20"/>
+              </w:rPr>
+            </w:pPr>
+            <w:r>
+              <w:rPr>
+                <w:rFonts w:eastAsia="Arial" w:cs="Calibri"/>
                 <w:sz w:val="20"/>
                 <w:szCs w:val="20"/>
               </w:rPr>
@@ -3735,25 +3658,25 @@
               <w:bottom w:val="single" w:sz="4" w:space="0" w:color="C9CED6"/>
               <w:right w:val="single" w:sz="4" w:space="0" w:color="C9CED6"/>
             </w:tcBorders>
-            <w:shd w:val="clear" w:color="auto" w:fill="F2F4F7"/>
-            <w:tcMar>
-              <w:top w:w="60" w:type="dxa"/>
-              <w:left w:w="100" w:type="dxa"/>
-              <w:bottom w:w="60" w:type="dxa"/>
-              <w:right w:w="100" w:type="dxa"/>
-            </w:tcMar>
-          </w:tcPr>
-          <w:p>
-            <w:pPr>
-              <w:rPr>
-                <w:rFonts w:ascii="Calibri" w:hAnsi="Calibri" w:cs="Calibri"/>
-                <w:sz w:val="20"/>
-                <w:szCs w:val="20"/>
-              </w:rPr>
-            </w:pPr>
-            <w:r>
-              <w:rPr>
-                <w:rFonts w:ascii="Calibri" w:eastAsia="Arial" w:hAnsi="Calibri" w:cs="Calibri"/>
+            <w:shd w:val="clear" w:color="auto" w:fill="auto"/>
+            <w:tcMar>
+              <w:top w:w="60" w:type="dxa"/>
+              <w:left w:w="100" w:type="dxa"/>
+              <w:bottom w:w="60" w:type="dxa"/>
+              <w:right w:w="100" w:type="dxa"/>
+            </w:tcMar>
+          </w:tcPr>
+          <w:p>
+            <w:pPr>
+              <w:rPr>
+                <w:rFonts w:cs="Calibri"/>
+                <w:sz w:val="20"/>
+                <w:szCs w:val="20"/>
+              </w:rPr>
+            </w:pPr>
+            <w:r>
+              <w:rPr>
+                <w:rFonts w:eastAsia="Arial" w:cs="Calibri"/>
                 <w:sz w:val="20"/>
                 <w:szCs w:val="20"/>
               </w:rPr>
@@ -3763,32 +3686,32 @@
         </w:tc>
         <w:tc>
           <w:tcPr>
-            <w:tcW w:w="2977" w:type="dxa"/>
-            <w:tcBorders>
-              <w:top w:val="single" w:sz="4" w:space="0" w:color="C9CED6"/>
-              <w:left w:val="single" w:sz="4" w:space="0" w:color="C9CED6"/>
-              <w:bottom w:val="single" w:sz="4" w:space="0" w:color="C9CED6"/>
-              <w:right w:val="single" w:sz="4" w:space="0" w:color="C9CED6"/>
-            </w:tcBorders>
-            <w:shd w:val="clear" w:color="auto" w:fill="F2F4F7"/>
-            <w:tcMar>
-              <w:top w:w="60" w:type="dxa"/>
-              <w:left w:w="100" w:type="dxa"/>
-              <w:bottom w:w="60" w:type="dxa"/>
-              <w:right w:w="100" w:type="dxa"/>
-            </w:tcMar>
-          </w:tcPr>
-          <w:p>
-            <w:pPr>
-              <w:rPr>
-                <w:rFonts w:ascii="Calibri" w:hAnsi="Calibri" w:cs="Calibri"/>
-                <w:sz w:val="20"/>
-                <w:szCs w:val="20"/>
-              </w:rPr>
-            </w:pPr>
-            <w:r>
-              <w:rPr>
-                <w:rFonts w:ascii="Calibri" w:eastAsia="Arial" w:hAnsi="Calibri" w:cs="Calibri"/>
+            <w:tcW w:w="3402" w:type="dxa"/>
+            <w:tcBorders>
+              <w:top w:val="single" w:sz="4" w:space="0" w:color="C9CED6"/>
+              <w:left w:val="single" w:sz="4" w:space="0" w:color="C9CED6"/>
+              <w:bottom w:val="single" w:sz="4" w:space="0" w:color="C9CED6"/>
+              <w:right w:val="single" w:sz="4" w:space="0" w:color="C9CED6"/>
+            </w:tcBorders>
+            <w:shd w:val="clear" w:color="auto" w:fill="auto"/>
+            <w:tcMar>
+              <w:top w:w="60" w:type="dxa"/>
+              <w:left w:w="100" w:type="dxa"/>
+              <w:bottom w:w="60" w:type="dxa"/>
+              <w:right w:w="100" w:type="dxa"/>
+            </w:tcMar>
+          </w:tcPr>
+          <w:p>
+            <w:pPr>
+              <w:rPr>
+                <w:rFonts w:cs="Calibri"/>
+                <w:sz w:val="20"/>
+                <w:szCs w:val="20"/>
+              </w:rPr>
+            </w:pPr>
+            <w:r>
+              <w:rPr>
+                <w:rFonts w:eastAsia="Arial" w:cs="Calibri"/>
                 <w:sz w:val="20"/>
                 <w:szCs w:val="20"/>
               </w:rPr>
@@ -3804,31 +3727,32 @@
         </w:trPr>
         <w:tc>
           <w:tcPr>
-            <w:tcW w:w="4678" w:type="dxa"/>
-            <w:tcBorders>
-              <w:top w:val="single" w:sz="4" w:space="0" w:color="C9CED6"/>
-              <w:left w:val="single" w:sz="4" w:space="0" w:color="C9CED6"/>
-              <w:bottom w:val="single" w:sz="4" w:space="0" w:color="C9CED6"/>
-              <w:right w:val="single" w:sz="4" w:space="0" w:color="C9CED6"/>
-            </w:tcBorders>
-            <w:tcMar>
-              <w:top w:w="60" w:type="dxa"/>
-              <w:left w:w="100" w:type="dxa"/>
-              <w:bottom w:w="60" w:type="dxa"/>
-              <w:right w:w="100" w:type="dxa"/>
-            </w:tcMar>
-          </w:tcPr>
-          <w:p>
-            <w:pPr>
-              <w:rPr>
-                <w:rFonts w:ascii="Calibri" w:hAnsi="Calibri" w:cs="Calibri"/>
-                <w:sz w:val="20"/>
-                <w:szCs w:val="20"/>
-              </w:rPr>
-            </w:pPr>
-            <w:r>
-              <w:rPr>
-                <w:rFonts w:ascii="Calibri" w:eastAsia="Arial" w:hAnsi="Calibri" w:cs="Calibri"/>
+            <w:tcW w:w="4111" w:type="dxa"/>
+            <w:tcBorders>
+              <w:top w:val="single" w:sz="4" w:space="0" w:color="C9CED6"/>
+              <w:left w:val="single" w:sz="4" w:space="0" w:color="C9CED6"/>
+              <w:bottom w:val="single" w:sz="4" w:space="0" w:color="C9CED6"/>
+              <w:right w:val="single" w:sz="4" w:space="0" w:color="C9CED6"/>
+            </w:tcBorders>
+            <w:shd w:val="clear" w:color="auto" w:fill="auto"/>
+            <w:tcMar>
+              <w:top w:w="60" w:type="dxa"/>
+              <w:left w:w="100" w:type="dxa"/>
+              <w:bottom w:w="60" w:type="dxa"/>
+              <w:right w:w="100" w:type="dxa"/>
+            </w:tcMar>
+          </w:tcPr>
+          <w:p>
+            <w:pPr>
+              <w:rPr>
+                <w:rFonts w:cs="Calibri"/>
+                <w:sz w:val="20"/>
+                <w:szCs w:val="20"/>
+              </w:rPr>
+            </w:pPr>
+            <w:r>
+              <w:rPr>
+                <w:rFonts w:eastAsia="Arial" w:cs="Calibri"/>
                 <w:sz w:val="20"/>
                 <w:szCs w:val="20"/>
               </w:rPr>
@@ -3839,31 +3763,32 @@
         </w:tc>
         <w:tc>
           <w:tcPr>
-            <w:tcW w:w="1276" w:type="dxa"/>
-            <w:tcBorders>
-              <w:top w:val="single" w:sz="4" w:space="0" w:color="C9CED6"/>
-              <w:left w:val="single" w:sz="4" w:space="0" w:color="C9CED6"/>
-              <w:bottom w:val="single" w:sz="4" w:space="0" w:color="C9CED6"/>
-              <w:right w:val="single" w:sz="4" w:space="0" w:color="C9CED6"/>
-            </w:tcBorders>
-            <w:tcMar>
-              <w:top w:w="60" w:type="dxa"/>
-              <w:left w:w="100" w:type="dxa"/>
-              <w:bottom w:w="60" w:type="dxa"/>
-              <w:right w:w="100" w:type="dxa"/>
-            </w:tcMar>
-          </w:tcPr>
-          <w:p>
-            <w:pPr>
-              <w:rPr>
-                <w:rFonts w:ascii="Calibri" w:hAnsi="Calibri" w:cs="Calibri"/>
-                <w:sz w:val="20"/>
-                <w:szCs w:val="20"/>
-              </w:rPr>
-            </w:pPr>
-            <w:r>
-              <w:rPr>
-                <w:rFonts w:ascii="Calibri" w:eastAsia="Arial" w:hAnsi="Calibri" w:cs="Calibri"/>
+            <w:tcW w:w="1418" w:type="dxa"/>
+            <w:tcBorders>
+              <w:top w:val="single" w:sz="4" w:space="0" w:color="C9CED6"/>
+              <w:left w:val="single" w:sz="4" w:space="0" w:color="C9CED6"/>
+              <w:bottom w:val="single" w:sz="4" w:space="0" w:color="C9CED6"/>
+              <w:right w:val="single" w:sz="4" w:space="0" w:color="C9CED6"/>
+            </w:tcBorders>
+            <w:shd w:val="clear" w:color="auto" w:fill="auto"/>
+            <w:tcMar>
+              <w:top w:w="60" w:type="dxa"/>
+              <w:left w:w="100" w:type="dxa"/>
+              <w:bottom w:w="60" w:type="dxa"/>
+              <w:right w:w="100" w:type="dxa"/>
+            </w:tcMar>
+          </w:tcPr>
+          <w:p>
+            <w:pPr>
+              <w:rPr>
+                <w:rFonts w:cs="Calibri"/>
+                <w:sz w:val="20"/>
+                <w:szCs w:val="20"/>
+              </w:rPr>
+            </w:pPr>
+            <w:r>
+              <w:rPr>
+                <w:rFonts w:eastAsia="Arial" w:cs="Calibri"/>
                 <w:sz w:val="20"/>
                 <w:szCs w:val="20"/>
               </w:rPr>
@@ -3880,24 +3805,25 @@
               <w:bottom w:val="single" w:sz="4" w:space="0" w:color="C9CED6"/>
               <w:right w:val="single" w:sz="4" w:space="0" w:color="C9CED6"/>
             </w:tcBorders>
-            <w:tcMar>
-              <w:top w:w="60" w:type="dxa"/>
-              <w:left w:w="100" w:type="dxa"/>
-              <w:bottom w:w="60" w:type="dxa"/>
-              <w:right w:w="100" w:type="dxa"/>
-            </w:tcMar>
-          </w:tcPr>
-          <w:p>
-            <w:pPr>
-              <w:rPr>
-                <w:rFonts w:ascii="Calibri" w:hAnsi="Calibri" w:cs="Calibri"/>
-                <w:sz w:val="20"/>
-                <w:szCs w:val="20"/>
-              </w:rPr>
-            </w:pPr>
-            <w:r>
-              <w:rPr>
-                <w:rFonts w:ascii="Calibri" w:eastAsia="Arial" w:hAnsi="Calibri" w:cs="Calibri"/>
+            <w:shd w:val="clear" w:color="auto" w:fill="auto"/>
+            <w:tcMar>
+              <w:top w:w="60" w:type="dxa"/>
+              <w:left w:w="100" w:type="dxa"/>
+              <w:bottom w:w="60" w:type="dxa"/>
+              <w:right w:w="100" w:type="dxa"/>
+            </w:tcMar>
+          </w:tcPr>
+          <w:p>
+            <w:pPr>
+              <w:rPr>
+                <w:rFonts w:cs="Calibri"/>
+                <w:sz w:val="20"/>
+                <w:szCs w:val="20"/>
+              </w:rPr>
+            </w:pPr>
+            <w:r>
+              <w:rPr>
+                <w:rFonts w:eastAsia="Arial" w:cs="Calibri"/>
                 <w:sz w:val="20"/>
                 <w:szCs w:val="20"/>
               </w:rPr>
@@ -3907,31 +3833,32 @@
         </w:tc>
         <w:tc>
           <w:tcPr>
-            <w:tcW w:w="2977" w:type="dxa"/>
-            <w:tcBorders>
-              <w:top w:val="single" w:sz="4" w:space="0" w:color="C9CED6"/>
-              <w:left w:val="single" w:sz="4" w:space="0" w:color="C9CED6"/>
-              <w:bottom w:val="single" w:sz="4" w:space="0" w:color="C9CED6"/>
-              <w:right w:val="single" w:sz="4" w:space="0" w:color="C9CED6"/>
-            </w:tcBorders>
-            <w:tcMar>
-              <w:top w:w="60" w:type="dxa"/>
-              <w:left w:w="100" w:type="dxa"/>
-              <w:bottom w:w="60" w:type="dxa"/>
-              <w:right w:w="100" w:type="dxa"/>
-            </w:tcMar>
-          </w:tcPr>
-          <w:p>
-            <w:pPr>
-              <w:rPr>
-                <w:rFonts w:ascii="Calibri" w:hAnsi="Calibri" w:cs="Calibri"/>
-                <w:sz w:val="20"/>
-                <w:szCs w:val="20"/>
-              </w:rPr>
-            </w:pPr>
-            <w:r>
-              <w:rPr>
-                <w:rFonts w:ascii="Calibri" w:eastAsia="Arial" w:hAnsi="Calibri" w:cs="Calibri"/>
+            <w:tcW w:w="3402" w:type="dxa"/>
+            <w:tcBorders>
+              <w:top w:val="single" w:sz="4" w:space="0" w:color="C9CED6"/>
+              <w:left w:val="single" w:sz="4" w:space="0" w:color="C9CED6"/>
+              <w:bottom w:val="single" w:sz="4" w:space="0" w:color="C9CED6"/>
+              <w:right w:val="single" w:sz="4" w:space="0" w:color="C9CED6"/>
+            </w:tcBorders>
+            <w:shd w:val="clear" w:color="auto" w:fill="auto"/>
+            <w:tcMar>
+              <w:top w:w="60" w:type="dxa"/>
+              <w:left w:w="100" w:type="dxa"/>
+              <w:bottom w:w="60" w:type="dxa"/>
+              <w:right w:w="100" w:type="dxa"/>
+            </w:tcMar>
+          </w:tcPr>
+          <w:p>
+            <w:pPr>
+              <w:rPr>
+                <w:rFonts w:cs="Calibri"/>
+                <w:sz w:val="20"/>
+                <w:szCs w:val="20"/>
+              </w:rPr>
+            </w:pPr>
+            <w:r>
+              <w:rPr>
+                <w:rFonts w:eastAsia="Arial" w:cs="Calibri"/>
                 <w:sz w:val="20"/>
                 <w:szCs w:val="20"/>
               </w:rPr>
@@ -3947,32 +3874,32 @@
         </w:trPr>
         <w:tc>
           <w:tcPr>
-            <w:tcW w:w="4678" w:type="dxa"/>
-            <w:tcBorders>
-              <w:top w:val="single" w:sz="4" w:space="0" w:color="C9CED6"/>
-              <w:left w:val="single" w:sz="4" w:space="0" w:color="C9CED6"/>
-              <w:bottom w:val="single" w:sz="4" w:space="0" w:color="C9CED6"/>
-              <w:right w:val="single" w:sz="4" w:space="0" w:color="C9CED6"/>
-            </w:tcBorders>
-            <w:shd w:val="clear" w:color="auto" w:fill="F2F4F7"/>
-            <w:tcMar>
-              <w:top w:w="60" w:type="dxa"/>
-              <w:left w:w="100" w:type="dxa"/>
-              <w:bottom w:w="60" w:type="dxa"/>
-              <w:right w:w="100" w:type="dxa"/>
-            </w:tcMar>
-          </w:tcPr>
-          <w:p>
-            <w:pPr>
-              <w:rPr>
-                <w:rFonts w:ascii="Calibri" w:hAnsi="Calibri" w:cs="Calibri"/>
-                <w:sz w:val="20"/>
-                <w:szCs w:val="20"/>
-              </w:rPr>
-            </w:pPr>
-            <w:r>
-              <w:rPr>
-                <w:rFonts w:ascii="Calibri" w:eastAsia="Arial" w:hAnsi="Calibri" w:cs="Calibri"/>
+            <w:tcW w:w="4111" w:type="dxa"/>
+            <w:tcBorders>
+              <w:top w:val="single" w:sz="4" w:space="0" w:color="C9CED6"/>
+              <w:left w:val="single" w:sz="4" w:space="0" w:color="C9CED6"/>
+              <w:bottom w:val="single" w:sz="4" w:space="0" w:color="C9CED6"/>
+              <w:right w:val="single" w:sz="4" w:space="0" w:color="C9CED6"/>
+            </w:tcBorders>
+            <w:shd w:val="clear" w:color="auto" w:fill="auto"/>
+            <w:tcMar>
+              <w:top w:w="60" w:type="dxa"/>
+              <w:left w:w="100" w:type="dxa"/>
+              <w:bottom w:w="60" w:type="dxa"/>
+              <w:right w:w="100" w:type="dxa"/>
+            </w:tcMar>
+          </w:tcPr>
+          <w:p>
+            <w:pPr>
+              <w:rPr>
+                <w:rFonts w:cs="Calibri"/>
+                <w:sz w:val="20"/>
+                <w:szCs w:val="20"/>
+              </w:rPr>
+            </w:pPr>
+            <w:r>
+              <w:rPr>
+                <w:rFonts w:eastAsia="Arial" w:cs="Calibri"/>
                 <w:sz w:val="20"/>
                 <w:szCs w:val="20"/>
               </w:rPr>
@@ -3982,32 +3909,32 @@
         </w:tc>
         <w:tc>
           <w:tcPr>
-            <w:tcW w:w="1276" w:type="dxa"/>
-            <w:tcBorders>
-              <w:top w:val="single" w:sz="4" w:space="0" w:color="C9CED6"/>
-              <w:left w:val="single" w:sz="4" w:space="0" w:color="C9CED6"/>
-              <w:bottom w:val="single" w:sz="4" w:space="0" w:color="C9CED6"/>
-              <w:right w:val="single" w:sz="4" w:space="0" w:color="C9CED6"/>
-            </w:tcBorders>
-            <w:shd w:val="clear" w:color="auto" w:fill="F2F4F7"/>
-            <w:tcMar>
-              <w:top w:w="60" w:type="dxa"/>
-              <w:left w:w="100" w:type="dxa"/>
-              <w:bottom w:w="60" w:type="dxa"/>
-              <w:right w:w="100" w:type="dxa"/>
-            </w:tcMar>
-          </w:tcPr>
-          <w:p>
-            <w:pPr>
-              <w:rPr>
-                <w:rFonts w:ascii="Calibri" w:hAnsi="Calibri" w:cs="Calibri"/>
-                <w:sz w:val="20"/>
-                <w:szCs w:val="20"/>
-              </w:rPr>
-            </w:pPr>
-            <w:r>
-              <w:rPr>
-                <w:rFonts w:ascii="Calibri" w:eastAsia="Arial" w:hAnsi="Calibri" w:cs="Calibri"/>
+            <w:tcW w:w="1418" w:type="dxa"/>
+            <w:tcBorders>
+              <w:top w:val="single" w:sz="4" w:space="0" w:color="C9CED6"/>
+              <w:left w:val="single" w:sz="4" w:space="0" w:color="C9CED6"/>
+              <w:bottom w:val="single" w:sz="4" w:space="0" w:color="C9CED6"/>
+              <w:right w:val="single" w:sz="4" w:space="0" w:color="C9CED6"/>
+            </w:tcBorders>
+            <w:shd w:val="clear" w:color="auto" w:fill="auto"/>
+            <w:tcMar>
+              <w:top w:w="60" w:type="dxa"/>
+              <w:left w:w="100" w:type="dxa"/>
+              <w:bottom w:w="60" w:type="dxa"/>
+              <w:right w:w="100" w:type="dxa"/>
+            </w:tcMar>
+          </w:tcPr>
+          <w:p>
+            <w:pPr>
+              <w:rPr>
+                <w:rFonts w:cs="Calibri"/>
+                <w:sz w:val="20"/>
+                <w:szCs w:val="20"/>
+              </w:rPr>
+            </w:pPr>
+            <w:r>
+              <w:rPr>
+                <w:rFonts w:eastAsia="Arial" w:cs="Calibri"/>
                 <w:sz w:val="20"/>
                 <w:szCs w:val="20"/>
               </w:rPr>
@@ -4024,25 +3951,25 @@
               <w:bottom w:val="single" w:sz="4" w:space="0" w:color="C9CED6"/>
               <w:right w:val="single" w:sz="4" w:space="0" w:color="C9CED6"/>
             </w:tcBorders>
-            <w:shd w:val="clear" w:color="auto" w:fill="F2F4F7"/>
-            <w:tcMar>
-              <w:top w:w="60" w:type="dxa"/>
-              <w:left w:w="100" w:type="dxa"/>
-              <w:bottom w:w="60" w:type="dxa"/>
-              <w:right w:w="100" w:type="dxa"/>
-            </w:tcMar>
-          </w:tcPr>
-          <w:p>
-            <w:pPr>
-              <w:rPr>
-                <w:rFonts w:ascii="Calibri" w:hAnsi="Calibri" w:cs="Calibri"/>
-                <w:sz w:val="20"/>
-                <w:szCs w:val="20"/>
-              </w:rPr>
-            </w:pPr>
-            <w:r>
-              <w:rPr>
-                <w:rFonts w:ascii="Calibri" w:eastAsia="Arial" w:hAnsi="Calibri" w:cs="Calibri"/>
+            <w:shd w:val="clear" w:color="auto" w:fill="auto"/>
+            <w:tcMar>
+              <w:top w:w="60" w:type="dxa"/>
+              <w:left w:w="100" w:type="dxa"/>
+              <w:bottom w:w="60" w:type="dxa"/>
+              <w:right w:w="100" w:type="dxa"/>
+            </w:tcMar>
+          </w:tcPr>
+          <w:p>
+            <w:pPr>
+              <w:rPr>
+                <w:rFonts w:cs="Calibri"/>
+                <w:sz w:val="20"/>
+                <w:szCs w:val="20"/>
+              </w:rPr>
+            </w:pPr>
+            <w:r>
+              <w:rPr>
+                <w:rFonts w:eastAsia="Arial" w:cs="Calibri"/>
                 <w:sz w:val="20"/>
                 <w:szCs w:val="20"/>
               </w:rPr>
@@ -4052,32 +3979,32 @@
         </w:tc>
         <w:tc>
           <w:tcPr>
-            <w:tcW w:w="2977" w:type="dxa"/>
-            <w:tcBorders>
-              <w:top w:val="single" w:sz="4" w:space="0" w:color="C9CED6"/>
-              <w:left w:val="single" w:sz="4" w:space="0" w:color="C9CED6"/>
-              <w:bottom w:val="single" w:sz="4" w:space="0" w:color="C9CED6"/>
-              <w:right w:val="single" w:sz="4" w:space="0" w:color="C9CED6"/>
-            </w:tcBorders>
-            <w:shd w:val="clear" w:color="auto" w:fill="F2F4F7"/>
-            <w:tcMar>
-              <w:top w:w="60" w:type="dxa"/>
-              <w:left w:w="100" w:type="dxa"/>
-              <w:bottom w:w="60" w:type="dxa"/>
-              <w:right w:w="100" w:type="dxa"/>
-            </w:tcMar>
-          </w:tcPr>
-          <w:p>
-            <w:pPr>
-              <w:rPr>
-                <w:rFonts w:ascii="Calibri" w:hAnsi="Calibri" w:cs="Calibri"/>
-                <w:sz w:val="20"/>
-                <w:szCs w:val="20"/>
-              </w:rPr>
-            </w:pPr>
-            <w:r>
-              <w:rPr>
-                <w:rFonts w:ascii="Calibri" w:eastAsia="Arial" w:hAnsi="Calibri" w:cs="Calibri"/>
+            <w:tcW w:w="3402" w:type="dxa"/>
+            <w:tcBorders>
+              <w:top w:val="single" w:sz="4" w:space="0" w:color="C9CED6"/>
+              <w:left w:val="single" w:sz="4" w:space="0" w:color="C9CED6"/>
+              <w:bottom w:val="single" w:sz="4" w:space="0" w:color="C9CED6"/>
+              <w:right w:val="single" w:sz="4" w:space="0" w:color="C9CED6"/>
+            </w:tcBorders>
+            <w:shd w:val="clear" w:color="auto" w:fill="auto"/>
+            <w:tcMar>
+              <w:top w:w="60" w:type="dxa"/>
+              <w:left w:w="100" w:type="dxa"/>
+              <w:bottom w:w="60" w:type="dxa"/>
+              <w:right w:w="100" w:type="dxa"/>
+            </w:tcMar>
+          </w:tcPr>
+          <w:p>
+            <w:pPr>
+              <w:rPr>
+                <w:rFonts w:cs="Calibri"/>
+                <w:sz w:val="20"/>
+                <w:szCs w:val="20"/>
+              </w:rPr>
+            </w:pPr>
+            <w:r>
+              <w:rPr>
+                <w:rFonts w:eastAsia="Arial" w:cs="Calibri"/>
                 <w:sz w:val="20"/>
                 <w:szCs w:val="20"/>
               </w:rPr>
@@ -4093,31 +4020,32 @@
         </w:trPr>
         <w:tc>
           <w:tcPr>
-            <w:tcW w:w="4678" w:type="dxa"/>
-            <w:tcBorders>
-              <w:top w:val="single" w:sz="4" w:space="0" w:color="C9CED6"/>
-              <w:left w:val="single" w:sz="4" w:space="0" w:color="C9CED6"/>
-              <w:bottom w:val="single" w:sz="4" w:space="0" w:color="C9CED6"/>
-              <w:right w:val="single" w:sz="4" w:space="0" w:color="C9CED6"/>
-            </w:tcBorders>
-            <w:tcMar>
-              <w:top w:w="60" w:type="dxa"/>
-              <w:left w:w="100" w:type="dxa"/>
-              <w:bottom w:w="60" w:type="dxa"/>
-              <w:right w:w="100" w:type="dxa"/>
-            </w:tcMar>
-          </w:tcPr>
-          <w:p>
-            <w:pPr>
-              <w:rPr>
-                <w:rFonts w:ascii="Calibri" w:hAnsi="Calibri" w:cs="Calibri"/>
-                <w:sz w:val="20"/>
-                <w:szCs w:val="20"/>
-              </w:rPr>
-            </w:pPr>
-            <w:r>
-              <w:rPr>
-                <w:rFonts w:ascii="Calibri" w:eastAsia="Arial" w:hAnsi="Calibri" w:cs="Calibri"/>
+            <w:tcW w:w="4111" w:type="dxa"/>
+            <w:tcBorders>
+              <w:top w:val="single" w:sz="4" w:space="0" w:color="C9CED6"/>
+              <w:left w:val="single" w:sz="4" w:space="0" w:color="C9CED6"/>
+              <w:bottom w:val="single" w:sz="4" w:space="0" w:color="C9CED6"/>
+              <w:right w:val="single" w:sz="4" w:space="0" w:color="C9CED6"/>
+            </w:tcBorders>
+            <w:shd w:val="clear" w:color="auto" w:fill="auto"/>
+            <w:tcMar>
+              <w:top w:w="60" w:type="dxa"/>
+              <w:left w:w="100" w:type="dxa"/>
+              <w:bottom w:w="60" w:type="dxa"/>
+              <w:right w:w="100" w:type="dxa"/>
+            </w:tcMar>
+          </w:tcPr>
+          <w:p>
+            <w:pPr>
+              <w:rPr>
+                <w:rFonts w:cs="Calibri"/>
+                <w:sz w:val="20"/>
+                <w:szCs w:val="20"/>
+              </w:rPr>
+            </w:pPr>
+            <w:r>
+              <w:rPr>
+                <w:rFonts w:eastAsia="Arial" w:cs="Calibri"/>
                 <w:sz w:val="20"/>
                 <w:szCs w:val="20"/>
               </w:rPr>
@@ -4127,31 +4055,32 @@
         </w:tc>
         <w:tc>
           <w:tcPr>
-            <w:tcW w:w="1276" w:type="dxa"/>
-            <w:tcBorders>
-              <w:top w:val="single" w:sz="4" w:space="0" w:color="C9CED6"/>
-              <w:left w:val="single" w:sz="4" w:space="0" w:color="C9CED6"/>
-              <w:bottom w:val="single" w:sz="4" w:space="0" w:color="C9CED6"/>
-              <w:right w:val="single" w:sz="4" w:space="0" w:color="C9CED6"/>
-            </w:tcBorders>
-            <w:tcMar>
-              <w:top w:w="60" w:type="dxa"/>
-              <w:left w:w="100" w:type="dxa"/>
-              <w:bottom w:w="60" w:type="dxa"/>
-              <w:right w:w="100" w:type="dxa"/>
-            </w:tcMar>
-          </w:tcPr>
-          <w:p>
-            <w:pPr>
-              <w:rPr>
-                <w:rFonts w:ascii="Calibri" w:hAnsi="Calibri" w:cs="Calibri"/>
-                <w:sz w:val="20"/>
-                <w:szCs w:val="20"/>
-              </w:rPr>
-            </w:pPr>
-            <w:r>
-              <w:rPr>
-                <w:rFonts w:ascii="Calibri" w:eastAsia="Arial" w:hAnsi="Calibri" w:cs="Calibri"/>
+            <w:tcW w:w="1418" w:type="dxa"/>
+            <w:tcBorders>
+              <w:top w:val="single" w:sz="4" w:space="0" w:color="C9CED6"/>
+              <w:left w:val="single" w:sz="4" w:space="0" w:color="C9CED6"/>
+              <w:bottom w:val="single" w:sz="4" w:space="0" w:color="C9CED6"/>
+              <w:right w:val="single" w:sz="4" w:space="0" w:color="C9CED6"/>
+            </w:tcBorders>
+            <w:shd w:val="clear" w:color="auto" w:fill="auto"/>
+            <w:tcMar>
+              <w:top w:w="60" w:type="dxa"/>
+              <w:left w:w="100" w:type="dxa"/>
+              <w:bottom w:w="60" w:type="dxa"/>
+              <w:right w:w="100" w:type="dxa"/>
+            </w:tcMar>
+          </w:tcPr>
+          <w:p>
+            <w:pPr>
+              <w:rPr>
+                <w:rFonts w:cs="Calibri"/>
+                <w:sz w:val="20"/>
+                <w:szCs w:val="20"/>
+              </w:rPr>
+            </w:pPr>
+            <w:r>
+              <w:rPr>
+                <w:rFonts w:eastAsia="Arial" w:cs="Calibri"/>
                 <w:sz w:val="20"/>
                 <w:szCs w:val="20"/>
               </w:rPr>
@@ -4168,24 +4097,25 @@
               <w:bottom w:val="single" w:sz="4" w:space="0" w:color="C9CED6"/>
               <w:right w:val="single" w:sz="4" w:space="0" w:color="C9CED6"/>
             </w:tcBorders>
-            <w:tcMar>
-              <w:top w:w="60" w:type="dxa"/>
-              <w:left w:w="100" w:type="dxa"/>
-              <w:bottom w:w="60" w:type="dxa"/>
-              <w:right w:w="100" w:type="dxa"/>
-            </w:tcMar>
-          </w:tcPr>
-          <w:p>
-            <w:pPr>
-              <w:rPr>
-                <w:rFonts w:ascii="Calibri" w:hAnsi="Calibri" w:cs="Calibri"/>
-                <w:sz w:val="20"/>
-                <w:szCs w:val="20"/>
-              </w:rPr>
-            </w:pPr>
-            <w:r>
-              <w:rPr>
-                <w:rFonts w:ascii="Calibri" w:eastAsia="Arial" w:hAnsi="Calibri" w:cs="Calibri"/>
+            <w:shd w:val="clear" w:color="auto" w:fill="auto"/>
+            <w:tcMar>
+              <w:top w:w="60" w:type="dxa"/>
+              <w:left w:w="100" w:type="dxa"/>
+              <w:bottom w:w="60" w:type="dxa"/>
+              <w:right w:w="100" w:type="dxa"/>
+            </w:tcMar>
+          </w:tcPr>
+          <w:p>
+            <w:pPr>
+              <w:rPr>
+                <w:rFonts w:cs="Calibri"/>
+                <w:sz w:val="20"/>
+                <w:szCs w:val="20"/>
+              </w:rPr>
+            </w:pPr>
+            <w:r>
+              <w:rPr>
+                <w:rFonts w:eastAsia="Arial" w:cs="Calibri"/>
                 <w:sz w:val="20"/>
                 <w:szCs w:val="20"/>
               </w:rPr>
@@ -4195,31 +4125,32 @@
         </w:tc>
         <w:tc>
           <w:tcPr>
-            <w:tcW w:w="2977" w:type="dxa"/>
-            <w:tcBorders>
-              <w:top w:val="single" w:sz="4" w:space="0" w:color="C9CED6"/>
-              <w:left w:val="single" w:sz="4" w:space="0" w:color="C9CED6"/>
-              <w:bottom w:val="single" w:sz="4" w:space="0" w:color="C9CED6"/>
-              <w:right w:val="single" w:sz="4" w:space="0" w:color="C9CED6"/>
-            </w:tcBorders>
-            <w:tcMar>
-              <w:top w:w="60" w:type="dxa"/>
-              <w:left w:w="100" w:type="dxa"/>
-              <w:bottom w:w="60" w:type="dxa"/>
-              <w:right w:w="100" w:type="dxa"/>
-            </w:tcMar>
-          </w:tcPr>
-          <w:p>
-            <w:pPr>
-              <w:rPr>
-                <w:rFonts w:ascii="Calibri" w:hAnsi="Calibri" w:cs="Calibri"/>
-                <w:sz w:val="20"/>
-                <w:szCs w:val="20"/>
-              </w:rPr>
-            </w:pPr>
-            <w:r>
-              <w:rPr>
-                <w:rFonts w:ascii="Calibri" w:eastAsia="Arial" w:hAnsi="Calibri" w:cs="Calibri"/>
+            <w:tcW w:w="3402" w:type="dxa"/>
+            <w:tcBorders>
+              <w:top w:val="single" w:sz="4" w:space="0" w:color="C9CED6"/>
+              <w:left w:val="single" w:sz="4" w:space="0" w:color="C9CED6"/>
+              <w:bottom w:val="single" w:sz="4" w:space="0" w:color="C9CED6"/>
+              <w:right w:val="single" w:sz="4" w:space="0" w:color="C9CED6"/>
+            </w:tcBorders>
+            <w:shd w:val="clear" w:color="auto" w:fill="auto"/>
+            <w:tcMar>
+              <w:top w:w="60" w:type="dxa"/>
+              <w:left w:w="100" w:type="dxa"/>
+              <w:bottom w:w="60" w:type="dxa"/>
+              <w:right w:w="100" w:type="dxa"/>
+            </w:tcMar>
+          </w:tcPr>
+          <w:p>
+            <w:pPr>
+              <w:rPr>
+                <w:rFonts w:cs="Calibri"/>
+                <w:sz w:val="20"/>
+                <w:szCs w:val="20"/>
+              </w:rPr>
+            </w:pPr>
+            <w:r>
+              <w:rPr>
+                <w:rFonts w:eastAsia="Arial" w:cs="Calibri"/>
                 <w:sz w:val="20"/>
                 <w:szCs w:val="20"/>
               </w:rPr>
@@ -4232,8 +4163,7 @@
     <w:p>
       <w:pPr>
         <w:rPr>
-          <w:rFonts w:ascii="Calibri" w:hAnsi="Calibri" w:cs="Calibri"/>
-          <w:sz w:val="21"/>
+          <w:rFonts w:cs="Calibri"/>
           <w:szCs w:val="21"/>
         </w:rPr>
       </w:pPr>
@@ -4305,14 +4235,14 @@
           <w:p>
             <w:pPr>
               <w:rPr>
-                <w:rFonts w:ascii="Calibri" w:hAnsi="Calibri" w:cs="Calibri"/>
-                <w:sz w:val="20"/>
-                <w:szCs w:val="20"/>
-              </w:rPr>
-            </w:pPr>
-            <w:r>
-              <w:rPr>
-                <w:rFonts w:ascii="Calibri" w:eastAsia="Arial" w:hAnsi="Calibri" w:cs="Calibri"/>
+                <w:rFonts w:cs="Calibri"/>
+                <w:sz w:val="20"/>
+                <w:szCs w:val="20"/>
+              </w:rPr>
+            </w:pPr>
+            <w:r>
+              <w:rPr>
+                <w:rFonts w:eastAsia="Arial" w:cs="Calibri"/>
                 <w:b/>
                 <w:bCs/>
                 <w:sz w:val="20"/>
@@ -4341,14 +4271,14 @@
           <w:p>
             <w:pPr>
               <w:rPr>
-                <w:rFonts w:ascii="Calibri" w:hAnsi="Calibri" w:cs="Calibri"/>
-                <w:sz w:val="20"/>
-                <w:szCs w:val="20"/>
-              </w:rPr>
-            </w:pPr>
-            <w:r>
-              <w:rPr>
-                <w:rFonts w:ascii="Calibri" w:eastAsia="Arial" w:hAnsi="Calibri" w:cs="Calibri"/>
+                <w:rFonts w:cs="Calibri"/>
+                <w:sz w:val="20"/>
+                <w:szCs w:val="20"/>
+              </w:rPr>
+            </w:pPr>
+            <w:r>
+              <w:rPr>
+                <w:rFonts w:eastAsia="Arial" w:cs="Calibri"/>
                 <w:sz w:val="20"/>
                 <w:szCs w:val="20"/>
               </w:rPr>
@@ -4382,14 +4312,14 @@
           <w:p>
             <w:pPr>
               <w:rPr>
-                <w:rFonts w:ascii="Calibri" w:hAnsi="Calibri" w:cs="Calibri"/>
-                <w:sz w:val="20"/>
-                <w:szCs w:val="20"/>
-              </w:rPr>
-            </w:pPr>
-            <w:r>
-              <w:rPr>
-                <w:rFonts w:ascii="Calibri" w:eastAsia="Arial" w:hAnsi="Calibri" w:cs="Calibri"/>
+                <w:rFonts w:cs="Calibri"/>
+                <w:sz w:val="20"/>
+                <w:szCs w:val="20"/>
+              </w:rPr>
+            </w:pPr>
+            <w:r>
+              <w:rPr>
+                <w:rFonts w:eastAsia="Arial" w:cs="Calibri"/>
                 <w:b/>
                 <w:bCs/>
                 <w:sz w:val="20"/>
@@ -4418,14 +4348,14 @@
           <w:p>
             <w:pPr>
               <w:rPr>
-                <w:rFonts w:ascii="Calibri" w:hAnsi="Calibri" w:cs="Calibri"/>
-                <w:sz w:val="20"/>
-                <w:szCs w:val="20"/>
-              </w:rPr>
-            </w:pPr>
-            <w:r>
-              <w:rPr>
-                <w:rFonts w:ascii="Calibri" w:eastAsia="Arial" w:hAnsi="Calibri" w:cs="Calibri"/>
+                <w:rFonts w:cs="Calibri"/>
+                <w:sz w:val="20"/>
+                <w:szCs w:val="20"/>
+              </w:rPr>
+            </w:pPr>
+            <w:r>
+              <w:rPr>
+                <w:rFonts w:eastAsia="Arial" w:cs="Calibri"/>
                 <w:sz w:val="20"/>
                 <w:szCs w:val="20"/>
               </w:rPr>
@@ -4433,7 +4363,7 @@
             </w:r>
             <w:r>
               <w:rPr>
-                <w:rFonts w:ascii="Calibri" w:eastAsia="Arial" w:hAnsi="Calibri" w:cs="Calibri"/>
+                <w:rFonts w:eastAsia="Arial" w:cs="Calibri"/>
                 <w:sz w:val="20"/>
                 <w:szCs w:val="20"/>
               </w:rPr>
@@ -4467,14 +4397,14 @@
           <w:p>
             <w:pPr>
               <w:rPr>
-                <w:rFonts w:ascii="Calibri" w:hAnsi="Calibri" w:cs="Calibri"/>
-                <w:sz w:val="20"/>
-                <w:szCs w:val="20"/>
-              </w:rPr>
-            </w:pPr>
-            <w:r>
-              <w:rPr>
-                <w:rFonts w:ascii="Calibri" w:eastAsia="Arial" w:hAnsi="Calibri" w:cs="Calibri"/>
+                <w:rFonts w:cs="Calibri"/>
+                <w:sz w:val="20"/>
+                <w:szCs w:val="20"/>
+              </w:rPr>
+            </w:pPr>
+            <w:r>
+              <w:rPr>
+                <w:rFonts w:eastAsia="Arial" w:cs="Calibri"/>
                 <w:b/>
                 <w:bCs/>
                 <w:sz w:val="20"/>
@@ -4508,14 +4438,14 @@
                 <w:numId w:val="16"/>
               </w:numPr>
               <w:rPr>
-                <w:rFonts w:ascii="Calibri" w:eastAsia="Arial" w:hAnsi="Calibri" w:cs="Calibri"/>
-                <w:sz w:val="20"/>
-                <w:szCs w:val="20"/>
-              </w:rPr>
-            </w:pPr>
-            <w:r>
-              <w:rPr>
-                <w:rFonts w:ascii="Calibri" w:eastAsia="Arial" w:hAnsi="Calibri" w:cs="Calibri"/>
+                <w:rFonts w:eastAsia="Arial" w:cs="Calibri"/>
+                <w:sz w:val="20"/>
+                <w:szCs w:val="20"/>
+              </w:rPr>
+            </w:pPr>
+            <w:r>
+              <w:rPr>
+                <w:rFonts w:eastAsia="Arial" w:cs="Calibri"/>
                 <w:sz w:val="20"/>
                 <w:szCs w:val="20"/>
               </w:rPr>
@@ -4530,14 +4460,14 @@
                 <w:numId w:val="16"/>
               </w:numPr>
               <w:rPr>
-                <w:rFonts w:ascii="Calibri" w:hAnsi="Calibri" w:cs="Calibri"/>
-                <w:sz w:val="20"/>
-                <w:szCs w:val="20"/>
-              </w:rPr>
-            </w:pPr>
-            <w:r>
-              <w:rPr>
-                <w:rFonts w:ascii="Calibri" w:eastAsia="Arial" w:hAnsi="Calibri" w:cs="Calibri"/>
+                <w:rFonts w:cs="Calibri"/>
+                <w:sz w:val="20"/>
+                <w:szCs w:val="20"/>
+              </w:rPr>
+            </w:pPr>
+            <w:r>
+              <w:rPr>
+                <w:rFonts w:eastAsia="Arial" w:cs="Calibri"/>
                 <w:sz w:val="20"/>
                 <w:szCs w:val="20"/>
               </w:rPr>
@@ -4571,14 +4501,14 @@
           <w:p>
             <w:pPr>
               <w:rPr>
-                <w:rFonts w:ascii="Calibri" w:hAnsi="Calibri" w:cs="Calibri"/>
-                <w:sz w:val="20"/>
-                <w:szCs w:val="20"/>
-              </w:rPr>
-            </w:pPr>
-            <w:r>
-              <w:rPr>
-                <w:rFonts w:ascii="Calibri" w:eastAsia="Arial" w:hAnsi="Calibri" w:cs="Calibri"/>
+                <w:rFonts w:cs="Calibri"/>
+                <w:sz w:val="20"/>
+                <w:szCs w:val="20"/>
+              </w:rPr>
+            </w:pPr>
+            <w:r>
+              <w:rPr>
+                <w:rFonts w:eastAsia="Arial" w:cs="Calibri"/>
                 <w:b/>
                 <w:bCs/>
                 <w:sz w:val="20"/>
@@ -4607,14 +4537,14 @@
           <w:p>
             <w:pPr>
               <w:rPr>
-                <w:rFonts w:ascii="Calibri" w:hAnsi="Calibri" w:cs="Calibri"/>
-                <w:sz w:val="20"/>
-                <w:szCs w:val="20"/>
-              </w:rPr>
-            </w:pPr>
-            <w:r>
-              <w:rPr>
-                <w:rFonts w:ascii="Calibri" w:eastAsia="Arial" w:hAnsi="Calibri" w:cs="Calibri"/>
+                <w:rFonts w:cs="Calibri"/>
+                <w:sz w:val="20"/>
+                <w:szCs w:val="20"/>
+              </w:rPr>
+            </w:pPr>
+            <w:r>
+              <w:rPr>
+                <w:rFonts w:eastAsia="Arial" w:cs="Calibri"/>
                 <w:sz w:val="20"/>
                 <w:szCs w:val="20"/>
               </w:rPr>
@@ -4648,14 +4578,14 @@
           <w:p>
             <w:pPr>
               <w:rPr>
-                <w:rFonts w:ascii="Calibri" w:hAnsi="Calibri" w:cs="Calibri"/>
-                <w:sz w:val="20"/>
-                <w:szCs w:val="20"/>
-              </w:rPr>
-            </w:pPr>
-            <w:r>
-              <w:rPr>
-                <w:rFonts w:ascii="Calibri" w:eastAsia="Arial" w:hAnsi="Calibri" w:cs="Calibri"/>
+                <w:rFonts w:cs="Calibri"/>
+                <w:sz w:val="20"/>
+                <w:szCs w:val="20"/>
+              </w:rPr>
+            </w:pPr>
+            <w:r>
+              <w:rPr>
+                <w:rFonts w:eastAsia="Arial" w:cs="Calibri"/>
                 <w:b/>
                 <w:bCs/>
                 <w:sz w:val="20"/>
@@ -4684,14 +4614,14 @@
           <w:p>
             <w:pPr>
               <w:rPr>
-                <w:rFonts w:ascii="Calibri" w:hAnsi="Calibri" w:cs="Calibri"/>
-                <w:sz w:val="20"/>
-                <w:szCs w:val="20"/>
-              </w:rPr>
-            </w:pPr>
-            <w:r>
-              <w:rPr>
-                <w:rFonts w:ascii="Calibri" w:eastAsia="Arial" w:hAnsi="Calibri" w:cs="Calibri"/>
+                <w:rFonts w:cs="Calibri"/>
+                <w:sz w:val="20"/>
+                <w:szCs w:val="20"/>
+              </w:rPr>
+            </w:pPr>
+            <w:r>
+              <w:rPr>
+                <w:rFonts w:eastAsia="Arial" w:cs="Calibri"/>
                 <w:sz w:val="20"/>
                 <w:szCs w:val="20"/>
               </w:rPr>
@@ -4699,7 +4629,7 @@
             </w:r>
             <w:r>
               <w:rPr>
-                <w:rFonts w:ascii="Calibri" w:eastAsia="Arial" w:hAnsi="Calibri" w:cs="Calibri"/>
+                <w:rFonts w:eastAsia="Arial" w:cs="Calibri"/>
                 <w:sz w:val="20"/>
                 <w:szCs w:val="20"/>
               </w:rPr>
@@ -4712,8 +4642,7 @@
     <w:p>
       <w:pPr>
         <w:rPr>
-          <w:rFonts w:ascii="Calibri" w:hAnsi="Calibri" w:cs="Calibri"/>
-          <w:sz w:val="21"/>
+          <w:rFonts w:cs="Calibri"/>
           <w:szCs w:val="21"/>
         </w:rPr>
       </w:pPr>
@@ -4721,21 +4650,19 @@
     <w:p>
       <w:pPr>
         <w:rPr>
-          <w:rFonts w:ascii="Calibri" w:hAnsi="Calibri" w:cs="Calibri"/>
+          <w:rFonts w:cs="Calibri"/>
           <w:b/>
           <w:bCs/>
           <w:color w:val="002060"/>
-          <w:sz w:val="21"/>
           <w:szCs w:val="21"/>
         </w:rPr>
       </w:pPr>
       <w:r>
         <w:rPr>
-          <w:rFonts w:ascii="Calibri" w:hAnsi="Calibri" w:cs="Calibri"/>
+          <w:rFonts w:cs="Calibri"/>
           <w:b/>
           <w:bCs/>
           <w:color w:val="002060"/>
-          <w:sz w:val="21"/>
           <w:szCs w:val="21"/>
         </w:rPr>
         <w:t>Qué funcionó</w:t>
@@ -4749,15 +4676,13 @@
           <w:numId w:val="17"/>
         </w:numPr>
         <w:rPr>
-          <w:rFonts w:ascii="Calibri" w:hAnsi="Calibri" w:cs="Calibri"/>
-          <w:sz w:val="21"/>
+          <w:rFonts w:cs="Calibri"/>
           <w:szCs w:val="21"/>
         </w:rPr>
       </w:pPr>
       <w:r>
         <w:rPr>
-          <w:rFonts w:ascii="Calibri" w:hAnsi="Calibri" w:cs="Calibri"/>
-          <w:sz w:val="21"/>
+          <w:rFonts w:cs="Calibri"/>
           <w:szCs w:val="21"/>
         </w:rPr>
         <w:t>Separar platos y acompañamientos hizo que la planificación de los siete componentes fuera más clara para quien carga el menú.</w:t>
@@ -4771,15 +4696,13 @@
           <w:numId w:val="17"/>
         </w:numPr>
         <w:rPr>
-          <w:rFonts w:ascii="Calibri" w:hAnsi="Calibri" w:cs="Calibri"/>
-          <w:sz w:val="21"/>
+          <w:rFonts w:cs="Calibri"/>
           <w:szCs w:val="21"/>
         </w:rPr>
       </w:pPr>
       <w:r>
         <w:rPr>
-          <w:rFonts w:ascii="Calibri" w:hAnsi="Calibri" w:cs="Calibri"/>
-          <w:sz w:val="21"/>
+          <w:rFonts w:cs="Calibri"/>
           <w:szCs w:val="21"/>
         </w:rPr>
         <w:t>El servidor valida el tipo y el tamaño del archivo antes de guardarlo.</w:t>
@@ -4788,21 +4711,19 @@
     <w:p>
       <w:pPr>
         <w:rPr>
-          <w:rFonts w:ascii="Calibri" w:hAnsi="Calibri" w:cs="Calibri"/>
+          <w:rFonts w:cs="Calibri"/>
           <w:b/>
           <w:bCs/>
           <w:color w:val="002060"/>
-          <w:sz w:val="21"/>
           <w:szCs w:val="21"/>
         </w:rPr>
       </w:pPr>
       <w:r>
         <w:rPr>
-          <w:rFonts w:ascii="Calibri" w:hAnsi="Calibri" w:cs="Calibri"/>
+          <w:rFonts w:cs="Calibri"/>
           <w:b/>
           <w:bCs/>
           <w:color w:val="002060"/>
-          <w:sz w:val="21"/>
           <w:szCs w:val="21"/>
         </w:rPr>
         <w:t>Qué no funcionó</w:t>
@@ -4816,15 +4737,13 @@
           <w:numId w:val="18"/>
         </w:numPr>
         <w:rPr>
-          <w:rFonts w:ascii="Calibri" w:hAnsi="Calibri" w:cs="Calibri"/>
-          <w:sz w:val="21"/>
+          <w:rFonts w:cs="Calibri"/>
           <w:szCs w:val="21"/>
         </w:rPr>
       </w:pPr>
       <w:r>
         <w:rPr>
-          <w:rFonts w:ascii="Calibri" w:hAnsi="Calibri" w:cs="Calibri"/>
-          <w:sz w:val="21"/>
+          <w:rFonts w:cs="Calibri"/>
           <w:szCs w:val="21"/>
         </w:rPr>
         <w:t>Las fotos se guardan en el disco del servidor. En un servicio gratuito como Render se pierden en cada redespliegue.</w:t>
@@ -4838,41 +4757,37 @@
           <w:numId w:val="18"/>
         </w:numPr>
         <w:rPr>
-          <w:rFonts w:ascii="Calibri" w:hAnsi="Calibri" w:cs="Calibri"/>
-          <w:sz w:val="21"/>
+          <w:rFonts w:cs="Calibri"/>
           <w:szCs w:val="21"/>
         </w:rPr>
       </w:pPr>
       <w:r>
         <w:rPr>
-          <w:rFonts w:ascii="Calibri" w:hAnsi="Calibri" w:cs="Calibri"/>
-          <w:sz w:val="21"/>
-          <w:szCs w:val="21"/>
-        </w:rPr>
-        <w:lastRenderedPageBreak/>
+          <w:rFonts w:cs="Calibri"/>
+          <w:szCs w:val="21"/>
+        </w:rPr>
         <w:t>La automatización de pruebas con Jest, comprometida para el Sprint 2, recién se retomó en este sprint.</w:t>
       </w:r>
     </w:p>
     <w:p>
       <w:pPr>
         <w:rPr>
-          <w:rFonts w:ascii="Calibri" w:hAnsi="Calibri" w:cs="Calibri"/>
+          <w:rFonts w:cs="Calibri"/>
           <w:b/>
           <w:bCs/>
           <w:color w:val="002060"/>
-          <w:sz w:val="21"/>
           <w:szCs w:val="21"/>
         </w:rPr>
       </w:pPr>
       <w:r>
         <w:rPr>
-          <w:rFonts w:ascii="Calibri" w:hAnsi="Calibri" w:cs="Calibri"/>
+          <w:rFonts w:cs="Calibri"/>
           <w:b/>
           <w:bCs/>
           <w:color w:val="002060"/>
-          <w:sz w:val="21"/>
-          <w:szCs w:val="21"/>
-        </w:rPr>
+          <w:szCs w:val="21"/>
+        </w:rPr>
+        <w:lastRenderedPageBreak/>
         <w:t>Acciones acordadas</w:t>
       </w:r>
     </w:p>
@@ -4927,14 +4842,14 @@
           <w:p>
             <w:pPr>
               <w:rPr>
-                <w:rFonts w:ascii="Calibri" w:hAnsi="Calibri" w:cs="Calibri"/>
-                <w:sz w:val="20"/>
-                <w:szCs w:val="20"/>
-              </w:rPr>
-            </w:pPr>
-            <w:r>
-              <w:rPr>
-                <w:rFonts w:ascii="Calibri" w:eastAsia="Arial" w:hAnsi="Calibri" w:cs="Calibri"/>
+                <w:rFonts w:cs="Calibri"/>
+                <w:sz w:val="20"/>
+                <w:szCs w:val="20"/>
+              </w:rPr>
+            </w:pPr>
+            <w:r>
+              <w:rPr>
+                <w:rFonts w:eastAsia="Arial" w:cs="Calibri"/>
                 <w:b/>
                 <w:bCs/>
                 <w:color w:val="FFFFFF"/>
@@ -4965,14 +4880,14 @@
           <w:p>
             <w:pPr>
               <w:rPr>
-                <w:rFonts w:ascii="Calibri" w:hAnsi="Calibri" w:cs="Calibri"/>
-                <w:sz w:val="20"/>
-                <w:szCs w:val="20"/>
-              </w:rPr>
-            </w:pPr>
-            <w:r>
-              <w:rPr>
-                <w:rFonts w:ascii="Calibri" w:eastAsia="Arial" w:hAnsi="Calibri" w:cs="Calibri"/>
+                <w:rFonts w:cs="Calibri"/>
+                <w:sz w:val="20"/>
+                <w:szCs w:val="20"/>
+              </w:rPr>
+            </w:pPr>
+            <w:r>
+              <w:rPr>
+                <w:rFonts w:eastAsia="Arial" w:cs="Calibri"/>
                 <w:b/>
                 <w:bCs/>
                 <w:color w:val="FFFFFF"/>
@@ -5003,14 +4918,14 @@
           <w:p>
             <w:pPr>
               <w:rPr>
-                <w:rFonts w:ascii="Calibri" w:hAnsi="Calibri" w:cs="Calibri"/>
-                <w:sz w:val="20"/>
-                <w:szCs w:val="20"/>
-              </w:rPr>
-            </w:pPr>
-            <w:r>
-              <w:rPr>
-                <w:rFonts w:ascii="Calibri" w:eastAsia="Arial" w:hAnsi="Calibri" w:cs="Calibri"/>
+                <w:rFonts w:cs="Calibri"/>
+                <w:sz w:val="20"/>
+                <w:szCs w:val="20"/>
+              </w:rPr>
+            </w:pPr>
+            <w:r>
+              <w:rPr>
+                <w:rFonts w:eastAsia="Arial" w:cs="Calibri"/>
                 <w:b/>
                 <w:bCs/>
                 <w:color w:val="FFFFFF"/>
@@ -5041,14 +4956,14 @@
           <w:p>
             <w:pPr>
               <w:rPr>
-                <w:rFonts w:ascii="Calibri" w:hAnsi="Calibri" w:cs="Calibri"/>
-                <w:sz w:val="20"/>
-                <w:szCs w:val="20"/>
-              </w:rPr>
-            </w:pPr>
-            <w:r>
-              <w:rPr>
-                <w:rFonts w:ascii="Calibri" w:eastAsia="Arial" w:hAnsi="Calibri" w:cs="Calibri"/>
+                <w:rFonts w:cs="Calibri"/>
+                <w:sz w:val="20"/>
+                <w:szCs w:val="20"/>
+              </w:rPr>
+            </w:pPr>
+            <w:r>
+              <w:rPr>
+                <w:rFonts w:eastAsia="Arial" w:cs="Calibri"/>
                 <w:b/>
                 <w:bCs/>
                 <w:color w:val="FFFFFF"/>
@@ -5084,14 +4999,14 @@
           <w:p>
             <w:pPr>
               <w:rPr>
-                <w:rFonts w:ascii="Calibri" w:hAnsi="Calibri" w:cs="Calibri"/>
-                <w:sz w:val="20"/>
-                <w:szCs w:val="20"/>
-              </w:rPr>
-            </w:pPr>
-            <w:r>
-              <w:rPr>
-                <w:rFonts w:ascii="Calibri" w:eastAsia="Arial" w:hAnsi="Calibri" w:cs="Calibri"/>
+                <w:rFonts w:cs="Calibri"/>
+                <w:sz w:val="20"/>
+                <w:szCs w:val="20"/>
+              </w:rPr>
+            </w:pPr>
+            <w:r>
+              <w:rPr>
+                <w:rFonts w:eastAsia="Arial" w:cs="Calibri"/>
                 <w:sz w:val="20"/>
                 <w:szCs w:val="20"/>
               </w:rPr>
@@ -5118,14 +5033,14 @@
           <w:p>
             <w:pPr>
               <w:rPr>
-                <w:rFonts w:ascii="Calibri" w:hAnsi="Calibri" w:cs="Calibri"/>
-                <w:sz w:val="20"/>
-                <w:szCs w:val="20"/>
-              </w:rPr>
-            </w:pPr>
-            <w:r>
-              <w:rPr>
-                <w:rFonts w:ascii="Calibri" w:eastAsia="Arial" w:hAnsi="Calibri" w:cs="Calibri"/>
+                <w:rFonts w:cs="Calibri"/>
+                <w:sz w:val="20"/>
+                <w:szCs w:val="20"/>
+              </w:rPr>
+            </w:pPr>
+            <w:r>
+              <w:rPr>
+                <w:rFonts w:eastAsia="Arial" w:cs="Calibri"/>
                 <w:sz w:val="20"/>
                 <w:szCs w:val="20"/>
               </w:rPr>
@@ -5152,14 +5067,14 @@
           <w:p>
             <w:pPr>
               <w:rPr>
-                <w:rFonts w:ascii="Calibri" w:hAnsi="Calibri" w:cs="Calibri"/>
-                <w:sz w:val="20"/>
-                <w:szCs w:val="20"/>
-              </w:rPr>
-            </w:pPr>
-            <w:r>
-              <w:rPr>
-                <w:rFonts w:ascii="Calibri" w:eastAsia="Arial" w:hAnsi="Calibri" w:cs="Calibri"/>
+                <w:rFonts w:cs="Calibri"/>
+                <w:sz w:val="20"/>
+                <w:szCs w:val="20"/>
+              </w:rPr>
+            </w:pPr>
+            <w:r>
+              <w:rPr>
+                <w:rFonts w:eastAsia="Arial" w:cs="Calibri"/>
                 <w:sz w:val="20"/>
                 <w:szCs w:val="20"/>
               </w:rPr>
@@ -5186,14 +5101,14 @@
           <w:p>
             <w:pPr>
               <w:rPr>
-                <w:rFonts w:ascii="Calibri" w:hAnsi="Calibri" w:cs="Calibri"/>
-                <w:sz w:val="20"/>
-                <w:szCs w:val="20"/>
-              </w:rPr>
-            </w:pPr>
-            <w:r>
-              <w:rPr>
-                <w:rFonts w:ascii="Calibri" w:eastAsia="Arial" w:hAnsi="Calibri" w:cs="Calibri"/>
+                <w:rFonts w:cs="Calibri"/>
+                <w:sz w:val="20"/>
+                <w:szCs w:val="20"/>
+              </w:rPr>
+            </w:pPr>
+            <w:r>
+              <w:rPr>
+                <w:rFonts w:eastAsia="Arial" w:cs="Calibri"/>
                 <w:sz w:val="20"/>
                 <w:szCs w:val="20"/>
               </w:rPr>
@@ -5206,8 +5121,7 @@
     <w:p>
       <w:pPr>
         <w:rPr>
-          <w:rFonts w:ascii="Calibri" w:hAnsi="Calibri" w:cs="Calibri"/>
-          <w:sz w:val="21"/>
+          <w:rFonts w:cs="Calibri"/>
           <w:szCs w:val="21"/>
         </w:rPr>
       </w:pPr>
@@ -5279,14 +5193,14 @@
           <w:p>
             <w:pPr>
               <w:rPr>
-                <w:rFonts w:ascii="Calibri" w:hAnsi="Calibri" w:cs="Calibri"/>
-                <w:sz w:val="20"/>
-                <w:szCs w:val="20"/>
-              </w:rPr>
-            </w:pPr>
-            <w:r>
-              <w:rPr>
-                <w:rFonts w:ascii="Calibri" w:eastAsia="Arial" w:hAnsi="Calibri" w:cs="Calibri"/>
+                <w:rFonts w:cs="Calibri"/>
+                <w:sz w:val="20"/>
+                <w:szCs w:val="20"/>
+              </w:rPr>
+            </w:pPr>
+            <w:r>
+              <w:rPr>
+                <w:rFonts w:eastAsia="Arial" w:cs="Calibri"/>
                 <w:b/>
                 <w:bCs/>
                 <w:sz w:val="20"/>
@@ -5315,14 +5229,14 @@
           <w:p>
             <w:pPr>
               <w:rPr>
-                <w:rFonts w:ascii="Calibri" w:hAnsi="Calibri" w:cs="Calibri"/>
-                <w:sz w:val="20"/>
-                <w:szCs w:val="20"/>
-              </w:rPr>
-            </w:pPr>
-            <w:r>
-              <w:rPr>
-                <w:rFonts w:ascii="Calibri" w:eastAsia="Arial" w:hAnsi="Calibri" w:cs="Calibri"/>
+                <w:rFonts w:cs="Calibri"/>
+                <w:sz w:val="20"/>
+                <w:szCs w:val="20"/>
+              </w:rPr>
+            </w:pPr>
+            <w:r>
+              <w:rPr>
+                <w:rFonts w:eastAsia="Arial" w:cs="Calibri"/>
                 <w:sz w:val="20"/>
                 <w:szCs w:val="20"/>
               </w:rPr>
@@ -5356,14 +5270,14 @@
           <w:p>
             <w:pPr>
               <w:rPr>
-                <w:rFonts w:ascii="Calibri" w:hAnsi="Calibri" w:cs="Calibri"/>
-                <w:sz w:val="20"/>
-                <w:szCs w:val="20"/>
-              </w:rPr>
-            </w:pPr>
-            <w:r>
-              <w:rPr>
-                <w:rFonts w:ascii="Calibri" w:eastAsia="Arial" w:hAnsi="Calibri" w:cs="Calibri"/>
+                <w:rFonts w:cs="Calibri"/>
+                <w:sz w:val="20"/>
+                <w:szCs w:val="20"/>
+              </w:rPr>
+            </w:pPr>
+            <w:r>
+              <w:rPr>
+                <w:rFonts w:eastAsia="Arial" w:cs="Calibri"/>
                 <w:b/>
                 <w:bCs/>
                 <w:sz w:val="20"/>
@@ -5392,14 +5306,14 @@
           <w:p>
             <w:pPr>
               <w:rPr>
-                <w:rFonts w:ascii="Calibri" w:hAnsi="Calibri" w:cs="Calibri"/>
-                <w:sz w:val="20"/>
-                <w:szCs w:val="20"/>
-              </w:rPr>
-            </w:pPr>
-            <w:r>
-              <w:rPr>
-                <w:rFonts w:ascii="Calibri" w:eastAsia="Arial" w:hAnsi="Calibri" w:cs="Calibri"/>
+                <w:rFonts w:cs="Calibri"/>
+                <w:sz w:val="20"/>
+                <w:szCs w:val="20"/>
+              </w:rPr>
+            </w:pPr>
+            <w:r>
+              <w:rPr>
+                <w:rFonts w:eastAsia="Arial" w:cs="Calibri"/>
                 <w:sz w:val="20"/>
                 <w:szCs w:val="20"/>
               </w:rPr>
@@ -5407,7 +5321,7 @@
             </w:r>
             <w:r>
               <w:rPr>
-                <w:rFonts w:ascii="Calibri" w:eastAsia="Arial" w:hAnsi="Calibri" w:cs="Calibri"/>
+                <w:rFonts w:eastAsia="Arial" w:cs="Calibri"/>
                 <w:sz w:val="20"/>
                 <w:szCs w:val="20"/>
               </w:rPr>
@@ -5441,14 +5355,14 @@
           <w:p>
             <w:pPr>
               <w:rPr>
-                <w:rFonts w:ascii="Calibri" w:hAnsi="Calibri" w:cs="Calibri"/>
-                <w:sz w:val="20"/>
-                <w:szCs w:val="20"/>
-              </w:rPr>
-            </w:pPr>
-            <w:r>
-              <w:rPr>
-                <w:rFonts w:ascii="Calibri" w:eastAsia="Arial" w:hAnsi="Calibri" w:cs="Calibri"/>
+                <w:rFonts w:cs="Calibri"/>
+                <w:sz w:val="20"/>
+                <w:szCs w:val="20"/>
+              </w:rPr>
+            </w:pPr>
+            <w:r>
+              <w:rPr>
+                <w:rFonts w:eastAsia="Arial" w:cs="Calibri"/>
                 <w:b/>
                 <w:bCs/>
                 <w:sz w:val="20"/>
@@ -5482,14 +5396,14 @@
                 <w:numId w:val="9"/>
               </w:numPr>
               <w:rPr>
-                <w:rFonts w:ascii="Calibri" w:eastAsia="Arial" w:hAnsi="Calibri" w:cs="Calibri"/>
-                <w:sz w:val="20"/>
-                <w:szCs w:val="20"/>
-              </w:rPr>
-            </w:pPr>
-            <w:r>
-              <w:rPr>
-                <w:rFonts w:ascii="Calibri" w:eastAsia="Arial" w:hAnsi="Calibri" w:cs="Calibri"/>
+                <w:rFonts w:eastAsia="Arial" w:cs="Calibri"/>
+                <w:sz w:val="20"/>
+                <w:szCs w:val="20"/>
+              </w:rPr>
+            </w:pPr>
+            <w:r>
+              <w:rPr>
+                <w:rFonts w:eastAsia="Arial" w:cs="Calibri"/>
                 <w:sz w:val="20"/>
                 <w:szCs w:val="20"/>
               </w:rPr>
@@ -5504,14 +5418,14 @@
                 <w:numId w:val="9"/>
               </w:numPr>
               <w:rPr>
-                <w:rFonts w:ascii="Calibri" w:eastAsia="Arial" w:hAnsi="Calibri" w:cs="Calibri"/>
-                <w:sz w:val="20"/>
-                <w:szCs w:val="20"/>
-              </w:rPr>
-            </w:pPr>
-            <w:r>
-              <w:rPr>
-                <w:rFonts w:ascii="Calibri" w:eastAsia="Arial" w:hAnsi="Calibri" w:cs="Calibri"/>
+                <w:rFonts w:eastAsia="Arial" w:cs="Calibri"/>
+                <w:sz w:val="20"/>
+                <w:szCs w:val="20"/>
+              </w:rPr>
+            </w:pPr>
+            <w:r>
+              <w:rPr>
+                <w:rFonts w:eastAsia="Arial" w:cs="Calibri"/>
                 <w:sz w:val="20"/>
                 <w:szCs w:val="20"/>
               </w:rPr>
@@ -5526,14 +5440,14 @@
                 <w:numId w:val="9"/>
               </w:numPr>
               <w:rPr>
-                <w:rFonts w:ascii="Calibri" w:eastAsia="Arial" w:hAnsi="Calibri" w:cs="Calibri"/>
-                <w:sz w:val="20"/>
-                <w:szCs w:val="20"/>
-              </w:rPr>
-            </w:pPr>
-            <w:r>
-              <w:rPr>
-                <w:rFonts w:ascii="Calibri" w:eastAsia="Arial" w:hAnsi="Calibri" w:cs="Calibri"/>
+                <w:rFonts w:eastAsia="Arial" w:cs="Calibri"/>
+                <w:sz w:val="20"/>
+                <w:szCs w:val="20"/>
+              </w:rPr>
+            </w:pPr>
+            <w:r>
+              <w:rPr>
+                <w:rFonts w:eastAsia="Arial" w:cs="Calibri"/>
                 <w:sz w:val="20"/>
                 <w:szCs w:val="20"/>
               </w:rPr>
@@ -5548,14 +5462,14 @@
                 <w:numId w:val="9"/>
               </w:numPr>
               <w:rPr>
-                <w:rFonts w:ascii="Calibri" w:hAnsi="Calibri" w:cs="Calibri"/>
-                <w:sz w:val="20"/>
-                <w:szCs w:val="20"/>
-              </w:rPr>
-            </w:pPr>
-            <w:r>
-              <w:rPr>
-                <w:rFonts w:ascii="Calibri" w:eastAsia="Arial" w:hAnsi="Calibri" w:cs="Calibri"/>
+                <w:rFonts w:cs="Calibri"/>
+                <w:sz w:val="20"/>
+                <w:szCs w:val="20"/>
+              </w:rPr>
+            </w:pPr>
+            <w:r>
+              <w:rPr>
+                <w:rFonts w:eastAsia="Arial" w:cs="Calibri"/>
                 <w:sz w:val="20"/>
                 <w:szCs w:val="20"/>
               </w:rPr>
@@ -5589,14 +5503,14 @@
           <w:p>
             <w:pPr>
               <w:rPr>
-                <w:rFonts w:ascii="Calibri" w:hAnsi="Calibri" w:cs="Calibri"/>
-                <w:sz w:val="20"/>
-                <w:szCs w:val="20"/>
-              </w:rPr>
-            </w:pPr>
-            <w:r>
-              <w:rPr>
-                <w:rFonts w:ascii="Calibri" w:eastAsia="Arial" w:hAnsi="Calibri" w:cs="Calibri"/>
+                <w:rFonts w:cs="Calibri"/>
+                <w:sz w:val="20"/>
+                <w:szCs w:val="20"/>
+              </w:rPr>
+            </w:pPr>
+            <w:r>
+              <w:rPr>
+                <w:rFonts w:eastAsia="Arial" w:cs="Calibri"/>
                 <w:b/>
                 <w:bCs/>
                 <w:sz w:val="20"/>
@@ -5625,14 +5539,14 @@
           <w:p>
             <w:pPr>
               <w:rPr>
-                <w:rFonts w:ascii="Calibri" w:hAnsi="Calibri" w:cs="Calibri"/>
-                <w:sz w:val="20"/>
-                <w:szCs w:val="20"/>
-              </w:rPr>
-            </w:pPr>
-            <w:r>
-              <w:rPr>
-                <w:rFonts w:ascii="Calibri" w:eastAsia="Arial" w:hAnsi="Calibri" w:cs="Calibri"/>
+                <w:rFonts w:cs="Calibri"/>
+                <w:sz w:val="20"/>
+                <w:szCs w:val="20"/>
+              </w:rPr>
+            </w:pPr>
+            <w:r>
+              <w:rPr>
+                <w:rFonts w:eastAsia="Arial" w:cs="Calibri"/>
                 <w:sz w:val="20"/>
                 <w:szCs w:val="20"/>
               </w:rPr>
@@ -5666,14 +5580,14 @@
           <w:p>
             <w:pPr>
               <w:rPr>
-                <w:rFonts w:ascii="Calibri" w:hAnsi="Calibri" w:cs="Calibri"/>
-                <w:sz w:val="20"/>
-                <w:szCs w:val="20"/>
-              </w:rPr>
-            </w:pPr>
-            <w:r>
-              <w:rPr>
-                <w:rFonts w:ascii="Calibri" w:eastAsia="Arial" w:hAnsi="Calibri" w:cs="Calibri"/>
+                <w:rFonts w:cs="Calibri"/>
+                <w:sz w:val="20"/>
+                <w:szCs w:val="20"/>
+              </w:rPr>
+            </w:pPr>
+            <w:r>
+              <w:rPr>
+                <w:rFonts w:eastAsia="Arial" w:cs="Calibri"/>
                 <w:b/>
                 <w:bCs/>
                 <w:sz w:val="20"/>
@@ -5702,14 +5616,14 @@
           <w:p>
             <w:pPr>
               <w:rPr>
-                <w:rFonts w:ascii="Calibri" w:hAnsi="Calibri" w:cs="Calibri"/>
-                <w:sz w:val="20"/>
-                <w:szCs w:val="20"/>
-              </w:rPr>
-            </w:pPr>
-            <w:r>
-              <w:rPr>
-                <w:rFonts w:ascii="Calibri" w:eastAsia="Arial" w:hAnsi="Calibri" w:cs="Calibri"/>
+                <w:rFonts w:cs="Calibri"/>
+                <w:sz w:val="20"/>
+                <w:szCs w:val="20"/>
+              </w:rPr>
+            </w:pPr>
+            <w:r>
+              <w:rPr>
+                <w:rFonts w:eastAsia="Arial" w:cs="Calibri"/>
                 <w:sz w:val="20"/>
                 <w:szCs w:val="20"/>
               </w:rPr>
@@ -5722,8 +5636,7 @@
     <w:p>
       <w:pPr>
         <w:rPr>
-          <w:rFonts w:ascii="Calibri" w:hAnsi="Calibri" w:cs="Calibri"/>
-          <w:sz w:val="21"/>
+          <w:rFonts w:cs="Calibri"/>
           <w:szCs w:val="21"/>
         </w:rPr>
       </w:pPr>
@@ -5732,21 +5645,19 @@
       <w:pPr>
         <w:jc w:val="both"/>
         <w:rPr>
-          <w:rFonts w:ascii="Calibri" w:hAnsi="Calibri" w:cs="Calibri"/>
+          <w:rFonts w:cs="Calibri"/>
           <w:b/>
           <w:bCs/>
           <w:color w:val="002060"/>
-          <w:sz w:val="21"/>
           <w:szCs w:val="21"/>
         </w:rPr>
       </w:pPr>
       <w:r>
         <w:rPr>
-          <w:rFonts w:ascii="Calibri" w:hAnsi="Calibri" w:cs="Calibri"/>
+          <w:rFonts w:cs="Calibri"/>
           <w:b/>
           <w:bCs/>
           <w:color w:val="002060"/>
-          <w:sz w:val="21"/>
           <w:szCs w:val="21"/>
         </w:rPr>
         <w:t>Qué funcionó</w:t>
@@ -5761,15 +5672,13 @@
         </w:numPr>
         <w:jc w:val="both"/>
         <w:rPr>
-          <w:rFonts w:ascii="Calibri" w:hAnsi="Calibri" w:cs="Calibri"/>
-          <w:sz w:val="21"/>
+          <w:rFonts w:cs="Calibri"/>
           <w:szCs w:val="21"/>
         </w:rPr>
       </w:pPr>
       <w:r>
         <w:rPr>
-          <w:rFonts w:ascii="Calibri" w:hAnsi="Calibri" w:cs="Calibri"/>
-          <w:sz w:val="21"/>
+          <w:rFonts w:cs="Calibri"/>
           <w:szCs w:val="21"/>
         </w:rPr>
         <w:t>La regla "todo o nada" evita publicar una cifra parcial que parezca completa (RNF-04).</w:t>
@@ -5784,15 +5693,13 @@
         </w:numPr>
         <w:jc w:val="both"/>
         <w:rPr>
-          <w:rFonts w:ascii="Calibri" w:hAnsi="Calibri" w:cs="Calibri"/>
-          <w:sz w:val="21"/>
+          <w:rFonts w:cs="Calibri"/>
           <w:szCs w:val="21"/>
         </w:rPr>
       </w:pPr>
       <w:r>
         <w:rPr>
-          <w:rFonts w:ascii="Calibri" w:hAnsi="Calibri" w:cs="Calibri"/>
-          <w:sz w:val="21"/>
+          <w:rFonts w:cs="Calibri"/>
           <w:szCs w:val="21"/>
         </w:rPr>
         <w:t>El recálculo en cascada mantiene la nutrición publicada al día sin que nadie la edite a mano.</w:t>
@@ -5807,15 +5714,13 @@
         </w:numPr>
         <w:jc w:val="both"/>
         <w:rPr>
-          <w:rFonts w:ascii="Calibri" w:hAnsi="Calibri" w:cs="Calibri"/>
-          <w:sz w:val="21"/>
+          <w:rFonts w:cs="Calibri"/>
           <w:szCs w:val="21"/>
         </w:rPr>
       </w:pPr>
       <w:r>
         <w:rPr>
-          <w:rFonts w:ascii="Calibri" w:hAnsi="Calibri" w:cs="Calibri"/>
-          <w:sz w:val="21"/>
+          <w:rFonts w:cs="Calibri"/>
           <w:szCs w:val="21"/>
         </w:rPr>
         <w:t>La lógica del cálculo quedó aislada y se prueba sin base de datos.</w:t>
@@ -5825,21 +5730,19 @@
       <w:pPr>
         <w:jc w:val="both"/>
         <w:rPr>
-          <w:rFonts w:ascii="Calibri" w:hAnsi="Calibri" w:cs="Calibri"/>
+          <w:rFonts w:cs="Calibri"/>
           <w:b/>
           <w:bCs/>
           <w:color w:val="002060"/>
-          <w:sz w:val="21"/>
           <w:szCs w:val="21"/>
         </w:rPr>
       </w:pPr>
       <w:r>
         <w:rPr>
-          <w:rFonts w:ascii="Calibri" w:hAnsi="Calibri" w:cs="Calibri"/>
+          <w:rFonts w:cs="Calibri"/>
           <w:b/>
           <w:bCs/>
           <w:color w:val="002060"/>
-          <w:sz w:val="21"/>
           <w:szCs w:val="21"/>
         </w:rPr>
         <w:t>Qué no funcionó</w:t>
@@ -5853,15 +5756,13 @@
           <w:numId w:val="19"/>
         </w:numPr>
         <w:rPr>
-          <w:rFonts w:ascii="Calibri" w:hAnsi="Calibri" w:cs="Calibri"/>
-          <w:sz w:val="21"/>
+          <w:rFonts w:cs="Calibri"/>
           <w:szCs w:val="21"/>
         </w:rPr>
       </w:pPr>
       <w:r>
         <w:rPr>
-          <w:rFonts w:ascii="Calibri" w:hAnsi="Calibri" w:cs="Calibri"/>
-          <w:sz w:val="21"/>
+          <w:rFonts w:cs="Calibri"/>
           <w:szCs w:val="21"/>
         </w:rPr>
         <w:t>Los valores nutricionales de ejemplo que trae la migración solo se aplican a los ingredientes que ya existen al correrla. Como los datos de demostración se cargan después, los ingredientes quedan sin composición.</w:t>
@@ -5875,15 +5776,13 @@
           <w:numId w:val="19"/>
         </w:numPr>
         <w:rPr>
-          <w:rFonts w:ascii="Calibri" w:hAnsi="Calibri" w:cs="Calibri"/>
-          <w:sz w:val="21"/>
+          <w:rFonts w:cs="Calibri"/>
           <w:szCs w:val="21"/>
         </w:rPr>
       </w:pPr>
       <w:r>
         <w:rPr>
-          <w:rFonts w:ascii="Calibri" w:hAnsi="Calibri" w:cs="Calibri"/>
-          <w:sz w:val="21"/>
+          <w:rFonts w:cs="Calibri"/>
           <w:szCs w:val="21"/>
         </w:rPr>
         <w:t>Los valores de ejemplo no estaban marcados como tales en lo que ve el usuario.</w:t>
@@ -5892,21 +5791,19 @@
     <w:p>
       <w:pPr>
         <w:rPr>
-          <w:rFonts w:ascii="Calibri" w:hAnsi="Calibri" w:cs="Calibri"/>
+          <w:rFonts w:cs="Calibri"/>
           <w:b/>
           <w:bCs/>
           <w:color w:val="002060"/>
-          <w:sz w:val="21"/>
           <w:szCs w:val="21"/>
         </w:rPr>
       </w:pPr>
       <w:r>
         <w:rPr>
-          <w:rFonts w:ascii="Calibri" w:hAnsi="Calibri" w:cs="Calibri"/>
+          <w:rFonts w:cs="Calibri"/>
           <w:b/>
           <w:bCs/>
           <w:color w:val="002060"/>
-          <w:sz w:val="21"/>
           <w:szCs w:val="21"/>
         </w:rPr>
         <w:t>Acciones acordadas</w:t>
@@ -5961,14 +5858,14 @@
           <w:p>
             <w:pPr>
               <w:rPr>
-                <w:rFonts w:ascii="Calibri" w:hAnsi="Calibri" w:cs="Calibri"/>
-                <w:sz w:val="20"/>
-                <w:szCs w:val="20"/>
-              </w:rPr>
-            </w:pPr>
-            <w:r>
-              <w:rPr>
-                <w:rFonts w:ascii="Calibri" w:eastAsia="Arial" w:hAnsi="Calibri" w:cs="Calibri"/>
+                <w:rFonts w:cs="Calibri"/>
+                <w:sz w:val="20"/>
+                <w:szCs w:val="20"/>
+              </w:rPr>
+            </w:pPr>
+            <w:r>
+              <w:rPr>
+                <w:rFonts w:eastAsia="Arial" w:cs="Calibri"/>
                 <w:b/>
                 <w:bCs/>
                 <w:color w:val="FFFFFF"/>
@@ -6000,14 +5897,14 @@
           <w:p>
             <w:pPr>
               <w:rPr>
-                <w:rFonts w:ascii="Calibri" w:hAnsi="Calibri" w:cs="Calibri"/>
-                <w:sz w:val="20"/>
-                <w:szCs w:val="20"/>
-              </w:rPr>
-            </w:pPr>
-            <w:r>
-              <w:rPr>
-                <w:rFonts w:ascii="Calibri" w:eastAsia="Arial" w:hAnsi="Calibri" w:cs="Calibri"/>
+                <w:rFonts w:cs="Calibri"/>
+                <w:sz w:val="20"/>
+                <w:szCs w:val="20"/>
+              </w:rPr>
+            </w:pPr>
+            <w:r>
+              <w:rPr>
+                <w:rFonts w:eastAsia="Arial" w:cs="Calibri"/>
                 <w:b/>
                 <w:bCs/>
                 <w:color w:val="FFFFFF"/>
@@ -6038,14 +5935,14 @@
           <w:p>
             <w:pPr>
               <w:rPr>
-                <w:rFonts w:ascii="Calibri" w:hAnsi="Calibri" w:cs="Calibri"/>
-                <w:sz w:val="20"/>
-                <w:szCs w:val="20"/>
-              </w:rPr>
-            </w:pPr>
-            <w:r>
-              <w:rPr>
-                <w:rFonts w:ascii="Calibri" w:eastAsia="Arial" w:hAnsi="Calibri" w:cs="Calibri"/>
+                <w:rFonts w:cs="Calibri"/>
+                <w:sz w:val="20"/>
+                <w:szCs w:val="20"/>
+              </w:rPr>
+            </w:pPr>
+            <w:r>
+              <w:rPr>
+                <w:rFonts w:eastAsia="Arial" w:cs="Calibri"/>
                 <w:b/>
                 <w:bCs/>
                 <w:color w:val="FFFFFF"/>
@@ -6076,14 +5973,14 @@
           <w:p>
             <w:pPr>
               <w:rPr>
-                <w:rFonts w:ascii="Calibri" w:hAnsi="Calibri" w:cs="Calibri"/>
-                <w:sz w:val="20"/>
-                <w:szCs w:val="20"/>
-              </w:rPr>
-            </w:pPr>
-            <w:r>
-              <w:rPr>
-                <w:rFonts w:ascii="Calibri" w:eastAsia="Arial" w:hAnsi="Calibri" w:cs="Calibri"/>
+                <w:rFonts w:cs="Calibri"/>
+                <w:sz w:val="20"/>
+                <w:szCs w:val="20"/>
+              </w:rPr>
+            </w:pPr>
+            <w:r>
+              <w:rPr>
+                <w:rFonts w:eastAsia="Arial" w:cs="Calibri"/>
                 <w:b/>
                 <w:bCs/>
                 <w:color w:val="FFFFFF"/>
@@ -6108,24 +6005,25 @@
               <w:bottom w:val="single" w:sz="4" w:space="0" w:color="C9CED6"/>
               <w:right w:val="single" w:sz="4" w:space="0" w:color="C9CED6"/>
             </w:tcBorders>
-            <w:tcMar>
-              <w:top w:w="60" w:type="dxa"/>
-              <w:left w:w="100" w:type="dxa"/>
-              <w:bottom w:w="60" w:type="dxa"/>
-              <w:right w:w="100" w:type="dxa"/>
-            </w:tcMar>
-          </w:tcPr>
-          <w:p>
-            <w:pPr>
-              <w:rPr>
-                <w:rFonts w:ascii="Calibri" w:hAnsi="Calibri" w:cs="Calibri"/>
-                <w:sz w:val="20"/>
-                <w:szCs w:val="20"/>
-              </w:rPr>
-            </w:pPr>
-            <w:r>
-              <w:rPr>
-                <w:rFonts w:ascii="Calibri" w:eastAsia="Arial" w:hAnsi="Calibri" w:cs="Calibri"/>
+            <w:shd w:val="clear" w:color="auto" w:fill="auto"/>
+            <w:tcMar>
+              <w:top w:w="60" w:type="dxa"/>
+              <w:left w:w="100" w:type="dxa"/>
+              <w:bottom w:w="60" w:type="dxa"/>
+              <w:right w:w="100" w:type="dxa"/>
+            </w:tcMar>
+          </w:tcPr>
+          <w:p>
+            <w:pPr>
+              <w:rPr>
+                <w:rFonts w:cs="Calibri"/>
+                <w:sz w:val="20"/>
+                <w:szCs w:val="20"/>
+              </w:rPr>
+            </w:pPr>
+            <w:r>
+              <w:rPr>
+                <w:rFonts w:eastAsia="Arial" w:cs="Calibri"/>
                 <w:sz w:val="20"/>
                 <w:szCs w:val="20"/>
               </w:rPr>
@@ -6142,24 +6040,25 @@
               <w:bottom w:val="single" w:sz="4" w:space="0" w:color="C9CED6"/>
               <w:right w:val="single" w:sz="4" w:space="0" w:color="C9CED6"/>
             </w:tcBorders>
-            <w:tcMar>
-              <w:top w:w="60" w:type="dxa"/>
-              <w:left w:w="100" w:type="dxa"/>
-              <w:bottom w:w="60" w:type="dxa"/>
-              <w:right w:w="100" w:type="dxa"/>
-            </w:tcMar>
-          </w:tcPr>
-          <w:p>
-            <w:pPr>
-              <w:rPr>
-                <w:rFonts w:ascii="Calibri" w:hAnsi="Calibri" w:cs="Calibri"/>
-                <w:sz w:val="20"/>
-                <w:szCs w:val="20"/>
-              </w:rPr>
-            </w:pPr>
-            <w:r>
-              <w:rPr>
-                <w:rFonts w:ascii="Calibri" w:eastAsia="Arial" w:hAnsi="Calibri" w:cs="Calibri"/>
+            <w:shd w:val="clear" w:color="auto" w:fill="auto"/>
+            <w:tcMar>
+              <w:top w:w="60" w:type="dxa"/>
+              <w:left w:w="100" w:type="dxa"/>
+              <w:bottom w:w="60" w:type="dxa"/>
+              <w:right w:w="100" w:type="dxa"/>
+            </w:tcMar>
+          </w:tcPr>
+          <w:p>
+            <w:pPr>
+              <w:rPr>
+                <w:rFonts w:cs="Calibri"/>
+                <w:sz w:val="20"/>
+                <w:szCs w:val="20"/>
+              </w:rPr>
+            </w:pPr>
+            <w:r>
+              <w:rPr>
+                <w:rFonts w:eastAsia="Arial" w:cs="Calibri"/>
                 <w:sz w:val="20"/>
                 <w:szCs w:val="20"/>
               </w:rPr>
@@ -6176,24 +6075,25 @@
               <w:bottom w:val="single" w:sz="4" w:space="0" w:color="C9CED6"/>
               <w:right w:val="single" w:sz="4" w:space="0" w:color="C9CED6"/>
             </w:tcBorders>
-            <w:tcMar>
-              <w:top w:w="60" w:type="dxa"/>
-              <w:left w:w="100" w:type="dxa"/>
-              <w:bottom w:w="60" w:type="dxa"/>
-              <w:right w:w="100" w:type="dxa"/>
-            </w:tcMar>
-          </w:tcPr>
-          <w:p>
-            <w:pPr>
-              <w:rPr>
-                <w:rFonts w:ascii="Calibri" w:hAnsi="Calibri" w:cs="Calibri"/>
-                <w:sz w:val="20"/>
-                <w:szCs w:val="20"/>
-              </w:rPr>
-            </w:pPr>
-            <w:r>
-              <w:rPr>
-                <w:rFonts w:ascii="Calibri" w:eastAsia="Arial" w:hAnsi="Calibri" w:cs="Calibri"/>
+            <w:shd w:val="clear" w:color="auto" w:fill="auto"/>
+            <w:tcMar>
+              <w:top w:w="60" w:type="dxa"/>
+              <w:left w:w="100" w:type="dxa"/>
+              <w:bottom w:w="60" w:type="dxa"/>
+              <w:right w:w="100" w:type="dxa"/>
+            </w:tcMar>
+          </w:tcPr>
+          <w:p>
+            <w:pPr>
+              <w:rPr>
+                <w:rFonts w:cs="Calibri"/>
+                <w:sz w:val="20"/>
+                <w:szCs w:val="20"/>
+              </w:rPr>
+            </w:pPr>
+            <w:r>
+              <w:rPr>
+                <w:rFonts w:eastAsia="Arial" w:cs="Calibri"/>
                 <w:sz w:val="20"/>
                 <w:szCs w:val="20"/>
               </w:rPr>
@@ -6210,24 +6110,25 @@
               <w:bottom w:val="single" w:sz="4" w:space="0" w:color="C9CED6"/>
               <w:right w:val="single" w:sz="4" w:space="0" w:color="C9CED6"/>
             </w:tcBorders>
-            <w:tcMar>
-              <w:top w:w="60" w:type="dxa"/>
-              <w:left w:w="100" w:type="dxa"/>
-              <w:bottom w:w="60" w:type="dxa"/>
-              <w:right w:w="100" w:type="dxa"/>
-            </w:tcMar>
-          </w:tcPr>
-          <w:p>
-            <w:pPr>
-              <w:rPr>
-                <w:rFonts w:ascii="Calibri" w:hAnsi="Calibri" w:cs="Calibri"/>
-                <w:sz w:val="20"/>
-                <w:szCs w:val="20"/>
-              </w:rPr>
-            </w:pPr>
-            <w:r>
-              <w:rPr>
-                <w:rFonts w:ascii="Calibri" w:eastAsia="Arial" w:hAnsi="Calibri" w:cs="Calibri"/>
+            <w:shd w:val="clear" w:color="auto" w:fill="auto"/>
+            <w:tcMar>
+              <w:top w:w="60" w:type="dxa"/>
+              <w:left w:w="100" w:type="dxa"/>
+              <w:bottom w:w="60" w:type="dxa"/>
+              <w:right w:w="100" w:type="dxa"/>
+            </w:tcMar>
+          </w:tcPr>
+          <w:p>
+            <w:pPr>
+              <w:rPr>
+                <w:rFonts w:cs="Calibri"/>
+                <w:sz w:val="20"/>
+                <w:szCs w:val="20"/>
+              </w:rPr>
+            </w:pPr>
+            <w:r>
+              <w:rPr>
+                <w:rFonts w:eastAsia="Arial" w:cs="Calibri"/>
                 <w:sz w:val="20"/>
                 <w:szCs w:val="20"/>
               </w:rPr>
@@ -6249,25 +6150,25 @@
               <w:bottom w:val="single" w:sz="4" w:space="0" w:color="C9CED6"/>
               <w:right w:val="single" w:sz="4" w:space="0" w:color="C9CED6"/>
             </w:tcBorders>
-            <w:shd w:val="clear" w:color="auto" w:fill="F2F4F7"/>
-            <w:tcMar>
-              <w:top w:w="60" w:type="dxa"/>
-              <w:left w:w="100" w:type="dxa"/>
-              <w:bottom w:w="60" w:type="dxa"/>
-              <w:right w:w="100" w:type="dxa"/>
-            </w:tcMar>
-          </w:tcPr>
-          <w:p>
-            <w:pPr>
-              <w:rPr>
-                <w:rFonts w:ascii="Calibri" w:hAnsi="Calibri" w:cs="Calibri"/>
-                <w:sz w:val="20"/>
-                <w:szCs w:val="20"/>
-              </w:rPr>
-            </w:pPr>
-            <w:r>
-              <w:rPr>
-                <w:rFonts w:ascii="Calibri" w:eastAsia="Arial" w:hAnsi="Calibri" w:cs="Calibri"/>
+            <w:shd w:val="clear" w:color="auto" w:fill="auto"/>
+            <w:tcMar>
+              <w:top w:w="60" w:type="dxa"/>
+              <w:left w:w="100" w:type="dxa"/>
+              <w:bottom w:w="60" w:type="dxa"/>
+              <w:right w:w="100" w:type="dxa"/>
+            </w:tcMar>
+          </w:tcPr>
+          <w:p>
+            <w:pPr>
+              <w:rPr>
+                <w:rFonts w:cs="Calibri"/>
+                <w:sz w:val="20"/>
+                <w:szCs w:val="20"/>
+              </w:rPr>
+            </w:pPr>
+            <w:r>
+              <w:rPr>
+                <w:rFonts w:eastAsia="Arial" w:cs="Calibri"/>
                 <w:sz w:val="20"/>
                 <w:szCs w:val="20"/>
               </w:rPr>
@@ -6284,25 +6185,25 @@
               <w:bottom w:val="single" w:sz="4" w:space="0" w:color="C9CED6"/>
               <w:right w:val="single" w:sz="4" w:space="0" w:color="C9CED6"/>
             </w:tcBorders>
-            <w:shd w:val="clear" w:color="auto" w:fill="F2F4F7"/>
-            <w:tcMar>
-              <w:top w:w="60" w:type="dxa"/>
-              <w:left w:w="100" w:type="dxa"/>
-              <w:bottom w:w="60" w:type="dxa"/>
-              <w:right w:w="100" w:type="dxa"/>
-            </w:tcMar>
-          </w:tcPr>
-          <w:p>
-            <w:pPr>
-              <w:rPr>
-                <w:rFonts w:ascii="Calibri" w:hAnsi="Calibri" w:cs="Calibri"/>
-                <w:sz w:val="20"/>
-                <w:szCs w:val="20"/>
-              </w:rPr>
-            </w:pPr>
-            <w:r>
-              <w:rPr>
-                <w:rFonts w:ascii="Calibri" w:eastAsia="Arial" w:hAnsi="Calibri" w:cs="Calibri"/>
+            <w:shd w:val="clear" w:color="auto" w:fill="auto"/>
+            <w:tcMar>
+              <w:top w:w="60" w:type="dxa"/>
+              <w:left w:w="100" w:type="dxa"/>
+              <w:bottom w:w="60" w:type="dxa"/>
+              <w:right w:w="100" w:type="dxa"/>
+            </w:tcMar>
+          </w:tcPr>
+          <w:p>
+            <w:pPr>
+              <w:rPr>
+                <w:rFonts w:cs="Calibri"/>
+                <w:sz w:val="20"/>
+                <w:szCs w:val="20"/>
+              </w:rPr>
+            </w:pPr>
+            <w:r>
+              <w:rPr>
+                <w:rFonts w:eastAsia="Arial" w:cs="Calibri"/>
                 <w:sz w:val="20"/>
                 <w:szCs w:val="20"/>
               </w:rPr>
@@ -6319,25 +6220,25 @@
               <w:bottom w:val="single" w:sz="4" w:space="0" w:color="C9CED6"/>
               <w:right w:val="single" w:sz="4" w:space="0" w:color="C9CED6"/>
             </w:tcBorders>
-            <w:shd w:val="clear" w:color="auto" w:fill="F2F4F7"/>
-            <w:tcMar>
-              <w:top w:w="60" w:type="dxa"/>
-              <w:left w:w="100" w:type="dxa"/>
-              <w:bottom w:w="60" w:type="dxa"/>
-              <w:right w:w="100" w:type="dxa"/>
-            </w:tcMar>
-          </w:tcPr>
-          <w:p>
-            <w:pPr>
-              <w:rPr>
-                <w:rFonts w:ascii="Calibri" w:hAnsi="Calibri" w:cs="Calibri"/>
-                <w:sz w:val="20"/>
-                <w:szCs w:val="20"/>
-              </w:rPr>
-            </w:pPr>
-            <w:r>
-              <w:rPr>
-                <w:rFonts w:ascii="Calibri" w:eastAsia="Arial" w:hAnsi="Calibri" w:cs="Calibri"/>
+            <w:shd w:val="clear" w:color="auto" w:fill="auto"/>
+            <w:tcMar>
+              <w:top w:w="60" w:type="dxa"/>
+              <w:left w:w="100" w:type="dxa"/>
+              <w:bottom w:w="60" w:type="dxa"/>
+              <w:right w:w="100" w:type="dxa"/>
+            </w:tcMar>
+          </w:tcPr>
+          <w:p>
+            <w:pPr>
+              <w:rPr>
+                <w:rFonts w:cs="Calibri"/>
+                <w:sz w:val="20"/>
+                <w:szCs w:val="20"/>
+              </w:rPr>
+            </w:pPr>
+            <w:r>
+              <w:rPr>
+                <w:rFonts w:eastAsia="Arial" w:cs="Calibri"/>
                 <w:sz w:val="20"/>
                 <w:szCs w:val="20"/>
               </w:rPr>
@@ -6354,25 +6255,25 @@
               <w:bottom w:val="single" w:sz="4" w:space="0" w:color="C9CED6"/>
               <w:right w:val="single" w:sz="4" w:space="0" w:color="C9CED6"/>
             </w:tcBorders>
-            <w:shd w:val="clear" w:color="auto" w:fill="F2F4F7"/>
-            <w:tcMar>
-              <w:top w:w="60" w:type="dxa"/>
-              <w:left w:w="100" w:type="dxa"/>
-              <w:bottom w:w="60" w:type="dxa"/>
-              <w:right w:w="100" w:type="dxa"/>
-            </w:tcMar>
-          </w:tcPr>
-          <w:p>
-            <w:pPr>
-              <w:rPr>
-                <w:rFonts w:ascii="Calibri" w:hAnsi="Calibri" w:cs="Calibri"/>
-                <w:sz w:val="20"/>
-                <w:szCs w:val="20"/>
-              </w:rPr>
-            </w:pPr>
-            <w:r>
-              <w:rPr>
-                <w:rFonts w:ascii="Calibri" w:eastAsia="Arial" w:hAnsi="Calibri" w:cs="Calibri"/>
+            <w:shd w:val="clear" w:color="auto" w:fill="auto"/>
+            <w:tcMar>
+              <w:top w:w="60" w:type="dxa"/>
+              <w:left w:w="100" w:type="dxa"/>
+              <w:bottom w:w="60" w:type="dxa"/>
+              <w:right w:w="100" w:type="dxa"/>
+            </w:tcMar>
+          </w:tcPr>
+          <w:p>
+            <w:pPr>
+              <w:rPr>
+                <w:rFonts w:cs="Calibri"/>
+                <w:sz w:val="20"/>
+                <w:szCs w:val="20"/>
+              </w:rPr>
+            </w:pPr>
+            <w:r>
+              <w:rPr>
+                <w:rFonts w:eastAsia="Arial" w:cs="Calibri"/>
                 <w:sz w:val="20"/>
                 <w:szCs w:val="20"/>
               </w:rPr>
@@ -6448,14 +6349,14 @@
           <w:p>
             <w:pPr>
               <w:rPr>
-                <w:rFonts w:ascii="Calibri" w:hAnsi="Calibri" w:cs="Calibri"/>
-                <w:sz w:val="20"/>
-                <w:szCs w:val="20"/>
-              </w:rPr>
-            </w:pPr>
-            <w:r>
-              <w:rPr>
-                <w:rFonts w:ascii="Calibri" w:eastAsia="Arial" w:hAnsi="Calibri" w:cs="Calibri"/>
+                <w:rFonts w:cs="Calibri"/>
+                <w:sz w:val="20"/>
+                <w:szCs w:val="20"/>
+              </w:rPr>
+            </w:pPr>
+            <w:r>
+              <w:rPr>
+                <w:rFonts w:eastAsia="Arial" w:cs="Calibri"/>
                 <w:b/>
                 <w:bCs/>
                 <w:sz w:val="20"/>
@@ -6484,14 +6385,14 @@
           <w:p>
             <w:pPr>
               <w:rPr>
-                <w:rFonts w:ascii="Calibri" w:hAnsi="Calibri" w:cs="Calibri"/>
-                <w:sz w:val="20"/>
-                <w:szCs w:val="20"/>
-              </w:rPr>
-            </w:pPr>
-            <w:r>
-              <w:rPr>
-                <w:rFonts w:ascii="Calibri" w:eastAsia="Arial" w:hAnsi="Calibri" w:cs="Calibri"/>
+                <w:rFonts w:cs="Calibri"/>
+                <w:sz w:val="20"/>
+                <w:szCs w:val="20"/>
+              </w:rPr>
+            </w:pPr>
+            <w:r>
+              <w:rPr>
+                <w:rFonts w:eastAsia="Arial" w:cs="Calibri"/>
                 <w:sz w:val="20"/>
                 <w:szCs w:val="20"/>
               </w:rPr>
@@ -6524,14 +6425,14 @@
           <w:p>
             <w:pPr>
               <w:rPr>
-                <w:rFonts w:ascii="Calibri" w:hAnsi="Calibri" w:cs="Calibri"/>
-                <w:sz w:val="20"/>
-                <w:szCs w:val="20"/>
-              </w:rPr>
-            </w:pPr>
-            <w:r>
-              <w:rPr>
-                <w:rFonts w:ascii="Calibri" w:eastAsia="Arial" w:hAnsi="Calibri" w:cs="Calibri"/>
+                <w:rFonts w:cs="Calibri"/>
+                <w:sz w:val="20"/>
+                <w:szCs w:val="20"/>
+              </w:rPr>
+            </w:pPr>
+            <w:r>
+              <w:rPr>
+                <w:rFonts w:eastAsia="Arial" w:cs="Calibri"/>
                 <w:b/>
                 <w:bCs/>
                 <w:sz w:val="20"/>
@@ -6560,14 +6461,14 @@
           <w:p>
             <w:pPr>
               <w:rPr>
-                <w:rFonts w:ascii="Calibri" w:hAnsi="Calibri" w:cs="Calibri"/>
-                <w:sz w:val="20"/>
-                <w:szCs w:val="20"/>
-              </w:rPr>
-            </w:pPr>
-            <w:r>
-              <w:rPr>
-                <w:rFonts w:ascii="Calibri" w:eastAsia="Arial" w:hAnsi="Calibri" w:cs="Calibri"/>
+                <w:rFonts w:cs="Calibri"/>
+                <w:sz w:val="20"/>
+                <w:szCs w:val="20"/>
+              </w:rPr>
+            </w:pPr>
+            <w:r>
+              <w:rPr>
+                <w:rFonts w:eastAsia="Arial" w:cs="Calibri"/>
                 <w:sz w:val="20"/>
                 <w:szCs w:val="20"/>
               </w:rPr>
@@ -6600,14 +6501,14 @@
           <w:p>
             <w:pPr>
               <w:rPr>
-                <w:rFonts w:ascii="Calibri" w:hAnsi="Calibri" w:cs="Calibri"/>
-                <w:sz w:val="20"/>
-                <w:szCs w:val="20"/>
-              </w:rPr>
-            </w:pPr>
-            <w:r>
-              <w:rPr>
-                <w:rFonts w:ascii="Calibri" w:eastAsia="Arial" w:hAnsi="Calibri" w:cs="Calibri"/>
+                <w:rFonts w:cs="Calibri"/>
+                <w:sz w:val="20"/>
+                <w:szCs w:val="20"/>
+              </w:rPr>
+            </w:pPr>
+            <w:r>
+              <w:rPr>
+                <w:rFonts w:eastAsia="Arial" w:cs="Calibri"/>
                 <w:b/>
                 <w:bCs/>
                 <w:sz w:val="20"/>
@@ -6641,14 +6542,14 @@
                 <w:numId w:val="8"/>
               </w:numPr>
               <w:rPr>
-                <w:rFonts w:ascii="Calibri" w:eastAsia="Arial" w:hAnsi="Calibri" w:cs="Calibri"/>
-                <w:sz w:val="20"/>
-                <w:szCs w:val="20"/>
-              </w:rPr>
-            </w:pPr>
-            <w:r>
-              <w:rPr>
-                <w:rFonts w:ascii="Calibri" w:eastAsia="Arial" w:hAnsi="Calibri" w:cs="Calibri"/>
+                <w:rFonts w:eastAsia="Arial" w:cs="Calibri"/>
+                <w:sz w:val="20"/>
+                <w:szCs w:val="20"/>
+              </w:rPr>
+            </w:pPr>
+            <w:r>
+              <w:rPr>
+                <w:rFonts w:eastAsia="Arial" w:cs="Calibri"/>
                 <w:sz w:val="20"/>
                 <w:szCs w:val="20"/>
               </w:rPr>
@@ -6663,14 +6564,14 @@
                 <w:numId w:val="8"/>
               </w:numPr>
               <w:rPr>
-                <w:rFonts w:ascii="Calibri" w:eastAsia="Arial" w:hAnsi="Calibri" w:cs="Calibri"/>
-                <w:sz w:val="20"/>
-                <w:szCs w:val="20"/>
-              </w:rPr>
-            </w:pPr>
-            <w:r>
-              <w:rPr>
-                <w:rFonts w:ascii="Calibri" w:eastAsia="Arial" w:hAnsi="Calibri" w:cs="Calibri"/>
+                <w:rFonts w:eastAsia="Arial" w:cs="Calibri"/>
+                <w:sz w:val="20"/>
+                <w:szCs w:val="20"/>
+              </w:rPr>
+            </w:pPr>
+            <w:r>
+              <w:rPr>
+                <w:rFonts w:eastAsia="Arial" w:cs="Calibri"/>
                 <w:sz w:val="20"/>
                 <w:szCs w:val="20"/>
               </w:rPr>
@@ -6685,14 +6586,14 @@
                 <w:numId w:val="8"/>
               </w:numPr>
               <w:rPr>
-                <w:rFonts w:ascii="Calibri" w:eastAsia="Arial" w:hAnsi="Calibri" w:cs="Calibri"/>
-                <w:sz w:val="20"/>
-                <w:szCs w:val="20"/>
-              </w:rPr>
-            </w:pPr>
-            <w:r>
-              <w:rPr>
-                <w:rFonts w:ascii="Calibri" w:eastAsia="Arial" w:hAnsi="Calibri" w:cs="Calibri"/>
+                <w:rFonts w:eastAsia="Arial" w:cs="Calibri"/>
+                <w:sz w:val="20"/>
+                <w:szCs w:val="20"/>
+              </w:rPr>
+            </w:pPr>
+            <w:r>
+              <w:rPr>
+                <w:rFonts w:eastAsia="Arial" w:cs="Calibri"/>
                 <w:sz w:val="20"/>
                 <w:szCs w:val="20"/>
               </w:rPr>
@@ -6707,14 +6608,14 @@
                 <w:numId w:val="8"/>
               </w:numPr>
               <w:rPr>
-                <w:rFonts w:ascii="Calibri" w:eastAsia="Arial" w:hAnsi="Calibri" w:cs="Calibri"/>
-                <w:sz w:val="20"/>
-                <w:szCs w:val="20"/>
-              </w:rPr>
-            </w:pPr>
-            <w:r>
-              <w:rPr>
-                <w:rFonts w:ascii="Calibri" w:eastAsia="Arial" w:hAnsi="Calibri" w:cs="Calibri"/>
+                <w:rFonts w:eastAsia="Arial" w:cs="Calibri"/>
+                <w:sz w:val="20"/>
+                <w:szCs w:val="20"/>
+              </w:rPr>
+            </w:pPr>
+            <w:r>
+              <w:rPr>
+                <w:rFonts w:eastAsia="Arial" w:cs="Calibri"/>
                 <w:sz w:val="20"/>
                 <w:szCs w:val="20"/>
               </w:rPr>
@@ -6729,14 +6630,14 @@
                 <w:numId w:val="8"/>
               </w:numPr>
               <w:rPr>
-                <w:rFonts w:ascii="Calibri" w:eastAsia="Arial" w:hAnsi="Calibri" w:cs="Calibri"/>
-                <w:sz w:val="20"/>
-                <w:szCs w:val="20"/>
-              </w:rPr>
-            </w:pPr>
-            <w:r>
-              <w:rPr>
-                <w:rFonts w:ascii="Calibri" w:eastAsia="Arial" w:hAnsi="Calibri" w:cs="Calibri"/>
+                <w:rFonts w:eastAsia="Arial" w:cs="Calibri"/>
+                <w:sz w:val="20"/>
+                <w:szCs w:val="20"/>
+              </w:rPr>
+            </w:pPr>
+            <w:r>
+              <w:rPr>
+                <w:rFonts w:eastAsia="Arial" w:cs="Calibri"/>
                 <w:sz w:val="20"/>
                 <w:szCs w:val="20"/>
               </w:rPr>
@@ -6751,14 +6652,14 @@
                 <w:numId w:val="8"/>
               </w:numPr>
               <w:rPr>
-                <w:rFonts w:ascii="Calibri" w:hAnsi="Calibri" w:cs="Calibri"/>
-                <w:sz w:val="20"/>
-                <w:szCs w:val="20"/>
-              </w:rPr>
-            </w:pPr>
-            <w:r>
-              <w:rPr>
-                <w:rFonts w:ascii="Calibri" w:eastAsia="Arial" w:hAnsi="Calibri" w:cs="Calibri"/>
+                <w:rFonts w:cs="Calibri"/>
+                <w:sz w:val="20"/>
+                <w:szCs w:val="20"/>
+              </w:rPr>
+            </w:pPr>
+            <w:r>
+              <w:rPr>
+                <w:rFonts w:eastAsia="Arial" w:cs="Calibri"/>
                 <w:sz w:val="20"/>
                 <w:szCs w:val="20"/>
               </w:rPr>
@@ -6791,14 +6692,14 @@
           <w:p>
             <w:pPr>
               <w:rPr>
-                <w:rFonts w:ascii="Calibri" w:hAnsi="Calibri" w:cs="Calibri"/>
-                <w:sz w:val="20"/>
-                <w:szCs w:val="20"/>
-              </w:rPr>
-            </w:pPr>
-            <w:r>
-              <w:rPr>
-                <w:rFonts w:ascii="Calibri" w:eastAsia="Arial" w:hAnsi="Calibri" w:cs="Calibri"/>
+                <w:rFonts w:cs="Calibri"/>
+                <w:sz w:val="20"/>
+                <w:szCs w:val="20"/>
+              </w:rPr>
+            </w:pPr>
+            <w:r>
+              <w:rPr>
+                <w:rFonts w:eastAsia="Arial" w:cs="Calibri"/>
                 <w:b/>
                 <w:bCs/>
                 <w:sz w:val="20"/>
@@ -6827,14 +6728,14 @@
           <w:p>
             <w:pPr>
               <w:rPr>
-                <w:rFonts w:ascii="Calibri" w:hAnsi="Calibri" w:cs="Calibri"/>
-                <w:sz w:val="20"/>
-                <w:szCs w:val="20"/>
-              </w:rPr>
-            </w:pPr>
-            <w:r>
-              <w:rPr>
-                <w:rFonts w:ascii="Calibri" w:eastAsia="Arial" w:hAnsi="Calibri" w:cs="Calibri"/>
+                <w:rFonts w:cs="Calibri"/>
+                <w:sz w:val="20"/>
+                <w:szCs w:val="20"/>
+              </w:rPr>
+            </w:pPr>
+            <w:r>
+              <w:rPr>
+                <w:rFonts w:eastAsia="Arial" w:cs="Calibri"/>
                 <w:sz w:val="20"/>
                 <w:szCs w:val="20"/>
               </w:rPr>
@@ -6867,14 +6768,14 @@
           <w:p>
             <w:pPr>
               <w:rPr>
-                <w:rFonts w:ascii="Calibri" w:hAnsi="Calibri" w:cs="Calibri"/>
-                <w:sz w:val="20"/>
-                <w:szCs w:val="20"/>
-              </w:rPr>
-            </w:pPr>
-            <w:r>
-              <w:rPr>
-                <w:rFonts w:ascii="Calibri" w:eastAsia="Arial" w:hAnsi="Calibri" w:cs="Calibri"/>
+                <w:rFonts w:cs="Calibri"/>
+                <w:sz w:val="20"/>
+                <w:szCs w:val="20"/>
+              </w:rPr>
+            </w:pPr>
+            <w:r>
+              <w:rPr>
+                <w:rFonts w:eastAsia="Arial" w:cs="Calibri"/>
                 <w:b/>
                 <w:bCs/>
                 <w:sz w:val="20"/>
@@ -6903,14 +6804,14 @@
           <w:p>
             <w:pPr>
               <w:rPr>
-                <w:rFonts w:ascii="Calibri" w:hAnsi="Calibri" w:cs="Calibri"/>
-                <w:sz w:val="20"/>
-                <w:szCs w:val="20"/>
-              </w:rPr>
-            </w:pPr>
-            <w:r>
-              <w:rPr>
-                <w:rFonts w:ascii="Calibri" w:eastAsia="Arial" w:hAnsi="Calibri" w:cs="Calibri"/>
+                <w:rFonts w:cs="Calibri"/>
+                <w:sz w:val="20"/>
+                <w:szCs w:val="20"/>
+              </w:rPr>
+            </w:pPr>
+            <w:r>
+              <w:rPr>
+                <w:rFonts w:eastAsia="Arial" w:cs="Calibri"/>
                 <w:sz w:val="20"/>
                 <w:szCs w:val="20"/>
               </w:rPr>
@@ -6918,7 +6819,7 @@
             </w:r>
             <w:r>
               <w:rPr>
-                <w:rFonts w:ascii="Calibri" w:eastAsia="Arial" w:hAnsi="Calibri" w:cs="Calibri"/>
+                <w:rFonts w:eastAsia="Arial" w:cs="Calibri"/>
                 <w:sz w:val="20"/>
                 <w:szCs w:val="20"/>
               </w:rPr>
@@ -6931,8 +6832,7 @@
     <w:p>
       <w:pPr>
         <w:rPr>
-          <w:rFonts w:ascii="Calibri" w:hAnsi="Calibri" w:cs="Calibri"/>
-          <w:sz w:val="21"/>
+          <w:rFonts w:cs="Calibri"/>
           <w:szCs w:val="21"/>
         </w:rPr>
       </w:pPr>
@@ -6940,21 +6840,19 @@
     <w:p>
       <w:pPr>
         <w:rPr>
-          <w:rFonts w:ascii="Calibri" w:hAnsi="Calibri" w:cs="Calibri"/>
+          <w:rFonts w:cs="Calibri"/>
           <w:b/>
           <w:bCs/>
           <w:color w:val="002060"/>
-          <w:sz w:val="21"/>
           <w:szCs w:val="21"/>
         </w:rPr>
       </w:pPr>
       <w:r>
         <w:rPr>
-          <w:rFonts w:ascii="Calibri" w:hAnsi="Calibri" w:cs="Calibri"/>
+          <w:rFonts w:cs="Calibri"/>
           <w:b/>
           <w:bCs/>
           <w:color w:val="002060"/>
-          <w:sz w:val="21"/>
           <w:szCs w:val="21"/>
         </w:rPr>
         <w:t>Qué funcionó</w:t>
@@ -6968,15 +6866,13 @@
           <w:numId w:val="20"/>
         </w:numPr>
         <w:rPr>
-          <w:rFonts w:ascii="Calibri" w:hAnsi="Calibri" w:cs="Calibri"/>
-          <w:sz w:val="21"/>
+          <w:rFonts w:cs="Calibri"/>
           <w:szCs w:val="21"/>
         </w:rPr>
       </w:pPr>
       <w:r>
         <w:rPr>
-          <w:rFonts w:ascii="Calibri" w:hAnsi="Calibri" w:cs="Calibri"/>
-          <w:sz w:val="21"/>
+          <w:rFonts w:cs="Calibri"/>
           <w:szCs w:val="21"/>
         </w:rPr>
         <w:t>Llevar el stock por movimientos permite deshacer una venta con el movimiento contrario y conservar todo el historial.</w:t>
@@ -6990,15 +6886,13 @@
           <w:numId w:val="20"/>
         </w:numPr>
         <w:rPr>
-          <w:rFonts w:ascii="Calibri" w:hAnsi="Calibri" w:cs="Calibri"/>
-          <w:sz w:val="21"/>
+          <w:rFonts w:cs="Calibri"/>
           <w:szCs w:val="21"/>
         </w:rPr>
       </w:pPr>
       <w:r>
         <w:rPr>
-          <w:rFonts w:ascii="Calibri" w:hAnsi="Calibri" w:cs="Calibri"/>
-          <w:sz w:val="21"/>
+          <w:rFonts w:cs="Calibri"/>
           <w:szCs w:val="21"/>
         </w:rPr>
         <w:t>Cinco ventas simultáneas descuentan bien el stock gracias al bloqueo de la jornada dentro de la transacción.</w:t>
@@ -7012,15 +6906,13 @@
           <w:numId w:val="20"/>
         </w:numPr>
         <w:rPr>
-          <w:rFonts w:ascii="Calibri" w:hAnsi="Calibri" w:cs="Calibri"/>
-          <w:sz w:val="21"/>
+          <w:rFonts w:cs="Calibri"/>
           <w:szCs w:val="21"/>
         </w:rPr>
       </w:pPr>
       <w:r>
         <w:rPr>
-          <w:rFonts w:ascii="Calibri" w:hAnsi="Calibri" w:cs="Calibri"/>
-          <w:sz w:val="21"/>
+          <w:rFonts w:cs="Calibri"/>
           <w:szCs w:val="21"/>
         </w:rPr>
         <w:t>La cocina no tiene que cambiar estados a mano: se derivan de las ventas.</w:t>
@@ -7029,21 +6921,19 @@
     <w:p>
       <w:pPr>
         <w:rPr>
-          <w:rFonts w:ascii="Calibri" w:hAnsi="Calibri" w:cs="Calibri"/>
+          <w:rFonts w:cs="Calibri"/>
           <w:b/>
           <w:bCs/>
           <w:color w:val="002060"/>
-          <w:sz w:val="21"/>
           <w:szCs w:val="21"/>
         </w:rPr>
       </w:pPr>
       <w:r>
         <w:rPr>
-          <w:rFonts w:ascii="Calibri" w:hAnsi="Calibri" w:cs="Calibri"/>
+          <w:rFonts w:cs="Calibri"/>
           <w:b/>
           <w:bCs/>
           <w:color w:val="002060"/>
-          <w:sz w:val="21"/>
           <w:szCs w:val="21"/>
         </w:rPr>
         <w:t>Qué no funcionó</w:t>
@@ -7057,15 +6947,13 @@
           <w:numId w:val="21"/>
         </w:numPr>
         <w:rPr>
-          <w:rFonts w:ascii="Calibri" w:hAnsi="Calibri" w:cs="Calibri"/>
-          <w:sz w:val="21"/>
+          <w:rFonts w:cs="Calibri"/>
           <w:szCs w:val="21"/>
         </w:rPr>
       </w:pPr>
       <w:r>
         <w:rPr>
-          <w:rFonts w:ascii="Calibri" w:hAnsi="Calibri" w:cs="Calibri"/>
-          <w:sz w:val="21"/>
+          <w:rFonts w:cs="Calibri"/>
           <w:szCs w:val="21"/>
         </w:rPr>
         <w:t>La caja registra cada combo en la plataforma además de usar el sistema de Campomar. Ese doble registro cambia lo que decía el Documento de Alcance y no se anotó en el control de cambios.</w:t>
@@ -7079,15 +6967,13 @@
           <w:numId w:val="21"/>
         </w:numPr>
         <w:rPr>
-          <w:rFonts w:ascii="Calibri" w:hAnsi="Calibri" w:cs="Calibri"/>
-          <w:sz w:val="21"/>
+          <w:rFonts w:cs="Calibri"/>
           <w:szCs w:val="21"/>
         </w:rPr>
       </w:pPr>
       <w:r>
         <w:rPr>
-          <w:rFonts w:ascii="Calibri" w:hAnsi="Calibri" w:cs="Calibri"/>
-          <w:sz w:val="21"/>
+          <w:rFonts w:cs="Calibri"/>
           <w:szCs w:val="21"/>
         </w:rPr>
         <w:t>El cierre automático no usa un temporizador: se activa cuando alguien consulta el estado de la jornada.</w:t>
@@ -7101,15 +6987,13 @@
           <w:numId w:val="21"/>
         </w:numPr>
         <w:rPr>
-          <w:rFonts w:ascii="Calibri" w:hAnsi="Calibri" w:cs="Calibri"/>
-          <w:sz w:val="21"/>
+          <w:rFonts w:cs="Calibri"/>
           <w:szCs w:val="21"/>
         </w:rPr>
       </w:pPr>
       <w:r>
         <w:rPr>
-          <w:rFonts w:ascii="Calibri" w:hAnsi="Calibri" w:cs="Calibri"/>
-          <w:sz w:val="21"/>
+          <w:rFonts w:cs="Calibri"/>
           <w:szCs w:val="21"/>
         </w:rPr>
         <w:t>Los scripts de integración corren contra la base de desarrollo y borran el menú, la jornada y las ventas de hoy.</w:t>
@@ -7118,21 +7002,19 @@
     <w:p>
       <w:pPr>
         <w:rPr>
-          <w:rFonts w:ascii="Calibri" w:hAnsi="Calibri" w:cs="Calibri"/>
+          <w:rFonts w:cs="Calibri"/>
           <w:b/>
           <w:bCs/>
           <w:color w:val="002060"/>
-          <w:sz w:val="21"/>
           <w:szCs w:val="21"/>
         </w:rPr>
       </w:pPr>
       <w:r>
         <w:rPr>
-          <w:rFonts w:ascii="Calibri" w:hAnsi="Calibri" w:cs="Calibri"/>
+          <w:rFonts w:cs="Calibri"/>
           <w:b/>
           <w:bCs/>
           <w:color w:val="002060"/>
-          <w:sz w:val="21"/>
           <w:szCs w:val="21"/>
         </w:rPr>
         <w:lastRenderedPageBreak/>
@@ -7189,14 +7071,14 @@
           <w:p>
             <w:pPr>
               <w:rPr>
-                <w:rFonts w:ascii="Calibri" w:hAnsi="Calibri" w:cs="Calibri"/>
-                <w:sz w:val="20"/>
-                <w:szCs w:val="20"/>
-              </w:rPr>
-            </w:pPr>
-            <w:r>
-              <w:rPr>
-                <w:rFonts w:ascii="Calibri" w:eastAsia="Arial" w:hAnsi="Calibri" w:cs="Calibri"/>
+                <w:rFonts w:cs="Calibri"/>
+                <w:sz w:val="20"/>
+                <w:szCs w:val="20"/>
+              </w:rPr>
+            </w:pPr>
+            <w:r>
+              <w:rPr>
+                <w:rFonts w:eastAsia="Arial" w:cs="Calibri"/>
                 <w:b/>
                 <w:bCs/>
                 <w:color w:val="FFFFFF"/>
@@ -7227,14 +7109,14 @@
           <w:p>
             <w:pPr>
               <w:rPr>
-                <w:rFonts w:ascii="Calibri" w:hAnsi="Calibri" w:cs="Calibri"/>
-                <w:sz w:val="20"/>
-                <w:szCs w:val="20"/>
-              </w:rPr>
-            </w:pPr>
-            <w:r>
-              <w:rPr>
-                <w:rFonts w:ascii="Calibri" w:eastAsia="Arial" w:hAnsi="Calibri" w:cs="Calibri"/>
+                <w:rFonts w:cs="Calibri"/>
+                <w:sz w:val="20"/>
+                <w:szCs w:val="20"/>
+              </w:rPr>
+            </w:pPr>
+            <w:r>
+              <w:rPr>
+                <w:rFonts w:eastAsia="Arial" w:cs="Calibri"/>
                 <w:b/>
                 <w:bCs/>
                 <w:color w:val="FFFFFF"/>
@@ -7265,14 +7147,14 @@
           <w:p>
             <w:pPr>
               <w:rPr>
-                <w:rFonts w:ascii="Calibri" w:hAnsi="Calibri" w:cs="Calibri"/>
-                <w:sz w:val="20"/>
-                <w:szCs w:val="20"/>
-              </w:rPr>
-            </w:pPr>
-            <w:r>
-              <w:rPr>
-                <w:rFonts w:ascii="Calibri" w:eastAsia="Arial" w:hAnsi="Calibri" w:cs="Calibri"/>
+                <w:rFonts w:cs="Calibri"/>
+                <w:sz w:val="20"/>
+                <w:szCs w:val="20"/>
+              </w:rPr>
+            </w:pPr>
+            <w:r>
+              <w:rPr>
+                <w:rFonts w:eastAsia="Arial" w:cs="Calibri"/>
                 <w:b/>
                 <w:bCs/>
                 <w:color w:val="FFFFFF"/>
@@ -7303,14 +7185,14 @@
           <w:p>
             <w:pPr>
               <w:rPr>
-                <w:rFonts w:ascii="Calibri" w:hAnsi="Calibri" w:cs="Calibri"/>
-                <w:sz w:val="20"/>
-                <w:szCs w:val="20"/>
-              </w:rPr>
-            </w:pPr>
-            <w:r>
-              <w:rPr>
-                <w:rFonts w:ascii="Calibri" w:eastAsia="Arial" w:hAnsi="Calibri" w:cs="Calibri"/>
+                <w:rFonts w:cs="Calibri"/>
+                <w:sz w:val="20"/>
+                <w:szCs w:val="20"/>
+              </w:rPr>
+            </w:pPr>
+            <w:r>
+              <w:rPr>
+                <w:rFonts w:eastAsia="Arial" w:cs="Calibri"/>
                 <w:b/>
                 <w:bCs/>
                 <w:color w:val="FFFFFF"/>
@@ -7336,24 +7218,25 @@
               <w:bottom w:val="single" w:sz="4" w:space="0" w:color="C9CED6"/>
               <w:right w:val="single" w:sz="4" w:space="0" w:color="C9CED6"/>
             </w:tcBorders>
-            <w:tcMar>
-              <w:top w:w="60" w:type="dxa"/>
-              <w:left w:w="100" w:type="dxa"/>
-              <w:bottom w:w="60" w:type="dxa"/>
-              <w:right w:w="100" w:type="dxa"/>
-            </w:tcMar>
-          </w:tcPr>
-          <w:p>
-            <w:pPr>
-              <w:rPr>
-                <w:rFonts w:ascii="Calibri" w:hAnsi="Calibri" w:cs="Calibri"/>
-                <w:sz w:val="20"/>
-                <w:szCs w:val="20"/>
-              </w:rPr>
-            </w:pPr>
-            <w:r>
-              <w:rPr>
-                <w:rFonts w:ascii="Calibri" w:eastAsia="Arial" w:hAnsi="Calibri" w:cs="Calibri"/>
+            <w:shd w:val="clear" w:color="auto" w:fill="auto"/>
+            <w:tcMar>
+              <w:top w:w="60" w:type="dxa"/>
+              <w:left w:w="100" w:type="dxa"/>
+              <w:bottom w:w="60" w:type="dxa"/>
+              <w:right w:w="100" w:type="dxa"/>
+            </w:tcMar>
+          </w:tcPr>
+          <w:p>
+            <w:pPr>
+              <w:rPr>
+                <w:rFonts w:cs="Calibri"/>
+                <w:sz w:val="20"/>
+                <w:szCs w:val="20"/>
+              </w:rPr>
+            </w:pPr>
+            <w:r>
+              <w:rPr>
+                <w:rFonts w:eastAsia="Arial" w:cs="Calibri"/>
                 <w:sz w:val="20"/>
                 <w:szCs w:val="20"/>
               </w:rPr>
@@ -7370,24 +7253,25 @@
               <w:bottom w:val="single" w:sz="4" w:space="0" w:color="C9CED6"/>
               <w:right w:val="single" w:sz="4" w:space="0" w:color="C9CED6"/>
             </w:tcBorders>
-            <w:tcMar>
-              <w:top w:w="60" w:type="dxa"/>
-              <w:left w:w="100" w:type="dxa"/>
-              <w:bottom w:w="60" w:type="dxa"/>
-              <w:right w:w="100" w:type="dxa"/>
-            </w:tcMar>
-          </w:tcPr>
-          <w:p>
-            <w:pPr>
-              <w:rPr>
-                <w:rFonts w:ascii="Calibri" w:hAnsi="Calibri" w:cs="Calibri"/>
-                <w:sz w:val="20"/>
-                <w:szCs w:val="20"/>
-              </w:rPr>
-            </w:pPr>
-            <w:r>
-              <w:rPr>
-                <w:rFonts w:ascii="Calibri" w:eastAsia="Arial" w:hAnsi="Calibri" w:cs="Calibri"/>
+            <w:shd w:val="clear" w:color="auto" w:fill="auto"/>
+            <w:tcMar>
+              <w:top w:w="60" w:type="dxa"/>
+              <w:left w:w="100" w:type="dxa"/>
+              <w:bottom w:w="60" w:type="dxa"/>
+              <w:right w:w="100" w:type="dxa"/>
+            </w:tcMar>
+          </w:tcPr>
+          <w:p>
+            <w:pPr>
+              <w:rPr>
+                <w:rFonts w:cs="Calibri"/>
+                <w:sz w:val="20"/>
+                <w:szCs w:val="20"/>
+              </w:rPr>
+            </w:pPr>
+            <w:r>
+              <w:rPr>
+                <w:rFonts w:eastAsia="Arial" w:cs="Calibri"/>
                 <w:sz w:val="20"/>
                 <w:szCs w:val="20"/>
               </w:rPr>
@@ -7404,24 +7288,25 @@
               <w:bottom w:val="single" w:sz="4" w:space="0" w:color="C9CED6"/>
               <w:right w:val="single" w:sz="4" w:space="0" w:color="C9CED6"/>
             </w:tcBorders>
-            <w:tcMar>
-              <w:top w:w="60" w:type="dxa"/>
-              <w:left w:w="100" w:type="dxa"/>
-              <w:bottom w:w="60" w:type="dxa"/>
-              <w:right w:w="100" w:type="dxa"/>
-            </w:tcMar>
-          </w:tcPr>
-          <w:p>
-            <w:pPr>
-              <w:rPr>
-                <w:rFonts w:ascii="Calibri" w:hAnsi="Calibri" w:cs="Calibri"/>
-                <w:sz w:val="20"/>
-                <w:szCs w:val="20"/>
-              </w:rPr>
-            </w:pPr>
-            <w:r>
-              <w:rPr>
-                <w:rFonts w:ascii="Calibri" w:eastAsia="Arial" w:hAnsi="Calibri" w:cs="Calibri"/>
+            <w:shd w:val="clear" w:color="auto" w:fill="auto"/>
+            <w:tcMar>
+              <w:top w:w="60" w:type="dxa"/>
+              <w:left w:w="100" w:type="dxa"/>
+              <w:bottom w:w="60" w:type="dxa"/>
+              <w:right w:w="100" w:type="dxa"/>
+            </w:tcMar>
+          </w:tcPr>
+          <w:p>
+            <w:pPr>
+              <w:rPr>
+                <w:rFonts w:cs="Calibri"/>
+                <w:sz w:val="20"/>
+                <w:szCs w:val="20"/>
+              </w:rPr>
+            </w:pPr>
+            <w:r>
+              <w:rPr>
+                <w:rFonts w:eastAsia="Arial" w:cs="Calibri"/>
                 <w:sz w:val="20"/>
                 <w:szCs w:val="20"/>
               </w:rPr>
@@ -7438,28 +7323,29 @@
               <w:bottom w:val="single" w:sz="4" w:space="0" w:color="C9CED6"/>
               <w:right w:val="single" w:sz="4" w:space="0" w:color="C9CED6"/>
             </w:tcBorders>
-            <w:tcMar>
-              <w:top w:w="60" w:type="dxa"/>
-              <w:left w:w="100" w:type="dxa"/>
-              <w:bottom w:w="60" w:type="dxa"/>
-              <w:right w:w="100" w:type="dxa"/>
-            </w:tcMar>
-          </w:tcPr>
-          <w:p>
-            <w:pPr>
-              <w:rPr>
-                <w:rFonts w:ascii="Calibri" w:hAnsi="Calibri" w:cs="Calibri"/>
-                <w:sz w:val="20"/>
-                <w:szCs w:val="20"/>
-              </w:rPr>
-            </w:pPr>
-            <w:r>
-              <w:rPr>
-                <w:rFonts w:ascii="Calibri" w:eastAsia="Arial" w:hAnsi="Calibri" w:cs="Calibri"/>
-                <w:sz w:val="20"/>
-                <w:szCs w:val="20"/>
-              </w:rPr>
-              <w:t>Pendiente</w:t>
+            <w:shd w:val="clear" w:color="auto" w:fill="auto"/>
+            <w:tcMar>
+              <w:top w:w="60" w:type="dxa"/>
+              <w:left w:w="100" w:type="dxa"/>
+              <w:bottom w:w="60" w:type="dxa"/>
+              <w:right w:w="100" w:type="dxa"/>
+            </w:tcMar>
+          </w:tcPr>
+          <w:p>
+            <w:pPr>
+              <w:rPr>
+                <w:rFonts w:cs="Calibri"/>
+                <w:sz w:val="20"/>
+                <w:szCs w:val="20"/>
+              </w:rPr>
+            </w:pPr>
+            <w:r>
+              <w:rPr>
+                <w:rFonts w:eastAsia="Arial" w:cs="Calibri"/>
+                <w:sz w:val="20"/>
+                <w:szCs w:val="20"/>
+              </w:rPr>
+              <w:t>Hecha</w:t>
             </w:r>
           </w:p>
         </w:tc>
@@ -7478,25 +7364,25 @@
               <w:bottom w:val="single" w:sz="4" w:space="0" w:color="C9CED6"/>
               <w:right w:val="single" w:sz="4" w:space="0" w:color="C9CED6"/>
             </w:tcBorders>
-            <w:shd w:val="clear" w:color="auto" w:fill="F2F4F7"/>
-            <w:tcMar>
-              <w:top w:w="60" w:type="dxa"/>
-              <w:left w:w="100" w:type="dxa"/>
-              <w:bottom w:w="60" w:type="dxa"/>
-              <w:right w:w="100" w:type="dxa"/>
-            </w:tcMar>
-          </w:tcPr>
-          <w:p>
-            <w:pPr>
-              <w:rPr>
-                <w:rFonts w:ascii="Calibri" w:hAnsi="Calibri" w:cs="Calibri"/>
-                <w:sz w:val="20"/>
-                <w:szCs w:val="20"/>
-              </w:rPr>
-            </w:pPr>
-            <w:r>
-              <w:rPr>
-                <w:rFonts w:ascii="Calibri" w:eastAsia="Arial" w:hAnsi="Calibri" w:cs="Calibri"/>
+            <w:shd w:val="clear" w:color="auto" w:fill="auto"/>
+            <w:tcMar>
+              <w:top w:w="60" w:type="dxa"/>
+              <w:left w:w="100" w:type="dxa"/>
+              <w:bottom w:w="60" w:type="dxa"/>
+              <w:right w:w="100" w:type="dxa"/>
+            </w:tcMar>
+          </w:tcPr>
+          <w:p>
+            <w:pPr>
+              <w:rPr>
+                <w:rFonts w:cs="Calibri"/>
+                <w:sz w:val="20"/>
+                <w:szCs w:val="20"/>
+              </w:rPr>
+            </w:pPr>
+            <w:r>
+              <w:rPr>
+                <w:rFonts w:eastAsia="Arial" w:cs="Calibri"/>
                 <w:sz w:val="20"/>
                 <w:szCs w:val="20"/>
               </w:rPr>
@@ -7513,25 +7399,25 @@
               <w:bottom w:val="single" w:sz="4" w:space="0" w:color="C9CED6"/>
               <w:right w:val="single" w:sz="4" w:space="0" w:color="C9CED6"/>
             </w:tcBorders>
-            <w:shd w:val="clear" w:color="auto" w:fill="F2F4F7"/>
-            <w:tcMar>
-              <w:top w:w="60" w:type="dxa"/>
-              <w:left w:w="100" w:type="dxa"/>
-              <w:bottom w:w="60" w:type="dxa"/>
-              <w:right w:w="100" w:type="dxa"/>
-            </w:tcMar>
-          </w:tcPr>
-          <w:p>
-            <w:pPr>
-              <w:rPr>
-                <w:rFonts w:ascii="Calibri" w:hAnsi="Calibri" w:cs="Calibri"/>
-                <w:sz w:val="20"/>
-                <w:szCs w:val="20"/>
-              </w:rPr>
-            </w:pPr>
-            <w:r>
-              <w:rPr>
-                <w:rFonts w:ascii="Calibri" w:eastAsia="Arial" w:hAnsi="Calibri" w:cs="Calibri"/>
+            <w:shd w:val="clear" w:color="auto" w:fill="auto"/>
+            <w:tcMar>
+              <w:top w:w="60" w:type="dxa"/>
+              <w:left w:w="100" w:type="dxa"/>
+              <w:bottom w:w="60" w:type="dxa"/>
+              <w:right w:w="100" w:type="dxa"/>
+            </w:tcMar>
+          </w:tcPr>
+          <w:p>
+            <w:pPr>
+              <w:rPr>
+                <w:rFonts w:cs="Calibri"/>
+                <w:sz w:val="20"/>
+                <w:szCs w:val="20"/>
+              </w:rPr>
+            </w:pPr>
+            <w:r>
+              <w:rPr>
+                <w:rFonts w:eastAsia="Arial" w:cs="Calibri"/>
                 <w:sz w:val="20"/>
                 <w:szCs w:val="20"/>
               </w:rPr>
@@ -7548,25 +7434,25 @@
               <w:bottom w:val="single" w:sz="4" w:space="0" w:color="C9CED6"/>
               <w:right w:val="single" w:sz="4" w:space="0" w:color="C9CED6"/>
             </w:tcBorders>
-            <w:shd w:val="clear" w:color="auto" w:fill="F2F4F7"/>
-            <w:tcMar>
-              <w:top w:w="60" w:type="dxa"/>
-              <w:left w:w="100" w:type="dxa"/>
-              <w:bottom w:w="60" w:type="dxa"/>
-              <w:right w:w="100" w:type="dxa"/>
-            </w:tcMar>
-          </w:tcPr>
-          <w:p>
-            <w:pPr>
-              <w:rPr>
-                <w:rFonts w:ascii="Calibri" w:hAnsi="Calibri" w:cs="Calibri"/>
-                <w:sz w:val="20"/>
-                <w:szCs w:val="20"/>
-              </w:rPr>
-            </w:pPr>
-            <w:r>
-              <w:rPr>
-                <w:rFonts w:ascii="Calibri" w:eastAsia="Arial" w:hAnsi="Calibri" w:cs="Calibri"/>
+            <w:shd w:val="clear" w:color="auto" w:fill="auto"/>
+            <w:tcMar>
+              <w:top w:w="60" w:type="dxa"/>
+              <w:left w:w="100" w:type="dxa"/>
+              <w:bottom w:w="60" w:type="dxa"/>
+              <w:right w:w="100" w:type="dxa"/>
+            </w:tcMar>
+          </w:tcPr>
+          <w:p>
+            <w:pPr>
+              <w:rPr>
+                <w:rFonts w:cs="Calibri"/>
+                <w:sz w:val="20"/>
+                <w:szCs w:val="20"/>
+              </w:rPr>
+            </w:pPr>
+            <w:r>
+              <w:rPr>
+                <w:rFonts w:eastAsia="Arial" w:cs="Calibri"/>
                 <w:sz w:val="20"/>
                 <w:szCs w:val="20"/>
               </w:rPr>
@@ -7583,25 +7469,25 @@
               <w:bottom w:val="single" w:sz="4" w:space="0" w:color="C9CED6"/>
               <w:right w:val="single" w:sz="4" w:space="0" w:color="C9CED6"/>
             </w:tcBorders>
-            <w:shd w:val="clear" w:color="auto" w:fill="F2F4F7"/>
-            <w:tcMar>
-              <w:top w:w="60" w:type="dxa"/>
-              <w:left w:w="100" w:type="dxa"/>
-              <w:bottom w:w="60" w:type="dxa"/>
-              <w:right w:w="100" w:type="dxa"/>
-            </w:tcMar>
-          </w:tcPr>
-          <w:p>
-            <w:pPr>
-              <w:rPr>
-                <w:rFonts w:ascii="Calibri" w:hAnsi="Calibri" w:cs="Calibri"/>
-                <w:sz w:val="20"/>
-                <w:szCs w:val="20"/>
-              </w:rPr>
-            </w:pPr>
-            <w:r>
-              <w:rPr>
-                <w:rFonts w:ascii="Calibri" w:eastAsia="Arial" w:hAnsi="Calibri" w:cs="Calibri"/>
+            <w:shd w:val="clear" w:color="auto" w:fill="auto"/>
+            <w:tcMar>
+              <w:top w:w="60" w:type="dxa"/>
+              <w:left w:w="100" w:type="dxa"/>
+              <w:bottom w:w="60" w:type="dxa"/>
+              <w:right w:w="100" w:type="dxa"/>
+            </w:tcMar>
+          </w:tcPr>
+          <w:p>
+            <w:pPr>
+              <w:rPr>
+                <w:rFonts w:cs="Calibri"/>
+                <w:sz w:val="20"/>
+                <w:szCs w:val="20"/>
+              </w:rPr>
+            </w:pPr>
+            <w:r>
+              <w:rPr>
+                <w:rFonts w:eastAsia="Arial" w:cs="Calibri"/>
                 <w:sz w:val="20"/>
                 <w:szCs w:val="20"/>
               </w:rPr>
@@ -7678,14 +7564,14 @@
           <w:p>
             <w:pPr>
               <w:rPr>
-                <w:rFonts w:ascii="Calibri" w:hAnsi="Calibri" w:cs="Calibri"/>
-                <w:sz w:val="20"/>
-                <w:szCs w:val="20"/>
-              </w:rPr>
-            </w:pPr>
-            <w:r>
-              <w:rPr>
-                <w:rFonts w:ascii="Calibri" w:eastAsia="Arial" w:hAnsi="Calibri" w:cs="Calibri"/>
+                <w:rFonts w:cs="Calibri"/>
+                <w:sz w:val="20"/>
+                <w:szCs w:val="20"/>
+              </w:rPr>
+            </w:pPr>
+            <w:r>
+              <w:rPr>
+                <w:rFonts w:eastAsia="Arial" w:cs="Calibri"/>
                 <w:b/>
                 <w:bCs/>
                 <w:sz w:val="20"/>
@@ -7714,14 +7600,14 @@
           <w:p>
             <w:pPr>
               <w:rPr>
-                <w:rFonts w:ascii="Calibri" w:hAnsi="Calibri" w:cs="Calibri"/>
-                <w:sz w:val="20"/>
-                <w:szCs w:val="20"/>
-              </w:rPr>
-            </w:pPr>
-            <w:r>
-              <w:rPr>
-                <w:rFonts w:ascii="Calibri" w:eastAsia="Arial" w:hAnsi="Calibri" w:cs="Calibri"/>
+                <w:rFonts w:cs="Calibri"/>
+                <w:sz w:val="20"/>
+                <w:szCs w:val="20"/>
+              </w:rPr>
+            </w:pPr>
+            <w:r>
+              <w:rPr>
+                <w:rFonts w:eastAsia="Arial" w:cs="Calibri"/>
                 <w:sz w:val="20"/>
                 <w:szCs w:val="20"/>
               </w:rPr>
@@ -7755,14 +7641,14 @@
           <w:p>
             <w:pPr>
               <w:rPr>
-                <w:rFonts w:ascii="Calibri" w:hAnsi="Calibri" w:cs="Calibri"/>
-                <w:sz w:val="20"/>
-                <w:szCs w:val="20"/>
-              </w:rPr>
-            </w:pPr>
-            <w:r>
-              <w:rPr>
-                <w:rFonts w:ascii="Calibri" w:eastAsia="Arial" w:hAnsi="Calibri" w:cs="Calibri"/>
+                <w:rFonts w:cs="Calibri"/>
+                <w:sz w:val="20"/>
+                <w:szCs w:val="20"/>
+              </w:rPr>
+            </w:pPr>
+            <w:r>
+              <w:rPr>
+                <w:rFonts w:eastAsia="Arial" w:cs="Calibri"/>
                 <w:b/>
                 <w:bCs/>
                 <w:sz w:val="20"/>
@@ -7791,14 +7677,14 @@
           <w:p>
             <w:pPr>
               <w:rPr>
-                <w:rFonts w:ascii="Calibri" w:hAnsi="Calibri" w:cs="Calibri"/>
-                <w:sz w:val="20"/>
-                <w:szCs w:val="20"/>
-              </w:rPr>
-            </w:pPr>
-            <w:r>
-              <w:rPr>
-                <w:rFonts w:ascii="Calibri" w:eastAsia="Arial" w:hAnsi="Calibri" w:cs="Calibri"/>
+                <w:rFonts w:cs="Calibri"/>
+                <w:sz w:val="20"/>
+                <w:szCs w:val="20"/>
+              </w:rPr>
+            </w:pPr>
+            <w:r>
+              <w:rPr>
+                <w:rFonts w:eastAsia="Arial" w:cs="Calibri"/>
                 <w:sz w:val="20"/>
                 <w:szCs w:val="20"/>
               </w:rPr>
@@ -7806,7 +7692,7 @@
             </w:r>
             <w:r>
               <w:rPr>
-                <w:rFonts w:ascii="Calibri" w:eastAsia="Arial" w:hAnsi="Calibri" w:cs="Calibri"/>
+                <w:rFonts w:eastAsia="Arial" w:cs="Calibri"/>
                 <w:sz w:val="20"/>
                 <w:szCs w:val="20"/>
               </w:rPr>
@@ -7840,14 +7726,14 @@
           <w:p>
             <w:pPr>
               <w:rPr>
-                <w:rFonts w:ascii="Calibri" w:hAnsi="Calibri" w:cs="Calibri"/>
-                <w:sz w:val="20"/>
-                <w:szCs w:val="20"/>
-              </w:rPr>
-            </w:pPr>
-            <w:r>
-              <w:rPr>
-                <w:rFonts w:ascii="Calibri" w:eastAsia="Arial" w:hAnsi="Calibri" w:cs="Calibri"/>
+                <w:rFonts w:cs="Calibri"/>
+                <w:sz w:val="20"/>
+                <w:szCs w:val="20"/>
+              </w:rPr>
+            </w:pPr>
+            <w:r>
+              <w:rPr>
+                <w:rFonts w:eastAsia="Arial" w:cs="Calibri"/>
                 <w:b/>
                 <w:bCs/>
                 <w:sz w:val="20"/>
@@ -7881,14 +7767,14 @@
                 <w:numId w:val="12"/>
               </w:numPr>
               <w:rPr>
-                <w:rFonts w:ascii="Calibri" w:eastAsia="Arial" w:hAnsi="Calibri" w:cs="Calibri"/>
-                <w:sz w:val="20"/>
-                <w:szCs w:val="20"/>
-              </w:rPr>
-            </w:pPr>
-            <w:r>
-              <w:rPr>
-                <w:rFonts w:ascii="Calibri" w:eastAsia="Arial" w:hAnsi="Calibri" w:cs="Calibri"/>
+                <w:rFonts w:eastAsia="Arial" w:cs="Calibri"/>
+                <w:sz w:val="20"/>
+                <w:szCs w:val="20"/>
+              </w:rPr>
+            </w:pPr>
+            <w:r>
+              <w:rPr>
+                <w:rFonts w:eastAsia="Arial" w:cs="Calibri"/>
                 <w:sz w:val="20"/>
                 <w:szCs w:val="20"/>
               </w:rPr>
@@ -7903,14 +7789,14 @@
                 <w:numId w:val="12"/>
               </w:numPr>
               <w:rPr>
-                <w:rFonts w:ascii="Calibri" w:eastAsia="Arial" w:hAnsi="Calibri" w:cs="Calibri"/>
-                <w:sz w:val="20"/>
-                <w:szCs w:val="20"/>
-              </w:rPr>
-            </w:pPr>
-            <w:r>
-              <w:rPr>
-                <w:rFonts w:ascii="Calibri" w:eastAsia="Arial" w:hAnsi="Calibri" w:cs="Calibri"/>
+                <w:rFonts w:eastAsia="Arial" w:cs="Calibri"/>
+                <w:sz w:val="20"/>
+                <w:szCs w:val="20"/>
+              </w:rPr>
+            </w:pPr>
+            <w:r>
+              <w:rPr>
+                <w:rFonts w:eastAsia="Arial" w:cs="Calibri"/>
                 <w:sz w:val="20"/>
                 <w:szCs w:val="20"/>
               </w:rPr>
@@ -7925,14 +7811,14 @@
                 <w:numId w:val="12"/>
               </w:numPr>
               <w:rPr>
-                <w:rFonts w:ascii="Calibri" w:hAnsi="Calibri" w:cs="Calibri"/>
-                <w:sz w:val="20"/>
-                <w:szCs w:val="20"/>
-              </w:rPr>
-            </w:pPr>
-            <w:r>
-              <w:rPr>
-                <w:rFonts w:ascii="Calibri" w:eastAsia="Arial" w:hAnsi="Calibri" w:cs="Calibri"/>
+                <w:rFonts w:cs="Calibri"/>
+                <w:sz w:val="20"/>
+                <w:szCs w:val="20"/>
+              </w:rPr>
+            </w:pPr>
+            <w:r>
+              <w:rPr>
+                <w:rFonts w:eastAsia="Arial" w:cs="Calibri"/>
                 <w:sz w:val="20"/>
                 <w:szCs w:val="20"/>
               </w:rPr>
@@ -7966,14 +7852,14 @@
           <w:p>
             <w:pPr>
               <w:rPr>
-                <w:rFonts w:ascii="Calibri" w:hAnsi="Calibri" w:cs="Calibri"/>
-                <w:sz w:val="20"/>
-                <w:szCs w:val="20"/>
-              </w:rPr>
-            </w:pPr>
-            <w:r>
-              <w:rPr>
-                <w:rFonts w:ascii="Calibri" w:eastAsia="Arial" w:hAnsi="Calibri" w:cs="Calibri"/>
+                <w:rFonts w:cs="Calibri"/>
+                <w:sz w:val="20"/>
+                <w:szCs w:val="20"/>
+              </w:rPr>
+            </w:pPr>
+            <w:r>
+              <w:rPr>
+                <w:rFonts w:eastAsia="Arial" w:cs="Calibri"/>
                 <w:b/>
                 <w:bCs/>
                 <w:sz w:val="20"/>
@@ -8002,14 +7888,14 @@
           <w:p>
             <w:pPr>
               <w:rPr>
-                <w:rFonts w:ascii="Calibri" w:hAnsi="Calibri" w:cs="Calibri"/>
-                <w:sz w:val="20"/>
-                <w:szCs w:val="20"/>
-              </w:rPr>
-            </w:pPr>
-            <w:r>
-              <w:rPr>
-                <w:rFonts w:ascii="Calibri" w:eastAsia="Arial" w:hAnsi="Calibri" w:cs="Calibri"/>
+                <w:rFonts w:cs="Calibri"/>
+                <w:sz w:val="20"/>
+                <w:szCs w:val="20"/>
+              </w:rPr>
+            </w:pPr>
+            <w:r>
+              <w:rPr>
+                <w:rFonts w:eastAsia="Arial" w:cs="Calibri"/>
                 <w:sz w:val="20"/>
                 <w:szCs w:val="20"/>
               </w:rPr>
@@ -8043,14 +7929,14 @@
           <w:p>
             <w:pPr>
               <w:rPr>
-                <w:rFonts w:ascii="Calibri" w:hAnsi="Calibri" w:cs="Calibri"/>
-                <w:sz w:val="20"/>
-                <w:szCs w:val="20"/>
-              </w:rPr>
-            </w:pPr>
-            <w:r>
-              <w:rPr>
-                <w:rFonts w:ascii="Calibri" w:eastAsia="Arial" w:hAnsi="Calibri" w:cs="Calibri"/>
+                <w:rFonts w:cs="Calibri"/>
+                <w:sz w:val="20"/>
+                <w:szCs w:val="20"/>
+              </w:rPr>
+            </w:pPr>
+            <w:r>
+              <w:rPr>
+                <w:rFonts w:eastAsia="Arial" w:cs="Calibri"/>
                 <w:b/>
                 <w:bCs/>
                 <w:sz w:val="20"/>
@@ -8079,14 +7965,14 @@
           <w:p>
             <w:pPr>
               <w:rPr>
-                <w:rFonts w:ascii="Calibri" w:hAnsi="Calibri" w:cs="Calibri"/>
-                <w:sz w:val="20"/>
-                <w:szCs w:val="20"/>
-              </w:rPr>
-            </w:pPr>
-            <w:r>
-              <w:rPr>
-                <w:rFonts w:ascii="Calibri" w:eastAsia="Arial" w:hAnsi="Calibri" w:cs="Calibri"/>
+                <w:rFonts w:cs="Calibri"/>
+                <w:sz w:val="20"/>
+                <w:szCs w:val="20"/>
+              </w:rPr>
+            </w:pPr>
+            <w:r>
+              <w:rPr>
+                <w:rFonts w:eastAsia="Arial" w:cs="Calibri"/>
                 <w:sz w:val="20"/>
                 <w:szCs w:val="20"/>
               </w:rPr>
@@ -8094,7 +7980,7 @@
             </w:r>
             <w:r>
               <w:rPr>
-                <w:rFonts w:ascii="Calibri" w:eastAsia="Arial" w:hAnsi="Calibri" w:cs="Calibri"/>
+                <w:rFonts w:eastAsia="Arial" w:cs="Calibri"/>
                 <w:sz w:val="20"/>
                 <w:szCs w:val="20"/>
               </w:rPr>
@@ -8107,8 +7993,7 @@
     <w:p>
       <w:pPr>
         <w:rPr>
-          <w:rFonts w:ascii="Calibri" w:hAnsi="Calibri" w:cs="Calibri"/>
-          <w:sz w:val="21"/>
+          <w:rFonts w:cs="Calibri"/>
           <w:szCs w:val="21"/>
         </w:rPr>
       </w:pPr>
@@ -8116,21 +8001,19 @@
     <w:p>
       <w:pPr>
         <w:rPr>
-          <w:rFonts w:ascii="Calibri" w:hAnsi="Calibri" w:cs="Calibri"/>
+          <w:rFonts w:cs="Calibri"/>
           <w:b/>
           <w:bCs/>
           <w:color w:val="002060"/>
-          <w:sz w:val="21"/>
           <w:szCs w:val="21"/>
         </w:rPr>
       </w:pPr>
       <w:r>
         <w:rPr>
-          <w:rFonts w:ascii="Calibri" w:hAnsi="Calibri" w:cs="Calibri"/>
+          <w:rFonts w:cs="Calibri"/>
           <w:b/>
           <w:bCs/>
           <w:color w:val="002060"/>
-          <w:sz w:val="21"/>
           <w:szCs w:val="21"/>
         </w:rPr>
         <w:t>Qué funcionó</w:t>
@@ -8144,15 +8027,13 @@
           <w:numId w:val="22"/>
         </w:numPr>
         <w:rPr>
-          <w:rFonts w:ascii="Calibri" w:hAnsi="Calibri" w:cs="Calibri"/>
-          <w:sz w:val="21"/>
+          <w:rFonts w:cs="Calibri"/>
           <w:szCs w:val="21"/>
         </w:rPr>
       </w:pPr>
       <w:r>
         <w:rPr>
-          <w:rFonts w:ascii="Calibri" w:hAnsi="Calibri" w:cs="Calibri"/>
-          <w:sz w:val="21"/>
+          <w:rFonts w:cs="Calibri"/>
           <w:szCs w:val="21"/>
         </w:rPr>
         <w:t>Copiar semanas completas ahorra la parte más repetitiva de planificar el menú.</w:t>
@@ -8166,29 +8047,26 @@
           <w:numId w:val="22"/>
         </w:numPr>
         <w:rPr>
-          <w:rFonts w:ascii="Calibri" w:hAnsi="Calibri" w:cs="Calibri"/>
+          <w:rFonts w:cs="Calibri"/>
           <w:b/>
           <w:bCs/>
           <w:color w:val="002060"/>
-          <w:sz w:val="21"/>
           <w:szCs w:val="21"/>
         </w:rPr>
       </w:pPr>
       <w:r>
         <w:rPr>
-          <w:rFonts w:ascii="Calibri" w:hAnsi="Calibri" w:cs="Calibri"/>
-          <w:sz w:val="21"/>
+          <w:rFonts w:cs="Calibri"/>
           <w:szCs w:val="21"/>
         </w:rPr>
         <w:t>El precio por categoría coincide con cómo vende el casino: un precio por combo.</w:t>
       </w:r>
       <w:r>
         <w:rPr>
-          <w:rFonts w:ascii="Calibri" w:hAnsi="Calibri" w:cs="Calibri"/>
+          <w:rFonts w:cs="Calibri"/>
           <w:b/>
           <w:bCs/>
           <w:color w:val="002060"/>
-          <w:sz w:val="21"/>
           <w:szCs w:val="21"/>
         </w:rPr>
         <w:t xml:space="preserve"> </w:t>
@@ -8197,21 +8075,19 @@
     <w:p>
       <w:pPr>
         <w:rPr>
-          <w:rFonts w:ascii="Calibri" w:hAnsi="Calibri" w:cs="Calibri"/>
+          <w:rFonts w:cs="Calibri"/>
           <w:b/>
           <w:bCs/>
           <w:color w:val="002060"/>
-          <w:sz w:val="21"/>
           <w:szCs w:val="21"/>
         </w:rPr>
       </w:pPr>
       <w:r>
         <w:rPr>
-          <w:rFonts w:ascii="Calibri" w:hAnsi="Calibri" w:cs="Calibri"/>
+          <w:rFonts w:cs="Calibri"/>
           <w:b/>
           <w:bCs/>
           <w:color w:val="002060"/>
-          <w:sz w:val="21"/>
           <w:szCs w:val="21"/>
         </w:rPr>
         <w:t>Qué no funcionó</w:t>
@@ -8226,15 +8102,13 @@
         </w:numPr>
         <w:jc w:val="both"/>
         <w:rPr>
-          <w:rFonts w:ascii="Calibri" w:hAnsi="Calibri" w:cs="Calibri"/>
-          <w:sz w:val="21"/>
+          <w:rFonts w:cs="Calibri"/>
           <w:szCs w:val="21"/>
         </w:rPr>
       </w:pPr>
       <w:r>
         <w:rPr>
-          <w:rFonts w:ascii="Calibri" w:hAnsi="Calibri" w:cs="Calibri"/>
-          <w:sz w:val="21"/>
+          <w:rFonts w:cs="Calibri"/>
           <w:szCs w:val="21"/>
         </w:rPr>
         <w:t xml:space="preserve">Publicar la nutrición apenas se guarda deja la columna "validado" sin uso. Es un cambio respecto de RF-13 ("marcar explícitamente como validada") y no quedó registrado. </w:t>
@@ -8243,21 +8117,19 @@
     <w:p>
       <w:pPr>
         <w:rPr>
-          <w:rFonts w:ascii="Calibri" w:hAnsi="Calibri" w:cs="Calibri"/>
+          <w:rFonts w:cs="Calibri"/>
           <w:b/>
           <w:bCs/>
           <w:color w:val="002060"/>
-          <w:sz w:val="21"/>
           <w:szCs w:val="21"/>
         </w:rPr>
       </w:pPr>
       <w:r>
         <w:rPr>
-          <w:rFonts w:ascii="Calibri" w:hAnsi="Calibri" w:cs="Calibri"/>
+          <w:rFonts w:cs="Calibri"/>
           <w:b/>
           <w:bCs/>
           <w:color w:val="002060"/>
-          <w:sz w:val="21"/>
           <w:szCs w:val="21"/>
         </w:rPr>
         <w:t>Acciones acordadas</w:t>
@@ -8314,14 +8186,14 @@
           <w:p>
             <w:pPr>
               <w:rPr>
-                <w:rFonts w:ascii="Calibri" w:hAnsi="Calibri" w:cs="Calibri"/>
-                <w:sz w:val="20"/>
-                <w:szCs w:val="20"/>
-              </w:rPr>
-            </w:pPr>
-            <w:r>
-              <w:rPr>
-                <w:rFonts w:ascii="Calibri" w:eastAsia="Arial" w:hAnsi="Calibri" w:cs="Calibri"/>
+                <w:rFonts w:cs="Calibri"/>
+                <w:sz w:val="20"/>
+                <w:szCs w:val="20"/>
+              </w:rPr>
+            </w:pPr>
+            <w:r>
+              <w:rPr>
+                <w:rFonts w:eastAsia="Arial" w:cs="Calibri"/>
                 <w:b/>
                 <w:bCs/>
                 <w:color w:val="FFFFFF"/>
@@ -8352,14 +8224,14 @@
           <w:p>
             <w:pPr>
               <w:rPr>
-                <w:rFonts w:ascii="Calibri" w:hAnsi="Calibri" w:cs="Calibri"/>
-                <w:sz w:val="20"/>
-                <w:szCs w:val="20"/>
-              </w:rPr>
-            </w:pPr>
-            <w:r>
-              <w:rPr>
-                <w:rFonts w:ascii="Calibri" w:eastAsia="Arial" w:hAnsi="Calibri" w:cs="Calibri"/>
+                <w:rFonts w:cs="Calibri"/>
+                <w:sz w:val="20"/>
+                <w:szCs w:val="20"/>
+              </w:rPr>
+            </w:pPr>
+            <w:r>
+              <w:rPr>
+                <w:rFonts w:eastAsia="Arial" w:cs="Calibri"/>
                 <w:b/>
                 <w:bCs/>
                 <w:color w:val="FFFFFF"/>
@@ -8390,14 +8262,14 @@
           <w:p>
             <w:pPr>
               <w:rPr>
-                <w:rFonts w:ascii="Calibri" w:hAnsi="Calibri" w:cs="Calibri"/>
-                <w:sz w:val="20"/>
-                <w:szCs w:val="20"/>
-              </w:rPr>
-            </w:pPr>
-            <w:r>
-              <w:rPr>
-                <w:rFonts w:ascii="Calibri" w:eastAsia="Arial" w:hAnsi="Calibri" w:cs="Calibri"/>
+                <w:rFonts w:cs="Calibri"/>
+                <w:sz w:val="20"/>
+                <w:szCs w:val="20"/>
+              </w:rPr>
+            </w:pPr>
+            <w:r>
+              <w:rPr>
+                <w:rFonts w:eastAsia="Arial" w:cs="Calibri"/>
                 <w:b/>
                 <w:bCs/>
                 <w:color w:val="FFFFFF"/>
@@ -8428,14 +8300,14 @@
           <w:p>
             <w:pPr>
               <w:rPr>
-                <w:rFonts w:ascii="Calibri" w:hAnsi="Calibri" w:cs="Calibri"/>
-                <w:sz w:val="20"/>
-                <w:szCs w:val="20"/>
-              </w:rPr>
-            </w:pPr>
-            <w:r>
-              <w:rPr>
-                <w:rFonts w:ascii="Calibri" w:eastAsia="Arial" w:hAnsi="Calibri" w:cs="Calibri"/>
+                <w:rFonts w:cs="Calibri"/>
+                <w:sz w:val="20"/>
+                <w:szCs w:val="20"/>
+              </w:rPr>
+            </w:pPr>
+            <w:r>
+              <w:rPr>
+                <w:rFonts w:eastAsia="Arial" w:cs="Calibri"/>
                 <w:b/>
                 <w:bCs/>
                 <w:color w:val="FFFFFF"/>
@@ -8471,14 +8343,14 @@
           <w:p>
             <w:pPr>
               <w:rPr>
-                <w:rFonts w:ascii="Calibri" w:hAnsi="Calibri" w:cs="Calibri"/>
-                <w:sz w:val="20"/>
-                <w:szCs w:val="20"/>
-              </w:rPr>
-            </w:pPr>
-            <w:r>
-              <w:rPr>
-                <w:rFonts w:ascii="Calibri" w:eastAsia="Arial" w:hAnsi="Calibri" w:cs="Calibri"/>
+                <w:rFonts w:cs="Calibri"/>
+                <w:sz w:val="20"/>
+                <w:szCs w:val="20"/>
+              </w:rPr>
+            </w:pPr>
+            <w:r>
+              <w:rPr>
+                <w:rFonts w:eastAsia="Arial" w:cs="Calibri"/>
                 <w:sz w:val="20"/>
                 <w:szCs w:val="20"/>
               </w:rPr>
@@ -8505,14 +8377,14 @@
           <w:p>
             <w:pPr>
               <w:rPr>
-                <w:rFonts w:ascii="Calibri" w:hAnsi="Calibri" w:cs="Calibri"/>
-                <w:sz w:val="20"/>
-                <w:szCs w:val="20"/>
-              </w:rPr>
-            </w:pPr>
-            <w:r>
-              <w:rPr>
-                <w:rFonts w:ascii="Calibri" w:eastAsia="Arial" w:hAnsi="Calibri" w:cs="Calibri"/>
+                <w:rFonts w:cs="Calibri"/>
+                <w:sz w:val="20"/>
+                <w:szCs w:val="20"/>
+              </w:rPr>
+            </w:pPr>
+            <w:r>
+              <w:rPr>
+                <w:rFonts w:eastAsia="Arial" w:cs="Calibri"/>
                 <w:sz w:val="20"/>
                 <w:szCs w:val="20"/>
               </w:rPr>
@@ -8539,14 +8411,14 @@
           <w:p>
             <w:pPr>
               <w:rPr>
-                <w:rFonts w:ascii="Calibri" w:hAnsi="Calibri" w:cs="Calibri"/>
-                <w:sz w:val="20"/>
-                <w:szCs w:val="20"/>
-              </w:rPr>
-            </w:pPr>
-            <w:r>
-              <w:rPr>
-                <w:rFonts w:ascii="Calibri" w:eastAsia="Arial" w:hAnsi="Calibri" w:cs="Calibri"/>
+                <w:rFonts w:cs="Calibri"/>
+                <w:sz w:val="20"/>
+                <w:szCs w:val="20"/>
+              </w:rPr>
+            </w:pPr>
+            <w:r>
+              <w:rPr>
+                <w:rFonts w:eastAsia="Arial" w:cs="Calibri"/>
                 <w:sz w:val="20"/>
                 <w:szCs w:val="20"/>
               </w:rPr>
@@ -8573,18 +8445,18 @@
           <w:p>
             <w:pPr>
               <w:rPr>
-                <w:rFonts w:ascii="Calibri" w:hAnsi="Calibri" w:cs="Calibri"/>
-                <w:sz w:val="20"/>
-                <w:szCs w:val="20"/>
-              </w:rPr>
-            </w:pPr>
-            <w:r>
-              <w:rPr>
-                <w:rFonts w:ascii="Calibri" w:eastAsia="Arial" w:hAnsi="Calibri" w:cs="Calibri"/>
-                <w:sz w:val="20"/>
-                <w:szCs w:val="20"/>
-              </w:rPr>
-              <w:t>Pendiente</w:t>
+                <w:rFonts w:cs="Calibri"/>
+                <w:sz w:val="20"/>
+                <w:szCs w:val="20"/>
+              </w:rPr>
+            </w:pPr>
+            <w:r>
+              <w:rPr>
+                <w:rFonts w:eastAsia="Arial" w:cs="Calibri"/>
+                <w:sz w:val="20"/>
+                <w:szCs w:val="20"/>
+              </w:rPr>
+              <w:t>Hecha</w:t>
             </w:r>
           </w:p>
         </w:tc>
@@ -8593,8 +8465,7 @@
     <w:p>
       <w:pPr>
         <w:rPr>
-          <w:rFonts w:ascii="Calibri" w:hAnsi="Calibri" w:cs="Calibri"/>
-          <w:sz w:val="21"/>
+          <w:rFonts w:cs="Calibri"/>
           <w:szCs w:val="21"/>
         </w:rPr>
       </w:pPr>
@@ -8667,14 +8538,14 @@
           <w:p>
             <w:pPr>
               <w:rPr>
-                <w:rFonts w:ascii="Calibri" w:hAnsi="Calibri" w:cs="Calibri"/>
-                <w:sz w:val="20"/>
-                <w:szCs w:val="20"/>
-              </w:rPr>
-            </w:pPr>
-            <w:r>
-              <w:rPr>
-                <w:rFonts w:ascii="Calibri" w:eastAsia="Arial" w:hAnsi="Calibri" w:cs="Calibri"/>
+                <w:rFonts w:cs="Calibri"/>
+                <w:sz w:val="20"/>
+                <w:szCs w:val="20"/>
+              </w:rPr>
+            </w:pPr>
+            <w:r>
+              <w:rPr>
+                <w:rFonts w:eastAsia="Arial" w:cs="Calibri"/>
                 <w:b/>
                 <w:bCs/>
                 <w:sz w:val="20"/>
@@ -8703,14 +8574,14 @@
           <w:p>
             <w:pPr>
               <w:rPr>
-                <w:rFonts w:ascii="Calibri" w:hAnsi="Calibri" w:cs="Calibri"/>
-                <w:sz w:val="20"/>
-                <w:szCs w:val="20"/>
-              </w:rPr>
-            </w:pPr>
-            <w:r>
-              <w:rPr>
-                <w:rFonts w:ascii="Calibri" w:eastAsia="Arial" w:hAnsi="Calibri" w:cs="Calibri"/>
+                <w:rFonts w:cs="Calibri"/>
+                <w:sz w:val="20"/>
+                <w:szCs w:val="20"/>
+              </w:rPr>
+            </w:pPr>
+            <w:r>
+              <w:rPr>
+                <w:rFonts w:eastAsia="Arial" w:cs="Calibri"/>
                 <w:sz w:val="20"/>
                 <w:szCs w:val="20"/>
               </w:rPr>
@@ -8744,14 +8615,14 @@
           <w:p>
             <w:pPr>
               <w:rPr>
-                <w:rFonts w:ascii="Calibri" w:hAnsi="Calibri" w:cs="Calibri"/>
-                <w:sz w:val="20"/>
-                <w:szCs w:val="20"/>
-              </w:rPr>
-            </w:pPr>
-            <w:r>
-              <w:rPr>
-                <w:rFonts w:ascii="Calibri" w:eastAsia="Arial" w:hAnsi="Calibri" w:cs="Calibri"/>
+                <w:rFonts w:cs="Calibri"/>
+                <w:sz w:val="20"/>
+                <w:szCs w:val="20"/>
+              </w:rPr>
+            </w:pPr>
+            <w:r>
+              <w:rPr>
+                <w:rFonts w:eastAsia="Arial" w:cs="Calibri"/>
                 <w:b/>
                 <w:bCs/>
                 <w:sz w:val="20"/>
@@ -8780,14 +8651,14 @@
           <w:p>
             <w:pPr>
               <w:rPr>
-                <w:rFonts w:ascii="Calibri" w:hAnsi="Calibri" w:cs="Calibri"/>
-                <w:sz w:val="20"/>
-                <w:szCs w:val="20"/>
-              </w:rPr>
-            </w:pPr>
-            <w:r>
-              <w:rPr>
-                <w:rFonts w:ascii="Calibri" w:eastAsia="Arial" w:hAnsi="Calibri" w:cs="Calibri"/>
+                <w:rFonts w:cs="Calibri"/>
+                <w:sz w:val="20"/>
+                <w:szCs w:val="20"/>
+              </w:rPr>
+            </w:pPr>
+            <w:r>
+              <w:rPr>
+                <w:rFonts w:eastAsia="Arial" w:cs="Calibri"/>
                 <w:sz w:val="20"/>
                 <w:szCs w:val="20"/>
               </w:rPr>
@@ -8821,14 +8692,14 @@
           <w:p>
             <w:pPr>
               <w:rPr>
-                <w:rFonts w:ascii="Calibri" w:hAnsi="Calibri" w:cs="Calibri"/>
-                <w:sz w:val="20"/>
-                <w:szCs w:val="20"/>
-              </w:rPr>
-            </w:pPr>
-            <w:r>
-              <w:rPr>
-                <w:rFonts w:ascii="Calibri" w:eastAsia="Arial" w:hAnsi="Calibri" w:cs="Calibri"/>
+                <w:rFonts w:cs="Calibri"/>
+                <w:sz w:val="20"/>
+                <w:szCs w:val="20"/>
+              </w:rPr>
+            </w:pPr>
+            <w:r>
+              <w:rPr>
+                <w:rFonts w:eastAsia="Arial" w:cs="Calibri"/>
                 <w:b/>
                 <w:bCs/>
                 <w:sz w:val="20"/>
@@ -8862,14 +8733,14 @@
                 <w:numId w:val="16"/>
               </w:numPr>
               <w:rPr>
-                <w:rFonts w:ascii="Calibri" w:eastAsia="Arial" w:hAnsi="Calibri" w:cs="Calibri"/>
-                <w:sz w:val="20"/>
-                <w:szCs w:val="20"/>
-              </w:rPr>
-            </w:pPr>
-            <w:r>
-              <w:rPr>
-                <w:rFonts w:ascii="Calibri" w:eastAsia="Arial" w:hAnsi="Calibri" w:cs="Calibri"/>
+                <w:rFonts w:eastAsia="Arial" w:cs="Calibri"/>
+                <w:sz w:val="20"/>
+                <w:szCs w:val="20"/>
+              </w:rPr>
+            </w:pPr>
+            <w:r>
+              <w:rPr>
+                <w:rFonts w:eastAsia="Arial" w:cs="Calibri"/>
                 <w:sz w:val="20"/>
                 <w:szCs w:val="20"/>
               </w:rPr>
@@ -8884,14 +8755,14 @@
                 <w:numId w:val="16"/>
               </w:numPr>
               <w:rPr>
-                <w:rFonts w:ascii="Calibri" w:eastAsia="Arial" w:hAnsi="Calibri" w:cs="Calibri"/>
-                <w:sz w:val="20"/>
-                <w:szCs w:val="20"/>
-              </w:rPr>
-            </w:pPr>
-            <w:r>
-              <w:rPr>
-                <w:rFonts w:ascii="Calibri" w:eastAsia="Arial" w:hAnsi="Calibri" w:cs="Calibri"/>
+                <w:rFonts w:eastAsia="Arial" w:cs="Calibri"/>
+                <w:sz w:val="20"/>
+                <w:szCs w:val="20"/>
+              </w:rPr>
+            </w:pPr>
+            <w:r>
+              <w:rPr>
+                <w:rFonts w:eastAsia="Arial" w:cs="Calibri"/>
                 <w:sz w:val="20"/>
                 <w:szCs w:val="20"/>
               </w:rPr>
@@ -8906,14 +8777,14 @@
                 <w:numId w:val="16"/>
               </w:numPr>
               <w:rPr>
-                <w:rFonts w:ascii="Calibri" w:eastAsia="Arial" w:hAnsi="Calibri" w:cs="Calibri"/>
-                <w:sz w:val="20"/>
-                <w:szCs w:val="20"/>
-              </w:rPr>
-            </w:pPr>
-            <w:r>
-              <w:rPr>
-                <w:rFonts w:ascii="Calibri" w:eastAsia="Arial" w:hAnsi="Calibri" w:cs="Calibri"/>
+                <w:rFonts w:eastAsia="Arial" w:cs="Calibri"/>
+                <w:sz w:val="20"/>
+                <w:szCs w:val="20"/>
+              </w:rPr>
+            </w:pPr>
+            <w:r>
+              <w:rPr>
+                <w:rFonts w:eastAsia="Arial" w:cs="Calibri"/>
                 <w:sz w:val="20"/>
                 <w:szCs w:val="20"/>
               </w:rPr>
@@ -8928,14 +8799,14 @@
                 <w:numId w:val="16"/>
               </w:numPr>
               <w:rPr>
-                <w:rFonts w:ascii="Calibri" w:hAnsi="Calibri" w:cs="Calibri"/>
-                <w:sz w:val="20"/>
-                <w:szCs w:val="20"/>
-              </w:rPr>
-            </w:pPr>
-            <w:r>
-              <w:rPr>
-                <w:rFonts w:ascii="Calibri" w:eastAsia="Arial" w:hAnsi="Calibri" w:cs="Calibri"/>
+                <w:rFonts w:cs="Calibri"/>
+                <w:sz w:val="20"/>
+                <w:szCs w:val="20"/>
+              </w:rPr>
+            </w:pPr>
+            <w:r>
+              <w:rPr>
+                <w:rFonts w:eastAsia="Arial" w:cs="Calibri"/>
                 <w:sz w:val="20"/>
                 <w:szCs w:val="20"/>
               </w:rPr>
@@ -8969,14 +8840,14 @@
           <w:p>
             <w:pPr>
               <w:rPr>
-                <w:rFonts w:ascii="Calibri" w:hAnsi="Calibri" w:cs="Calibri"/>
-                <w:sz w:val="20"/>
-                <w:szCs w:val="20"/>
-              </w:rPr>
-            </w:pPr>
-            <w:r>
-              <w:rPr>
-                <w:rFonts w:ascii="Calibri" w:eastAsia="Arial" w:hAnsi="Calibri" w:cs="Calibri"/>
+                <w:rFonts w:cs="Calibri"/>
+                <w:sz w:val="20"/>
+                <w:szCs w:val="20"/>
+              </w:rPr>
+            </w:pPr>
+            <w:r>
+              <w:rPr>
+                <w:rFonts w:eastAsia="Arial" w:cs="Calibri"/>
                 <w:b/>
                 <w:bCs/>
                 <w:sz w:val="20"/>
@@ -9005,14 +8876,14 @@
           <w:p>
             <w:pPr>
               <w:rPr>
-                <w:rFonts w:ascii="Calibri" w:hAnsi="Calibri" w:cs="Calibri"/>
-                <w:sz w:val="20"/>
-                <w:szCs w:val="20"/>
-              </w:rPr>
-            </w:pPr>
-            <w:r>
-              <w:rPr>
-                <w:rFonts w:ascii="Calibri" w:eastAsia="Arial" w:hAnsi="Calibri" w:cs="Calibri"/>
+                <w:rFonts w:cs="Calibri"/>
+                <w:sz w:val="20"/>
+                <w:szCs w:val="20"/>
+              </w:rPr>
+            </w:pPr>
+            <w:r>
+              <w:rPr>
+                <w:rFonts w:eastAsia="Arial" w:cs="Calibri"/>
                 <w:sz w:val="20"/>
                 <w:szCs w:val="20"/>
               </w:rPr>
@@ -9046,14 +8917,14 @@
           <w:p>
             <w:pPr>
               <w:rPr>
-                <w:rFonts w:ascii="Calibri" w:hAnsi="Calibri" w:cs="Calibri"/>
-                <w:sz w:val="20"/>
-                <w:szCs w:val="20"/>
-              </w:rPr>
-            </w:pPr>
-            <w:r>
-              <w:rPr>
-                <w:rFonts w:ascii="Calibri" w:eastAsia="Arial" w:hAnsi="Calibri" w:cs="Calibri"/>
+                <w:rFonts w:cs="Calibri"/>
+                <w:sz w:val="20"/>
+                <w:szCs w:val="20"/>
+              </w:rPr>
+            </w:pPr>
+            <w:r>
+              <w:rPr>
+                <w:rFonts w:eastAsia="Arial" w:cs="Calibri"/>
                 <w:b/>
                 <w:bCs/>
                 <w:sz w:val="20"/>
@@ -9082,14 +8953,14 @@
           <w:p>
             <w:pPr>
               <w:rPr>
-                <w:rFonts w:ascii="Calibri" w:hAnsi="Calibri" w:cs="Calibri"/>
-                <w:sz w:val="20"/>
-                <w:szCs w:val="20"/>
-              </w:rPr>
-            </w:pPr>
-            <w:r>
-              <w:rPr>
-                <w:rFonts w:ascii="Calibri" w:eastAsia="Arial" w:hAnsi="Calibri" w:cs="Calibri"/>
+                <w:rFonts w:cs="Calibri"/>
+                <w:sz w:val="20"/>
+                <w:szCs w:val="20"/>
+              </w:rPr>
+            </w:pPr>
+            <w:r>
+              <w:rPr>
+                <w:rFonts w:eastAsia="Arial" w:cs="Calibri"/>
                 <w:sz w:val="20"/>
                 <w:szCs w:val="20"/>
               </w:rPr>
@@ -9097,7 +8968,7 @@
             </w:r>
             <w:r>
               <w:rPr>
-                <w:rFonts w:ascii="Calibri" w:eastAsia="Arial" w:hAnsi="Calibri" w:cs="Calibri"/>
+                <w:rFonts w:eastAsia="Arial" w:cs="Calibri"/>
                 <w:sz w:val="20"/>
                 <w:szCs w:val="20"/>
               </w:rPr>
@@ -9110,8 +8981,7 @@
     <w:p>
       <w:pPr>
         <w:rPr>
-          <w:rFonts w:ascii="Calibri" w:hAnsi="Calibri" w:cs="Calibri"/>
-          <w:sz w:val="21"/>
+          <w:rFonts w:cs="Calibri"/>
           <w:szCs w:val="21"/>
         </w:rPr>
       </w:pPr>
@@ -9119,21 +8989,19 @@
     <w:p>
       <w:pPr>
         <w:rPr>
-          <w:rFonts w:ascii="Calibri" w:hAnsi="Calibri" w:cs="Calibri"/>
+          <w:rFonts w:cs="Calibri"/>
           <w:b/>
           <w:bCs/>
           <w:color w:val="002060"/>
-          <w:sz w:val="21"/>
           <w:szCs w:val="21"/>
         </w:rPr>
       </w:pPr>
       <w:r>
         <w:rPr>
-          <w:rFonts w:ascii="Calibri" w:hAnsi="Calibri" w:cs="Calibri"/>
+          <w:rFonts w:cs="Calibri"/>
           <w:b/>
           <w:bCs/>
           <w:color w:val="002060"/>
-          <w:sz w:val="21"/>
           <w:szCs w:val="21"/>
         </w:rPr>
         <w:t>Qué funcionó</w:t>
@@ -9147,15 +9015,13 @@
           <w:numId w:val="17"/>
         </w:numPr>
         <w:rPr>
-          <w:rFonts w:ascii="Calibri" w:hAnsi="Calibri" w:cs="Calibri"/>
-          <w:sz w:val="21"/>
+          <w:rFonts w:cs="Calibri"/>
           <w:szCs w:val="21"/>
         </w:rPr>
       </w:pPr>
       <w:r>
         <w:rPr>
-          <w:rFonts w:ascii="Calibri" w:hAnsi="Calibri" w:cs="Calibri"/>
-          <w:sz w:val="21"/>
+          <w:rFonts w:cs="Calibri"/>
           <w:szCs w:val="21"/>
         </w:rPr>
         <w:t>La prueba con días pasados le pone un número al error de la predicción en lugar de afirmar que funciona.</w:t>
@@ -9169,29 +9035,26 @@
           <w:numId w:val="17"/>
         </w:numPr>
         <w:rPr>
-          <w:rFonts w:ascii="Calibri" w:hAnsi="Calibri" w:cs="Calibri"/>
+          <w:rFonts w:cs="Calibri"/>
           <w:b/>
           <w:bCs/>
           <w:color w:val="002060"/>
-          <w:sz w:val="21"/>
           <w:szCs w:val="21"/>
         </w:rPr>
       </w:pPr>
       <w:r>
         <w:rPr>
-          <w:rFonts w:ascii="Calibri" w:hAnsi="Calibri" w:cs="Calibri"/>
-          <w:sz w:val="21"/>
+          <w:rFonts w:cs="Calibri"/>
           <w:szCs w:val="21"/>
         </w:rPr>
         <w:t>Los datos simulados quedan marcados y el panel avisa cuando los usa.</w:t>
       </w:r>
       <w:r>
         <w:rPr>
-          <w:rFonts w:ascii="Calibri" w:hAnsi="Calibri" w:cs="Calibri"/>
+          <w:rFonts w:cs="Calibri"/>
           <w:b/>
           <w:bCs/>
           <w:color w:val="002060"/>
-          <w:sz w:val="21"/>
           <w:szCs w:val="21"/>
         </w:rPr>
         <w:t xml:space="preserve"> </w:t>
@@ -9201,21 +9064,19 @@
       <w:pPr>
         <w:ind w:left="360"/>
         <w:rPr>
-          <w:rFonts w:ascii="Calibri" w:hAnsi="Calibri" w:cs="Calibri"/>
+          <w:rFonts w:cs="Calibri"/>
           <w:b/>
           <w:bCs/>
           <w:color w:val="002060"/>
-          <w:sz w:val="21"/>
           <w:szCs w:val="21"/>
         </w:rPr>
       </w:pPr>
       <w:r>
         <w:rPr>
-          <w:rFonts w:ascii="Calibri" w:hAnsi="Calibri" w:cs="Calibri"/>
+          <w:rFonts w:cs="Calibri"/>
           <w:b/>
           <w:bCs/>
           <w:color w:val="002060"/>
-          <w:sz w:val="21"/>
           <w:szCs w:val="21"/>
         </w:rPr>
         <w:t>Qué no funcionó</w:t>
@@ -9229,15 +9090,13 @@
           <w:numId w:val="18"/>
         </w:numPr>
         <w:rPr>
-          <w:rFonts w:ascii="Calibri" w:hAnsi="Calibri" w:cs="Calibri"/>
-          <w:sz w:val="21"/>
+          <w:rFonts w:cs="Calibri"/>
           <w:szCs w:val="21"/>
         </w:rPr>
       </w:pPr>
       <w:r>
         <w:rPr>
-          <w:rFonts w:ascii="Calibri" w:hAnsi="Calibri" w:cs="Calibri"/>
-          <w:sz w:val="21"/>
+          <w:rFonts w:cs="Calibri"/>
           <w:szCs w:val="21"/>
         </w:rPr>
         <w:t>El inicio de sesión simulado deja entrar a cualquiera con solo escribir un correo @duocuc.cl. En un enlace público alguien podría usar la cuenta de otro estudiante.</w:t>
@@ -9251,15 +9110,13 @@
           <w:numId w:val="18"/>
         </w:numPr>
         <w:rPr>
-          <w:rFonts w:ascii="Calibri" w:hAnsi="Calibri" w:cs="Calibri"/>
-          <w:sz w:val="21"/>
+          <w:rFonts w:cs="Calibri"/>
           <w:szCs w:val="21"/>
         </w:rPr>
       </w:pPr>
       <w:r>
         <w:rPr>
-          <w:rFonts w:ascii="Calibri" w:hAnsi="Calibri" w:cs="Calibri"/>
-          <w:sz w:val="21"/>
+          <w:rFonts w:cs="Calibri"/>
           <w:szCs w:val="21"/>
         </w:rPr>
         <w:t>RF-18 a RF-20 estaban condicionados a que TI de DUOC autorizara el acceso. Se implementaron con una simulación, y eso cambia el alcance.</w:t>
@@ -9273,23 +9130,20 @@
           <w:numId w:val="18"/>
         </w:numPr>
         <w:rPr>
-          <w:rFonts w:ascii="Calibri" w:hAnsi="Calibri" w:cs="Calibri"/>
-          <w:sz w:val="21"/>
+          <w:rFonts w:cs="Calibri"/>
           <w:szCs w:val="21"/>
         </w:rPr>
       </w:pPr>
       <w:r>
         <w:rPr>
-          <w:rFonts w:ascii="Calibri" w:hAnsi="Calibri" w:cs="Calibri"/>
-          <w:sz w:val="21"/>
+          <w:rFonts w:cs="Calibri"/>
           <w:szCs w:val="21"/>
         </w:rPr>
         <w:t>Las opiniones muestran el nombre del estudiante. El formulario lo avisa, pero no se consultó si es aceptable</w:t>
       </w:r>
       <w:r>
         <w:rPr>
-          <w:rFonts w:ascii="Calibri" w:hAnsi="Calibri" w:cs="Calibri"/>
-          <w:sz w:val="21"/>
+          <w:rFonts w:cs="Calibri"/>
           <w:szCs w:val="21"/>
         </w:rPr>
         <w:t>.</w:t>
@@ -9298,21 +9152,19 @@
     <w:p>
       <w:pPr>
         <w:rPr>
-          <w:rFonts w:ascii="Calibri" w:hAnsi="Calibri" w:cs="Calibri"/>
+          <w:rFonts w:cs="Calibri"/>
           <w:b/>
           <w:bCs/>
           <w:color w:val="002060"/>
-          <w:sz w:val="21"/>
           <w:szCs w:val="21"/>
         </w:rPr>
       </w:pPr>
       <w:r>
         <w:rPr>
-          <w:rFonts w:ascii="Calibri" w:hAnsi="Calibri" w:cs="Calibri"/>
+          <w:rFonts w:cs="Calibri"/>
           <w:b/>
           <w:bCs/>
           <w:color w:val="002060"/>
-          <w:sz w:val="21"/>
           <w:szCs w:val="21"/>
         </w:rPr>
         <w:t>Acciones acordadas</w:t>
@@ -9369,14 +9221,14 @@
           <w:p>
             <w:pPr>
               <w:rPr>
-                <w:rFonts w:ascii="Calibri" w:hAnsi="Calibri" w:cs="Calibri"/>
-                <w:sz w:val="20"/>
-                <w:szCs w:val="20"/>
-              </w:rPr>
-            </w:pPr>
-            <w:r>
-              <w:rPr>
-                <w:rFonts w:ascii="Calibri" w:eastAsia="Arial" w:hAnsi="Calibri" w:cs="Calibri"/>
+                <w:rFonts w:cs="Calibri"/>
+                <w:sz w:val="20"/>
+                <w:szCs w:val="20"/>
+              </w:rPr>
+            </w:pPr>
+            <w:r>
+              <w:rPr>
+                <w:rFonts w:eastAsia="Arial" w:cs="Calibri"/>
                 <w:b/>
                 <w:bCs/>
                 <w:color w:val="FFFFFF"/>
@@ -9407,14 +9259,14 @@
           <w:p>
             <w:pPr>
               <w:rPr>
-                <w:rFonts w:ascii="Calibri" w:hAnsi="Calibri" w:cs="Calibri"/>
-                <w:sz w:val="20"/>
-                <w:szCs w:val="20"/>
-              </w:rPr>
-            </w:pPr>
-            <w:r>
-              <w:rPr>
-                <w:rFonts w:ascii="Calibri" w:eastAsia="Arial" w:hAnsi="Calibri" w:cs="Calibri"/>
+                <w:rFonts w:cs="Calibri"/>
+                <w:sz w:val="20"/>
+                <w:szCs w:val="20"/>
+              </w:rPr>
+            </w:pPr>
+            <w:r>
+              <w:rPr>
+                <w:rFonts w:eastAsia="Arial" w:cs="Calibri"/>
                 <w:b/>
                 <w:bCs/>
                 <w:color w:val="FFFFFF"/>
@@ -9445,14 +9297,14 @@
           <w:p>
             <w:pPr>
               <w:rPr>
-                <w:rFonts w:ascii="Calibri" w:hAnsi="Calibri" w:cs="Calibri"/>
-                <w:sz w:val="20"/>
-                <w:szCs w:val="20"/>
-              </w:rPr>
-            </w:pPr>
-            <w:r>
-              <w:rPr>
-                <w:rFonts w:ascii="Calibri" w:eastAsia="Arial" w:hAnsi="Calibri" w:cs="Calibri"/>
+                <w:rFonts w:cs="Calibri"/>
+                <w:sz w:val="20"/>
+                <w:szCs w:val="20"/>
+              </w:rPr>
+            </w:pPr>
+            <w:r>
+              <w:rPr>
+                <w:rFonts w:eastAsia="Arial" w:cs="Calibri"/>
                 <w:b/>
                 <w:bCs/>
                 <w:color w:val="FFFFFF"/>
@@ -9483,14 +9335,14 @@
           <w:p>
             <w:pPr>
               <w:rPr>
-                <w:rFonts w:ascii="Calibri" w:hAnsi="Calibri" w:cs="Calibri"/>
-                <w:sz w:val="20"/>
-                <w:szCs w:val="20"/>
-              </w:rPr>
-            </w:pPr>
-            <w:r>
-              <w:rPr>
-                <w:rFonts w:ascii="Calibri" w:eastAsia="Arial" w:hAnsi="Calibri" w:cs="Calibri"/>
+                <w:rFonts w:cs="Calibri"/>
+                <w:sz w:val="20"/>
+                <w:szCs w:val="20"/>
+              </w:rPr>
+            </w:pPr>
+            <w:r>
+              <w:rPr>
+                <w:rFonts w:eastAsia="Arial" w:cs="Calibri"/>
                 <w:b/>
                 <w:bCs/>
                 <w:color w:val="FFFFFF"/>
@@ -9526,14 +9378,14 @@
           <w:p>
             <w:pPr>
               <w:rPr>
-                <w:rFonts w:ascii="Calibri" w:hAnsi="Calibri" w:cs="Calibri"/>
-                <w:sz w:val="20"/>
-                <w:szCs w:val="20"/>
-              </w:rPr>
-            </w:pPr>
-            <w:r>
-              <w:rPr>
-                <w:rFonts w:ascii="Calibri" w:eastAsia="Arial" w:hAnsi="Calibri" w:cs="Calibri"/>
+                <w:rFonts w:cs="Calibri"/>
+                <w:sz w:val="20"/>
+                <w:szCs w:val="20"/>
+              </w:rPr>
+            </w:pPr>
+            <w:r>
+              <w:rPr>
+                <w:rFonts w:eastAsia="Arial" w:cs="Calibri"/>
                 <w:sz w:val="20"/>
                 <w:szCs w:val="20"/>
               </w:rPr>
@@ -9560,14 +9412,14 @@
           <w:p>
             <w:pPr>
               <w:rPr>
-                <w:rFonts w:ascii="Calibri" w:hAnsi="Calibri" w:cs="Calibri"/>
-                <w:sz w:val="20"/>
-                <w:szCs w:val="20"/>
-              </w:rPr>
-            </w:pPr>
-            <w:r>
-              <w:rPr>
-                <w:rFonts w:ascii="Calibri" w:eastAsia="Arial" w:hAnsi="Calibri" w:cs="Calibri"/>
+                <w:rFonts w:cs="Calibri"/>
+                <w:sz w:val="20"/>
+                <w:szCs w:val="20"/>
+              </w:rPr>
+            </w:pPr>
+            <w:r>
+              <w:rPr>
+                <w:rFonts w:eastAsia="Arial" w:cs="Calibri"/>
                 <w:sz w:val="20"/>
                 <w:szCs w:val="20"/>
               </w:rPr>
@@ -9594,14 +9446,14 @@
           <w:p>
             <w:pPr>
               <w:rPr>
-                <w:rFonts w:ascii="Calibri" w:hAnsi="Calibri" w:cs="Calibri"/>
-                <w:sz w:val="20"/>
-                <w:szCs w:val="20"/>
-              </w:rPr>
-            </w:pPr>
-            <w:r>
-              <w:rPr>
-                <w:rFonts w:ascii="Calibri" w:eastAsia="Arial" w:hAnsi="Calibri" w:cs="Calibri"/>
+                <w:rFonts w:cs="Calibri"/>
+                <w:sz w:val="20"/>
+                <w:szCs w:val="20"/>
+              </w:rPr>
+            </w:pPr>
+            <w:r>
+              <w:rPr>
+                <w:rFonts w:eastAsia="Arial" w:cs="Calibri"/>
                 <w:sz w:val="20"/>
                 <w:szCs w:val="20"/>
               </w:rPr>
@@ -9628,14 +9480,14 @@
           <w:p>
             <w:pPr>
               <w:rPr>
-                <w:rFonts w:ascii="Calibri" w:hAnsi="Calibri" w:cs="Calibri"/>
-                <w:sz w:val="20"/>
-                <w:szCs w:val="20"/>
-              </w:rPr>
-            </w:pPr>
-            <w:r>
-              <w:rPr>
-                <w:rFonts w:ascii="Calibri" w:eastAsia="Arial" w:hAnsi="Calibri" w:cs="Calibri"/>
+                <w:rFonts w:cs="Calibri"/>
+                <w:sz w:val="20"/>
+                <w:szCs w:val="20"/>
+              </w:rPr>
+            </w:pPr>
+            <w:r>
+              <w:rPr>
+                <w:rFonts w:eastAsia="Arial" w:cs="Calibri"/>
                 <w:sz w:val="20"/>
                 <w:szCs w:val="20"/>
               </w:rPr>
@@ -9668,14 +9520,14 @@
           <w:p>
             <w:pPr>
               <w:rPr>
-                <w:rFonts w:ascii="Calibri" w:eastAsia="Arial" w:hAnsi="Calibri" w:cs="Calibri"/>
-                <w:sz w:val="20"/>
-                <w:szCs w:val="20"/>
-              </w:rPr>
-            </w:pPr>
-            <w:r>
-              <w:rPr>
-                <w:rFonts w:ascii="Calibri" w:eastAsia="Arial" w:hAnsi="Calibri" w:cs="Calibri"/>
+                <w:rFonts w:eastAsia="Arial" w:cs="Calibri"/>
+                <w:sz w:val="20"/>
+                <w:szCs w:val="20"/>
+              </w:rPr>
+            </w:pPr>
+            <w:r>
+              <w:rPr>
+                <w:rFonts w:eastAsia="Arial" w:cs="Calibri"/>
                 <w:sz w:val="20"/>
                 <w:szCs w:val="20"/>
               </w:rPr>
@@ -9702,14 +9554,14 @@
           <w:p>
             <w:pPr>
               <w:rPr>
-                <w:rFonts w:ascii="Calibri" w:eastAsia="Arial" w:hAnsi="Calibri" w:cs="Calibri"/>
-                <w:sz w:val="20"/>
-                <w:szCs w:val="20"/>
-              </w:rPr>
-            </w:pPr>
-            <w:r>
-              <w:rPr>
-                <w:rFonts w:ascii="Calibri" w:eastAsia="Arial" w:hAnsi="Calibri" w:cs="Calibri"/>
+                <w:rFonts w:eastAsia="Arial" w:cs="Calibri"/>
+                <w:sz w:val="20"/>
+                <w:szCs w:val="20"/>
+              </w:rPr>
+            </w:pPr>
+            <w:r>
+              <w:rPr>
+                <w:rFonts w:eastAsia="Arial" w:cs="Calibri"/>
                 <w:sz w:val="20"/>
                 <w:szCs w:val="20"/>
               </w:rPr>
@@ -9736,14 +9588,14 @@
           <w:p>
             <w:pPr>
               <w:rPr>
-                <w:rFonts w:ascii="Calibri" w:eastAsia="Arial" w:hAnsi="Calibri" w:cs="Calibri"/>
-                <w:sz w:val="20"/>
-                <w:szCs w:val="20"/>
-              </w:rPr>
-            </w:pPr>
-            <w:r>
-              <w:rPr>
-                <w:rFonts w:ascii="Calibri" w:eastAsia="Arial" w:hAnsi="Calibri" w:cs="Calibri"/>
+                <w:rFonts w:eastAsia="Arial" w:cs="Calibri"/>
+                <w:sz w:val="20"/>
+                <w:szCs w:val="20"/>
+              </w:rPr>
+            </w:pPr>
+            <w:r>
+              <w:rPr>
+                <w:rFonts w:eastAsia="Arial" w:cs="Calibri"/>
                 <w:sz w:val="20"/>
                 <w:szCs w:val="20"/>
               </w:rPr>
@@ -9770,18 +9622,18 @@
           <w:p>
             <w:pPr>
               <w:rPr>
-                <w:rFonts w:ascii="Calibri" w:eastAsia="Arial" w:hAnsi="Calibri" w:cs="Calibri"/>
-                <w:sz w:val="20"/>
-                <w:szCs w:val="20"/>
-              </w:rPr>
-            </w:pPr>
-            <w:r>
-              <w:rPr>
-                <w:rFonts w:ascii="Calibri" w:eastAsia="Arial" w:hAnsi="Calibri" w:cs="Calibri"/>
-                <w:sz w:val="20"/>
-                <w:szCs w:val="20"/>
-              </w:rPr>
-              <w:t>Pendiente</w:t>
+                <w:rFonts w:eastAsia="Arial" w:cs="Calibri"/>
+                <w:sz w:val="20"/>
+                <w:szCs w:val="20"/>
+              </w:rPr>
+            </w:pPr>
+            <w:r>
+              <w:rPr>
+                <w:rFonts w:eastAsia="Arial" w:cs="Calibri"/>
+                <w:sz w:val="20"/>
+                <w:szCs w:val="20"/>
+              </w:rPr>
+              <w:t>Hecha</w:t>
             </w:r>
           </w:p>
         </w:tc>
@@ -9790,8 +9642,7 @@
     <w:p>
       <w:pPr>
         <w:rPr>
-          <w:rFonts w:ascii="Calibri" w:hAnsi="Calibri" w:cs="Calibri"/>
-          <w:sz w:val="21"/>
+          <w:rFonts w:cs="Calibri"/>
           <w:szCs w:val="21"/>
         </w:rPr>
       </w:pPr>
@@ -9814,7 +9665,7 @@
         <w:t xml:space="preserve">: </w:t>
       </w:r>
       <w:r>
-        <w:t>perfil del estudiante y predicción</w:t>
+        <w:t>categoría preferida del estudiante</w:t>
       </w:r>
     </w:p>
     <w:tbl>
@@ -9864,14 +9715,14 @@
           <w:p>
             <w:pPr>
               <w:rPr>
-                <w:rFonts w:ascii="Calibri" w:hAnsi="Calibri" w:cs="Calibri"/>
-                <w:sz w:val="20"/>
-                <w:szCs w:val="20"/>
-              </w:rPr>
-            </w:pPr>
-            <w:r>
-              <w:rPr>
-                <w:rFonts w:ascii="Calibri" w:eastAsia="Arial" w:hAnsi="Calibri" w:cs="Calibri"/>
+                <w:rFonts w:cs="Calibri"/>
+                <w:sz w:val="20"/>
+                <w:szCs w:val="20"/>
+              </w:rPr>
+            </w:pPr>
+            <w:r>
+              <w:rPr>
+                <w:rFonts w:eastAsia="Arial" w:cs="Calibri"/>
                 <w:b/>
                 <w:bCs/>
                 <w:sz w:val="20"/>
@@ -9900,14 +9751,14 @@
           <w:p>
             <w:pPr>
               <w:rPr>
-                <w:rFonts w:ascii="Calibri" w:hAnsi="Calibri" w:cs="Calibri"/>
-                <w:sz w:val="20"/>
-                <w:szCs w:val="20"/>
-              </w:rPr>
-            </w:pPr>
-            <w:r>
-              <w:rPr>
-                <w:rFonts w:ascii="Calibri" w:eastAsia="Arial" w:hAnsi="Calibri" w:cs="Calibri"/>
+                <w:rFonts w:cs="Calibri"/>
+                <w:sz w:val="20"/>
+                <w:szCs w:val="20"/>
+              </w:rPr>
+            </w:pPr>
+            <w:r>
+              <w:rPr>
+                <w:rFonts w:eastAsia="Arial" w:cs="Calibri"/>
                 <w:sz w:val="20"/>
                 <w:szCs w:val="20"/>
               </w:rPr>
@@ -9941,14 +9792,14 @@
           <w:p>
             <w:pPr>
               <w:rPr>
-                <w:rFonts w:ascii="Calibri" w:hAnsi="Calibri" w:cs="Calibri"/>
-                <w:sz w:val="20"/>
-                <w:szCs w:val="20"/>
-              </w:rPr>
-            </w:pPr>
-            <w:r>
-              <w:rPr>
-                <w:rFonts w:ascii="Calibri" w:eastAsia="Arial" w:hAnsi="Calibri" w:cs="Calibri"/>
+                <w:rFonts w:cs="Calibri"/>
+                <w:sz w:val="20"/>
+                <w:szCs w:val="20"/>
+              </w:rPr>
+            </w:pPr>
+            <w:r>
+              <w:rPr>
+                <w:rFonts w:eastAsia="Arial" w:cs="Calibri"/>
                 <w:b/>
                 <w:bCs/>
                 <w:sz w:val="20"/>
@@ -9977,14 +9828,14 @@
           <w:p>
             <w:pPr>
               <w:rPr>
-                <w:rFonts w:ascii="Calibri" w:hAnsi="Calibri" w:cs="Calibri"/>
-                <w:sz w:val="20"/>
-                <w:szCs w:val="20"/>
-              </w:rPr>
-            </w:pPr>
-            <w:r>
-              <w:rPr>
-                <w:rFonts w:ascii="Calibri" w:eastAsia="Arial" w:hAnsi="Calibri" w:cs="Calibri"/>
+                <w:rFonts w:cs="Calibri"/>
+                <w:sz w:val="20"/>
+                <w:szCs w:val="20"/>
+              </w:rPr>
+            </w:pPr>
+            <w:r>
+              <w:rPr>
+                <w:rFonts w:eastAsia="Arial" w:cs="Calibri"/>
                 <w:sz w:val="20"/>
                 <w:szCs w:val="20"/>
               </w:rPr>
@@ -9992,7 +9843,7 @@
             </w:r>
             <w:r>
               <w:rPr>
-                <w:rFonts w:ascii="Calibri" w:eastAsia="Arial" w:hAnsi="Calibri" w:cs="Calibri"/>
+                <w:rFonts w:eastAsia="Arial" w:cs="Calibri"/>
                 <w:sz w:val="20"/>
                 <w:szCs w:val="20"/>
               </w:rPr>
@@ -10026,14 +9877,14 @@
           <w:p>
             <w:pPr>
               <w:rPr>
-                <w:rFonts w:ascii="Calibri" w:hAnsi="Calibri" w:cs="Calibri"/>
-                <w:sz w:val="20"/>
-                <w:szCs w:val="20"/>
-              </w:rPr>
-            </w:pPr>
-            <w:r>
-              <w:rPr>
-                <w:rFonts w:ascii="Calibri" w:eastAsia="Arial" w:hAnsi="Calibri" w:cs="Calibri"/>
+                <w:rFonts w:cs="Calibri"/>
+                <w:sz w:val="20"/>
+                <w:szCs w:val="20"/>
+              </w:rPr>
+            </w:pPr>
+            <w:r>
+              <w:rPr>
+                <w:rFonts w:eastAsia="Arial" w:cs="Calibri"/>
                 <w:b/>
                 <w:bCs/>
                 <w:sz w:val="20"/>
@@ -10067,14 +9918,14 @@
                 <w:numId w:val="16"/>
               </w:numPr>
               <w:rPr>
-                <w:rFonts w:ascii="Calibri" w:eastAsia="Arial" w:hAnsi="Calibri" w:cs="Calibri"/>
-                <w:sz w:val="20"/>
-                <w:szCs w:val="20"/>
-              </w:rPr>
-            </w:pPr>
-            <w:r>
-              <w:rPr>
-                <w:rFonts w:ascii="Calibri" w:eastAsia="Arial" w:hAnsi="Calibri" w:cs="Calibri"/>
+                <w:rFonts w:eastAsia="Arial" w:cs="Calibri"/>
+                <w:sz w:val="20"/>
+                <w:szCs w:val="20"/>
+              </w:rPr>
+            </w:pPr>
+            <w:r>
+              <w:rPr>
+                <w:rFonts w:eastAsia="Arial" w:cs="Calibri"/>
                 <w:sz w:val="20"/>
                 <w:szCs w:val="20"/>
               </w:rPr>
@@ -10089,14 +9940,14 @@
                 <w:numId w:val="16"/>
               </w:numPr>
               <w:rPr>
-                <w:rFonts w:ascii="Calibri" w:hAnsi="Calibri" w:cs="Calibri"/>
-                <w:sz w:val="20"/>
-                <w:szCs w:val="20"/>
-              </w:rPr>
-            </w:pPr>
-            <w:r>
-              <w:rPr>
-                <w:rFonts w:ascii="Calibri" w:eastAsia="Arial" w:hAnsi="Calibri" w:cs="Calibri"/>
+                <w:rFonts w:cs="Calibri"/>
+                <w:sz w:val="20"/>
+                <w:szCs w:val="20"/>
+              </w:rPr>
+            </w:pPr>
+            <w:r>
+              <w:rPr>
+                <w:rFonts w:eastAsia="Arial" w:cs="Calibri"/>
                 <w:sz w:val="20"/>
                 <w:szCs w:val="20"/>
               </w:rPr>
@@ -10130,14 +9981,14 @@
           <w:p>
             <w:pPr>
               <w:rPr>
-                <w:rFonts w:ascii="Calibri" w:hAnsi="Calibri" w:cs="Calibri"/>
-                <w:sz w:val="20"/>
-                <w:szCs w:val="20"/>
-              </w:rPr>
-            </w:pPr>
-            <w:r>
-              <w:rPr>
-                <w:rFonts w:ascii="Calibri" w:eastAsia="Arial" w:hAnsi="Calibri" w:cs="Calibri"/>
+                <w:rFonts w:cs="Calibri"/>
+                <w:sz w:val="20"/>
+                <w:szCs w:val="20"/>
+              </w:rPr>
+            </w:pPr>
+            <w:r>
+              <w:rPr>
+                <w:rFonts w:eastAsia="Arial" w:cs="Calibri"/>
                 <w:b/>
                 <w:bCs/>
                 <w:sz w:val="20"/>
@@ -10166,14 +10017,14 @@
           <w:p>
             <w:pPr>
               <w:rPr>
-                <w:rFonts w:ascii="Calibri" w:hAnsi="Calibri" w:cs="Calibri"/>
-                <w:sz w:val="20"/>
-                <w:szCs w:val="20"/>
-              </w:rPr>
-            </w:pPr>
-            <w:r>
-              <w:rPr>
-                <w:rFonts w:ascii="Calibri" w:eastAsia="Arial" w:hAnsi="Calibri" w:cs="Calibri"/>
+                <w:rFonts w:cs="Calibri"/>
+                <w:sz w:val="20"/>
+                <w:szCs w:val="20"/>
+              </w:rPr>
+            </w:pPr>
+            <w:r>
+              <w:rPr>
+                <w:rFonts w:eastAsia="Arial" w:cs="Calibri"/>
                 <w:sz w:val="20"/>
                 <w:szCs w:val="20"/>
               </w:rPr>
@@ -10207,14 +10058,14 @@
           <w:p>
             <w:pPr>
               <w:rPr>
-                <w:rFonts w:ascii="Calibri" w:hAnsi="Calibri" w:cs="Calibri"/>
-                <w:sz w:val="20"/>
-                <w:szCs w:val="20"/>
-              </w:rPr>
-            </w:pPr>
-            <w:r>
-              <w:rPr>
-                <w:rFonts w:ascii="Calibri" w:eastAsia="Arial" w:hAnsi="Calibri" w:cs="Calibri"/>
+                <w:rFonts w:cs="Calibri"/>
+                <w:sz w:val="20"/>
+                <w:szCs w:val="20"/>
+              </w:rPr>
+            </w:pPr>
+            <w:r>
+              <w:rPr>
+                <w:rFonts w:eastAsia="Arial" w:cs="Calibri"/>
                 <w:b/>
                 <w:bCs/>
                 <w:sz w:val="20"/>
@@ -10243,14 +10094,14 @@
           <w:p>
             <w:pPr>
               <w:rPr>
-                <w:rFonts w:ascii="Calibri" w:hAnsi="Calibri" w:cs="Calibri"/>
-                <w:sz w:val="20"/>
-                <w:szCs w:val="20"/>
-              </w:rPr>
-            </w:pPr>
-            <w:r>
-              <w:rPr>
-                <w:rFonts w:ascii="Calibri" w:eastAsia="Arial" w:hAnsi="Calibri" w:cs="Calibri"/>
+                <w:rFonts w:cs="Calibri"/>
+                <w:sz w:val="20"/>
+                <w:szCs w:val="20"/>
+              </w:rPr>
+            </w:pPr>
+            <w:r>
+              <w:rPr>
+                <w:rFonts w:eastAsia="Arial" w:cs="Calibri"/>
                 <w:sz w:val="20"/>
                 <w:szCs w:val="20"/>
               </w:rPr>
@@ -10258,7 +10109,7 @@
             </w:r>
             <w:r>
               <w:rPr>
-                <w:rFonts w:ascii="Calibri" w:eastAsia="Arial" w:hAnsi="Calibri" w:cs="Calibri"/>
+                <w:rFonts w:eastAsia="Arial" w:cs="Calibri"/>
                 <w:sz w:val="20"/>
                 <w:szCs w:val="20"/>
               </w:rPr>
@@ -10271,8 +10122,7 @@
     <w:p>
       <w:pPr>
         <w:rPr>
-          <w:rFonts w:ascii="Calibri" w:hAnsi="Calibri" w:cs="Calibri"/>
-          <w:sz w:val="21"/>
+          <w:rFonts w:cs="Calibri"/>
           <w:szCs w:val="21"/>
         </w:rPr>
       </w:pPr>
@@ -10280,21 +10130,19 @@
     <w:p>
       <w:pPr>
         <w:rPr>
-          <w:rFonts w:ascii="Calibri" w:hAnsi="Calibri" w:cs="Calibri"/>
+          <w:rFonts w:cs="Calibri"/>
           <w:b/>
           <w:bCs/>
           <w:color w:val="002060"/>
-          <w:sz w:val="21"/>
           <w:szCs w:val="21"/>
         </w:rPr>
       </w:pPr>
       <w:r>
         <w:rPr>
-          <w:rFonts w:ascii="Calibri" w:hAnsi="Calibri" w:cs="Calibri"/>
+          <w:rFonts w:cs="Calibri"/>
           <w:b/>
           <w:bCs/>
           <w:color w:val="002060"/>
-          <w:sz w:val="21"/>
           <w:szCs w:val="21"/>
         </w:rPr>
         <w:t>Qué funcionó</w:t>
@@ -10308,15 +10156,13 @@
           <w:numId w:val="23"/>
         </w:numPr>
         <w:rPr>
-          <w:rFonts w:ascii="Calibri" w:hAnsi="Calibri" w:cs="Calibri"/>
-          <w:sz w:val="21"/>
+          <w:rFonts w:cs="Calibri"/>
           <w:szCs w:val="21"/>
         </w:rPr>
       </w:pPr>
       <w:r>
         <w:rPr>
-          <w:rFonts w:ascii="Calibri" w:hAnsi="Calibri" w:cs="Calibri"/>
-          <w:sz w:val="21"/>
+          <w:rFonts w:cs="Calibri"/>
           <w:szCs w:val="21"/>
         </w:rPr>
         <w:t>Fue un cambio pequeño, de una columna y una pantalla, y entró sin tocar el resto.</w:t>
@@ -10325,21 +10171,19 @@
     <w:p>
       <w:pPr>
         <w:rPr>
-          <w:rFonts w:ascii="Calibri" w:hAnsi="Calibri" w:cs="Calibri"/>
+          <w:rFonts w:cs="Calibri"/>
           <w:b/>
           <w:bCs/>
           <w:color w:val="002060"/>
-          <w:sz w:val="21"/>
           <w:szCs w:val="21"/>
         </w:rPr>
       </w:pPr>
       <w:r>
         <w:rPr>
-          <w:rFonts w:ascii="Calibri" w:hAnsi="Calibri" w:cs="Calibri"/>
+          <w:rFonts w:cs="Calibri"/>
           <w:b/>
           <w:bCs/>
           <w:color w:val="002060"/>
-          <w:sz w:val="21"/>
           <w:szCs w:val="21"/>
         </w:rPr>
         <w:t>Qué no funcionó</w:t>
@@ -10353,15 +10197,13 @@
           <w:numId w:val="23"/>
         </w:numPr>
         <w:rPr>
-          <w:rFonts w:ascii="Calibri" w:hAnsi="Calibri" w:cs="Calibri"/>
-          <w:sz w:val="21"/>
+          <w:rFonts w:cs="Calibri"/>
           <w:szCs w:val="21"/>
         </w:rPr>
       </w:pPr>
       <w:r>
         <w:rPr>
-          <w:rFonts w:ascii="Calibri" w:hAnsi="Calibri" w:cs="Calibri"/>
-          <w:sz w:val="21"/>
+          <w:rFonts w:cs="Calibri"/>
           <w:szCs w:val="21"/>
         </w:rPr>
         <w:t>No se agregaron pruebas automatizadas para este cambio, y el criterio 4 de la Definition of Done las exige.</w:t>
@@ -10370,21 +10212,19 @@
     <w:p>
       <w:pPr>
         <w:rPr>
-          <w:rFonts w:ascii="Calibri" w:hAnsi="Calibri" w:cs="Calibri"/>
+          <w:rFonts w:cs="Calibri"/>
           <w:b/>
           <w:bCs/>
           <w:color w:val="002060"/>
-          <w:sz w:val="21"/>
           <w:szCs w:val="21"/>
         </w:rPr>
       </w:pPr>
       <w:r>
         <w:rPr>
-          <w:rFonts w:ascii="Calibri" w:hAnsi="Calibri" w:cs="Calibri"/>
+          <w:rFonts w:cs="Calibri"/>
           <w:b/>
           <w:bCs/>
           <w:color w:val="002060"/>
-          <w:sz w:val="21"/>
           <w:szCs w:val="21"/>
         </w:rPr>
         <w:t>Acciones acordadas</w:t>
@@ -10441,14 +10281,14 @@
           <w:p>
             <w:pPr>
               <w:rPr>
-                <w:rFonts w:ascii="Calibri" w:hAnsi="Calibri" w:cs="Calibri"/>
-                <w:sz w:val="20"/>
-                <w:szCs w:val="20"/>
-              </w:rPr>
-            </w:pPr>
-            <w:r>
-              <w:rPr>
-                <w:rFonts w:ascii="Calibri" w:eastAsia="Arial" w:hAnsi="Calibri" w:cs="Calibri"/>
+                <w:rFonts w:cs="Calibri"/>
+                <w:sz w:val="20"/>
+                <w:szCs w:val="20"/>
+              </w:rPr>
+            </w:pPr>
+            <w:r>
+              <w:rPr>
+                <w:rFonts w:eastAsia="Arial" w:cs="Calibri"/>
                 <w:b/>
                 <w:bCs/>
                 <w:color w:val="FFFFFF"/>
@@ -10479,14 +10319,14 @@
           <w:p>
             <w:pPr>
               <w:rPr>
-                <w:rFonts w:ascii="Calibri" w:hAnsi="Calibri" w:cs="Calibri"/>
-                <w:sz w:val="20"/>
-                <w:szCs w:val="20"/>
-              </w:rPr>
-            </w:pPr>
-            <w:r>
-              <w:rPr>
-                <w:rFonts w:ascii="Calibri" w:eastAsia="Arial" w:hAnsi="Calibri" w:cs="Calibri"/>
+                <w:rFonts w:cs="Calibri"/>
+                <w:sz w:val="20"/>
+                <w:szCs w:val="20"/>
+              </w:rPr>
+            </w:pPr>
+            <w:r>
+              <w:rPr>
+                <w:rFonts w:eastAsia="Arial" w:cs="Calibri"/>
                 <w:b/>
                 <w:bCs/>
                 <w:color w:val="FFFFFF"/>
@@ -10517,14 +10357,14 @@
           <w:p>
             <w:pPr>
               <w:rPr>
-                <w:rFonts w:ascii="Calibri" w:hAnsi="Calibri" w:cs="Calibri"/>
-                <w:sz w:val="20"/>
-                <w:szCs w:val="20"/>
-              </w:rPr>
-            </w:pPr>
-            <w:r>
-              <w:rPr>
-                <w:rFonts w:ascii="Calibri" w:eastAsia="Arial" w:hAnsi="Calibri" w:cs="Calibri"/>
+                <w:rFonts w:cs="Calibri"/>
+                <w:sz w:val="20"/>
+                <w:szCs w:val="20"/>
+              </w:rPr>
+            </w:pPr>
+            <w:r>
+              <w:rPr>
+                <w:rFonts w:eastAsia="Arial" w:cs="Calibri"/>
                 <w:b/>
                 <w:bCs/>
                 <w:color w:val="FFFFFF"/>
@@ -10555,14 +10395,14 @@
           <w:p>
             <w:pPr>
               <w:rPr>
-                <w:rFonts w:ascii="Calibri" w:hAnsi="Calibri" w:cs="Calibri"/>
-                <w:sz w:val="20"/>
-                <w:szCs w:val="20"/>
-              </w:rPr>
-            </w:pPr>
-            <w:r>
-              <w:rPr>
-                <w:rFonts w:ascii="Calibri" w:eastAsia="Arial" w:hAnsi="Calibri" w:cs="Calibri"/>
+                <w:rFonts w:cs="Calibri"/>
+                <w:sz w:val="20"/>
+                <w:szCs w:val="20"/>
+              </w:rPr>
+            </w:pPr>
+            <w:r>
+              <w:rPr>
+                <w:rFonts w:eastAsia="Arial" w:cs="Calibri"/>
                 <w:b/>
                 <w:bCs/>
                 <w:color w:val="FFFFFF"/>
@@ -10598,14 +10438,14 @@
           <w:p>
             <w:pPr>
               <w:rPr>
-                <w:rFonts w:ascii="Calibri" w:hAnsi="Calibri" w:cs="Calibri"/>
-                <w:sz w:val="20"/>
-                <w:szCs w:val="20"/>
-              </w:rPr>
-            </w:pPr>
-            <w:r>
-              <w:rPr>
-                <w:rFonts w:ascii="Calibri" w:eastAsia="Arial" w:hAnsi="Calibri" w:cs="Calibri"/>
+                <w:rFonts w:cs="Calibri"/>
+                <w:sz w:val="20"/>
+                <w:szCs w:val="20"/>
+              </w:rPr>
+            </w:pPr>
+            <w:r>
+              <w:rPr>
+                <w:rFonts w:eastAsia="Arial" w:cs="Calibri"/>
                 <w:sz w:val="20"/>
                 <w:szCs w:val="20"/>
               </w:rPr>
@@ -10632,14 +10472,14 @@
           <w:p>
             <w:pPr>
               <w:rPr>
-                <w:rFonts w:ascii="Calibri" w:hAnsi="Calibri" w:cs="Calibri"/>
-                <w:sz w:val="20"/>
-                <w:szCs w:val="20"/>
-              </w:rPr>
-            </w:pPr>
-            <w:r>
-              <w:rPr>
-                <w:rFonts w:ascii="Calibri" w:eastAsia="Arial" w:hAnsi="Calibri" w:cs="Calibri"/>
+                <w:rFonts w:cs="Calibri"/>
+                <w:sz w:val="20"/>
+                <w:szCs w:val="20"/>
+              </w:rPr>
+            </w:pPr>
+            <w:r>
+              <w:rPr>
+                <w:rFonts w:eastAsia="Arial" w:cs="Calibri"/>
                 <w:sz w:val="20"/>
                 <w:szCs w:val="20"/>
               </w:rPr>
@@ -10666,14 +10506,14 @@
           <w:p>
             <w:pPr>
               <w:rPr>
-                <w:rFonts w:ascii="Calibri" w:hAnsi="Calibri" w:cs="Calibri"/>
-                <w:sz w:val="20"/>
-                <w:szCs w:val="20"/>
-              </w:rPr>
-            </w:pPr>
-            <w:r>
-              <w:rPr>
-                <w:rFonts w:ascii="Calibri" w:eastAsia="Arial" w:hAnsi="Calibri" w:cs="Calibri"/>
+                <w:rFonts w:cs="Calibri"/>
+                <w:sz w:val="20"/>
+                <w:szCs w:val="20"/>
+              </w:rPr>
+            </w:pPr>
+            <w:r>
+              <w:rPr>
+                <w:rFonts w:eastAsia="Arial" w:cs="Calibri"/>
                 <w:sz w:val="20"/>
                 <w:szCs w:val="20"/>
               </w:rPr>
@@ -10700,18 +10540,18 @@
           <w:p>
             <w:pPr>
               <w:rPr>
-                <w:rFonts w:ascii="Calibri" w:hAnsi="Calibri" w:cs="Calibri"/>
-                <w:sz w:val="20"/>
-                <w:szCs w:val="20"/>
-              </w:rPr>
-            </w:pPr>
-            <w:r>
-              <w:rPr>
-                <w:rFonts w:ascii="Calibri" w:eastAsia="Arial" w:hAnsi="Calibri" w:cs="Calibri"/>
-                <w:sz w:val="20"/>
-                <w:szCs w:val="20"/>
-              </w:rPr>
-              <w:t>Pendiente</w:t>
+                <w:rFonts w:cs="Calibri"/>
+                <w:sz w:val="20"/>
+                <w:szCs w:val="20"/>
+              </w:rPr>
+            </w:pPr>
+            <w:r>
+              <w:rPr>
+                <w:rFonts w:eastAsia="Arial" w:cs="Calibri"/>
+                <w:sz w:val="20"/>
+                <w:szCs w:val="20"/>
+              </w:rPr>
+              <w:t>Hecha</w:t>
             </w:r>
           </w:p>
         </w:tc>
@@ -10720,8 +10560,1102 @@
     <w:p>
       <w:pPr>
         <w:rPr>
-          <w:rFonts w:ascii="Calibri" w:hAnsi="Calibri" w:cs="Calibri"/>
-          <w:sz w:val="21"/>
+          <w:rFonts w:cs="Calibri"/>
+          <w:szCs w:val="21"/>
+        </w:rPr>
+      </w:pPr>
+    </w:p>
+    <w:p>
+      <w:pPr>
+        <w:pStyle w:val="Ttulo1"/>
+      </w:pPr>
+      <w:r>
+        <w:t>11</w:t>
+      </w:r>
+      <w:r>
+        <w:t xml:space="preserve">. Sprint </w:t>
+      </w:r>
+      <w:r>
+        <w:t>10</w:t>
+      </w:r>
+      <w:r>
+        <w:t xml:space="preserve">: </w:t>
+      </w:r>
+      <w:r>
+        <w:t>diseño responsive y verificación</w:t>
+      </w:r>
+    </w:p>
+    <w:tbl>
+      <w:tblPr>
+        <w:tblW w:w="10060" w:type="dxa"/>
+        <w:tblBorders>
+          <w:top w:val="single" w:sz="4" w:space="0" w:color="auto"/>
+          <w:left w:val="single" w:sz="4" w:space="0" w:color="auto"/>
+          <w:bottom w:val="single" w:sz="4" w:space="0" w:color="auto"/>
+          <w:right w:val="single" w:sz="4" w:space="0" w:color="auto"/>
+          <w:insideH w:val="single" w:sz="4" w:space="0" w:color="auto"/>
+          <w:insideV w:val="single" w:sz="4" w:space="0" w:color="auto"/>
+        </w:tblBorders>
+        <w:tblLayout w:type="fixed"/>
+        <w:tblCellMar>
+          <w:left w:w="10" w:type="dxa"/>
+          <w:right w:w="10" w:type="dxa"/>
+        </w:tblCellMar>
+        <w:tblLook w:val="04A0" w:firstRow="1" w:lastRow="0" w:firstColumn="1" w:lastColumn="0" w:noHBand="0" w:noVBand="1"/>
+      </w:tblPr>
+      <w:tblGrid>
+        <w:gridCol w:w="2314"/>
+        <w:gridCol w:w="7746"/>
+      </w:tblGrid>
+      <w:tr>
+        <w:trPr>
+          <w:cantSplit/>
+          <w:trHeight w:val="411"/>
+        </w:trPr>
+        <w:tc>
+          <w:tcPr>
+            <w:tcW w:w="2314" w:type="dxa"/>
+            <w:tcBorders>
+              <w:top w:val="single" w:sz="4" w:space="0" w:color="C9CED6"/>
+              <w:left w:val="single" w:sz="4" w:space="0" w:color="C9CED6"/>
+              <w:bottom w:val="single" w:sz="4" w:space="0" w:color="C9CED6"/>
+              <w:right w:val="single" w:sz="4" w:space="0" w:color="C9CED6"/>
+            </w:tcBorders>
+            <w:shd w:val="clear" w:color="auto" w:fill="E4E9F2"/>
+            <w:tcMar>
+              <w:top w:w="60" w:type="dxa"/>
+              <w:left w:w="100" w:type="dxa"/>
+              <w:bottom w:w="60" w:type="dxa"/>
+              <w:right w:w="100" w:type="dxa"/>
+            </w:tcMar>
+          </w:tcPr>
+          <w:p>
+            <w:pPr>
+              <w:rPr>
+                <w:rFonts w:cs="Calibri"/>
+                <w:sz w:val="20"/>
+                <w:szCs w:val="20"/>
+              </w:rPr>
+            </w:pPr>
+            <w:r>
+              <w:rPr>
+                <w:rFonts w:eastAsia="Arial" w:cs="Calibri"/>
+                <w:b/>
+                <w:bCs/>
+                <w:sz w:val="20"/>
+                <w:szCs w:val="20"/>
+              </w:rPr>
+              <w:t>Semanas</w:t>
+            </w:r>
+          </w:p>
+        </w:tc>
+        <w:tc>
+          <w:tcPr>
+            <w:tcW w:w="7746" w:type="dxa"/>
+            <w:tcBorders>
+              <w:top w:val="single" w:sz="4" w:space="0" w:color="C9CED6"/>
+              <w:left w:val="single" w:sz="4" w:space="0" w:color="C9CED6"/>
+              <w:bottom w:val="single" w:sz="4" w:space="0" w:color="C9CED6"/>
+              <w:right w:val="single" w:sz="4" w:space="0" w:color="C9CED6"/>
+            </w:tcBorders>
+            <w:tcMar>
+              <w:top w:w="60" w:type="dxa"/>
+              <w:left w:w="100" w:type="dxa"/>
+              <w:bottom w:w="60" w:type="dxa"/>
+              <w:right w:w="100" w:type="dxa"/>
+            </w:tcMar>
+          </w:tcPr>
+          <w:p>
+            <w:pPr>
+              <w:rPr>
+                <w:rFonts w:cs="Calibri"/>
+                <w:sz w:val="20"/>
+                <w:szCs w:val="20"/>
+              </w:rPr>
+            </w:pPr>
+            <w:r>
+              <w:rPr>
+                <w:rFonts w:eastAsia="Arial" w:cs="Calibri"/>
+                <w:sz w:val="20"/>
+                <w:szCs w:val="20"/>
+              </w:rPr>
+              <w:t>12</w:t>
+            </w:r>
+          </w:p>
+        </w:tc>
+      </w:tr>
+      <w:tr>
+        <w:trPr>
+          <w:cantSplit/>
+          <w:trHeight w:val="299"/>
+        </w:trPr>
+        <w:tc>
+          <w:tcPr>
+            <w:tcW w:w="2314" w:type="dxa"/>
+            <w:tcBorders>
+              <w:top w:val="single" w:sz="4" w:space="0" w:color="C9CED6"/>
+              <w:left w:val="single" w:sz="4" w:space="0" w:color="C9CED6"/>
+              <w:bottom w:val="single" w:sz="4" w:space="0" w:color="C9CED6"/>
+              <w:right w:val="single" w:sz="4" w:space="0" w:color="C9CED6"/>
+            </w:tcBorders>
+            <w:shd w:val="clear" w:color="auto" w:fill="E4E9F2"/>
+            <w:tcMar>
+              <w:top w:w="60" w:type="dxa"/>
+              <w:left w:w="100" w:type="dxa"/>
+              <w:bottom w:w="60" w:type="dxa"/>
+              <w:right w:w="100" w:type="dxa"/>
+            </w:tcMar>
+          </w:tcPr>
+          <w:p>
+            <w:pPr>
+              <w:rPr>
+                <w:rFonts w:cs="Calibri"/>
+                <w:sz w:val="20"/>
+                <w:szCs w:val="20"/>
+              </w:rPr>
+            </w:pPr>
+            <w:r>
+              <w:rPr>
+                <w:rFonts w:eastAsia="Arial" w:cs="Calibri"/>
+                <w:b/>
+                <w:bCs/>
+                <w:sz w:val="20"/>
+                <w:szCs w:val="20"/>
+              </w:rPr>
+              <w:t>Historias</w:t>
+            </w:r>
+          </w:p>
+        </w:tc>
+        <w:tc>
+          <w:tcPr>
+            <w:tcW w:w="7746" w:type="dxa"/>
+            <w:tcBorders>
+              <w:top w:val="single" w:sz="4" w:space="0" w:color="C9CED6"/>
+              <w:left w:val="single" w:sz="4" w:space="0" w:color="C9CED6"/>
+              <w:bottom w:val="single" w:sz="4" w:space="0" w:color="C9CED6"/>
+              <w:right w:val="single" w:sz="4" w:space="0" w:color="C9CED6"/>
+            </w:tcBorders>
+            <w:tcMar>
+              <w:top w:w="60" w:type="dxa"/>
+              <w:left w:w="100" w:type="dxa"/>
+              <w:bottom w:w="60" w:type="dxa"/>
+              <w:right w:w="100" w:type="dxa"/>
+            </w:tcMar>
+          </w:tcPr>
+          <w:p>
+            <w:pPr>
+              <w:rPr>
+                <w:rFonts w:cs="Calibri"/>
+                <w:sz w:val="20"/>
+                <w:szCs w:val="20"/>
+              </w:rPr>
+            </w:pPr>
+            <w:r>
+              <w:rPr>
+                <w:rFonts w:eastAsia="Arial" w:cs="Calibri"/>
+                <w:sz w:val="20"/>
+                <w:szCs w:val="20"/>
+              </w:rPr>
+              <w:t>Diseño responsive en celular, tablet y computador; modo claro y oscuro; casos PA-01 a PA-11</w:t>
+            </w:r>
+          </w:p>
+        </w:tc>
+      </w:tr>
+      <w:tr>
+        <w:trPr>
+          <w:cantSplit/>
+          <w:trHeight w:val="918"/>
+        </w:trPr>
+        <w:tc>
+          <w:tcPr>
+            <w:tcW w:w="2314" w:type="dxa"/>
+            <w:tcBorders>
+              <w:top w:val="single" w:sz="4" w:space="0" w:color="C9CED6"/>
+              <w:left w:val="single" w:sz="4" w:space="0" w:color="C9CED6"/>
+              <w:bottom w:val="single" w:sz="4" w:space="0" w:color="C9CED6"/>
+              <w:right w:val="single" w:sz="4" w:space="0" w:color="C9CED6"/>
+            </w:tcBorders>
+            <w:shd w:val="clear" w:color="auto" w:fill="E4E9F2"/>
+            <w:tcMar>
+              <w:top w:w="60" w:type="dxa"/>
+              <w:left w:w="100" w:type="dxa"/>
+              <w:bottom w:w="60" w:type="dxa"/>
+              <w:right w:w="100" w:type="dxa"/>
+            </w:tcMar>
+          </w:tcPr>
+          <w:p>
+            <w:pPr>
+              <w:rPr>
+                <w:rFonts w:cs="Calibri"/>
+                <w:sz w:val="20"/>
+                <w:szCs w:val="20"/>
+              </w:rPr>
+            </w:pPr>
+            <w:r>
+              <w:rPr>
+                <w:rFonts w:eastAsia="Arial" w:cs="Calibri"/>
+                <w:b/>
+                <w:bCs/>
+                <w:sz w:val="20"/>
+                <w:szCs w:val="20"/>
+              </w:rPr>
+              <w:t>Resultado</w:t>
+            </w:r>
+          </w:p>
+        </w:tc>
+        <w:tc>
+          <w:tcPr>
+            <w:tcW w:w="7746" w:type="dxa"/>
+            <w:tcBorders>
+              <w:top w:val="single" w:sz="4" w:space="0" w:color="C9CED6"/>
+              <w:left w:val="single" w:sz="4" w:space="0" w:color="C9CED6"/>
+              <w:bottom w:val="single" w:sz="4" w:space="0" w:color="C9CED6"/>
+              <w:right w:val="single" w:sz="4" w:space="0" w:color="C9CED6"/>
+            </w:tcBorders>
+            <w:tcMar>
+              <w:top w:w="60" w:type="dxa"/>
+              <w:left w:w="100" w:type="dxa"/>
+              <w:bottom w:w="60" w:type="dxa"/>
+              <w:right w:w="100" w:type="dxa"/>
+            </w:tcMar>
+          </w:tcPr>
+          <w:p>
+            <w:pPr>
+              <w:pStyle w:val="Prrafodelista"/>
+              <w:numPr>
+                <w:ilvl w:val="0"/>
+                <w:numId w:val="16"/>
+              </w:numPr>
+              <w:rPr>
+                <w:rFonts w:cs="Calibri"/>
+                <w:sz w:val="20"/>
+                <w:szCs w:val="20"/>
+              </w:rPr>
+            </w:pPr>
+            <w:r>
+              <w:rPr>
+                <w:rFonts w:eastAsia="Arial" w:cs="Calibri"/>
+                <w:sz w:val="20"/>
+                <w:szCs w:val="20"/>
+              </w:rPr>
+              <w:t>Se implementó, verificó y documentó el diseño responsive (CC-07): barra de navegación inferior en celular, hojas inferiores para detalles y modales, objetivos táctiles de 44 px, modo claro y oscuro persistente y botones de caja adaptados por ancho. Se actualizó la documentación a la Fase 2 y se cerró la Definition of Done v1.2</w:t>
+            </w:r>
+          </w:p>
+        </w:tc>
+      </w:tr>
+      <w:tr>
+        <w:trPr>
+          <w:cantSplit/>
+          <w:trHeight w:val="411"/>
+        </w:trPr>
+        <w:tc>
+          <w:tcPr>
+            <w:tcW w:w="2314" w:type="dxa"/>
+            <w:tcBorders>
+              <w:top w:val="single" w:sz="4" w:space="0" w:color="C9CED6"/>
+              <w:left w:val="single" w:sz="4" w:space="0" w:color="C9CED6"/>
+              <w:bottom w:val="single" w:sz="4" w:space="0" w:color="C9CED6"/>
+              <w:right w:val="single" w:sz="4" w:space="0" w:color="C9CED6"/>
+            </w:tcBorders>
+            <w:shd w:val="clear" w:color="auto" w:fill="E4E9F2"/>
+            <w:tcMar>
+              <w:top w:w="60" w:type="dxa"/>
+              <w:left w:w="100" w:type="dxa"/>
+              <w:bottom w:w="60" w:type="dxa"/>
+              <w:right w:w="100" w:type="dxa"/>
+            </w:tcMar>
+          </w:tcPr>
+          <w:p>
+            <w:pPr>
+              <w:rPr>
+                <w:rFonts w:cs="Calibri"/>
+                <w:sz w:val="20"/>
+                <w:szCs w:val="20"/>
+              </w:rPr>
+            </w:pPr>
+            <w:r>
+              <w:rPr>
+                <w:rFonts w:eastAsia="Arial" w:cs="Calibri"/>
+                <w:b/>
+                <w:bCs/>
+                <w:sz w:val="20"/>
+                <w:szCs w:val="20"/>
+              </w:rPr>
+              <w:t>Fecha de la sesión</w:t>
+            </w:r>
+          </w:p>
+        </w:tc>
+        <w:tc>
+          <w:tcPr>
+            <w:tcW w:w="7746" w:type="dxa"/>
+            <w:tcBorders>
+              <w:top w:val="single" w:sz="4" w:space="0" w:color="C9CED6"/>
+              <w:left w:val="single" w:sz="4" w:space="0" w:color="C9CED6"/>
+              <w:bottom w:val="single" w:sz="4" w:space="0" w:color="C9CED6"/>
+              <w:right w:val="single" w:sz="4" w:space="0" w:color="C9CED6"/>
+            </w:tcBorders>
+            <w:tcMar>
+              <w:top w:w="60" w:type="dxa"/>
+              <w:left w:w="100" w:type="dxa"/>
+              <w:bottom w:w="60" w:type="dxa"/>
+              <w:right w:w="100" w:type="dxa"/>
+            </w:tcMar>
+          </w:tcPr>
+          <w:p>
+            <w:pPr>
+              <w:rPr>
+                <w:rFonts w:cs="Calibri"/>
+                <w:sz w:val="20"/>
+                <w:szCs w:val="20"/>
+              </w:rPr>
+            </w:pPr>
+            <w:r>
+              <w:rPr>
+                <w:rFonts w:eastAsia="Arial" w:cs="Calibri"/>
+                <w:sz w:val="20"/>
+                <w:szCs w:val="20"/>
+              </w:rPr>
+              <w:t>2</w:t>
+            </w:r>
+            <w:r>
+              <w:rPr>
+                <w:rFonts w:eastAsia="Arial" w:cs="Calibri"/>
+                <w:sz w:val="20"/>
+                <w:szCs w:val="20"/>
+              </w:rPr>
+              <w:t>7</w:t>
+            </w:r>
+            <w:r>
+              <w:rPr>
+                <w:rFonts w:eastAsia="Arial" w:cs="Calibri"/>
+                <w:sz w:val="20"/>
+                <w:szCs w:val="20"/>
+              </w:rPr>
+              <w:t xml:space="preserve"> de octubre de 2026</w:t>
+            </w:r>
+          </w:p>
+        </w:tc>
+      </w:tr>
+      <w:tr>
+        <w:trPr>
+          <w:cantSplit/>
+          <w:trHeight w:val="411"/>
+        </w:trPr>
+        <w:tc>
+          <w:tcPr>
+            <w:tcW w:w="2314" w:type="dxa"/>
+            <w:tcBorders>
+              <w:top w:val="single" w:sz="4" w:space="0" w:color="C9CED6"/>
+              <w:left w:val="single" w:sz="4" w:space="0" w:color="C9CED6"/>
+              <w:bottom w:val="single" w:sz="4" w:space="0" w:color="C9CED6"/>
+              <w:right w:val="single" w:sz="4" w:space="0" w:color="C9CED6"/>
+            </w:tcBorders>
+            <w:shd w:val="clear" w:color="auto" w:fill="E4E9F2"/>
+            <w:tcMar>
+              <w:top w:w="60" w:type="dxa"/>
+              <w:left w:w="100" w:type="dxa"/>
+              <w:bottom w:w="60" w:type="dxa"/>
+              <w:right w:w="100" w:type="dxa"/>
+            </w:tcMar>
+          </w:tcPr>
+          <w:p>
+            <w:pPr>
+              <w:rPr>
+                <w:rFonts w:cs="Calibri"/>
+                <w:sz w:val="20"/>
+                <w:szCs w:val="20"/>
+              </w:rPr>
+            </w:pPr>
+            <w:r>
+              <w:rPr>
+                <w:rFonts w:eastAsia="Arial" w:cs="Calibri"/>
+                <w:b/>
+                <w:bCs/>
+                <w:sz w:val="20"/>
+                <w:szCs w:val="20"/>
+              </w:rPr>
+              <w:t>Asistentes</w:t>
+            </w:r>
+          </w:p>
+        </w:tc>
+        <w:tc>
+          <w:tcPr>
+            <w:tcW w:w="7746" w:type="dxa"/>
+            <w:tcBorders>
+              <w:top w:val="single" w:sz="4" w:space="0" w:color="C9CED6"/>
+              <w:left w:val="single" w:sz="4" w:space="0" w:color="C9CED6"/>
+              <w:bottom w:val="single" w:sz="4" w:space="0" w:color="C9CED6"/>
+              <w:right w:val="single" w:sz="4" w:space="0" w:color="C9CED6"/>
+            </w:tcBorders>
+            <w:tcMar>
+              <w:top w:w="60" w:type="dxa"/>
+              <w:left w:w="100" w:type="dxa"/>
+              <w:bottom w:w="60" w:type="dxa"/>
+              <w:right w:w="100" w:type="dxa"/>
+            </w:tcMar>
+          </w:tcPr>
+          <w:p>
+            <w:pPr>
+              <w:rPr>
+                <w:rFonts w:cs="Calibri"/>
+                <w:sz w:val="20"/>
+                <w:szCs w:val="20"/>
+              </w:rPr>
+            </w:pPr>
+            <w:r>
+              <w:rPr>
+                <w:rFonts w:eastAsia="Arial" w:cs="Calibri"/>
+                <w:sz w:val="20"/>
+                <w:szCs w:val="20"/>
+              </w:rPr>
+              <w:t>Isabella Covarrubias, Diego Díaz</w:t>
+            </w:r>
+            <w:r>
+              <w:rPr>
+                <w:rFonts w:eastAsia="Arial" w:cs="Calibri"/>
+                <w:sz w:val="20"/>
+                <w:szCs w:val="20"/>
+              </w:rPr>
+              <w:t>.</w:t>
+            </w:r>
+          </w:p>
+        </w:tc>
+      </w:tr>
+    </w:tbl>
+    <w:p>
+      <w:pPr>
+        <w:rPr>
+          <w:rFonts w:cs="Calibri"/>
+          <w:szCs w:val="21"/>
+        </w:rPr>
+      </w:pPr>
+    </w:p>
+    <w:p>
+      <w:pPr>
+        <w:rPr>
+          <w:rFonts w:cs="Calibri"/>
+          <w:b/>
+          <w:bCs/>
+          <w:color w:val="002060"/>
+          <w:szCs w:val="21"/>
+        </w:rPr>
+      </w:pPr>
+    </w:p>
+    <w:p>
+      <w:pPr>
+        <w:rPr>
+          <w:rFonts w:cs="Calibri"/>
+          <w:b/>
+          <w:bCs/>
+          <w:color w:val="002060"/>
+          <w:szCs w:val="21"/>
+        </w:rPr>
+      </w:pPr>
+      <w:r>
+        <w:rPr>
+          <w:rFonts w:cs="Calibri"/>
+          <w:b/>
+          <w:bCs/>
+          <w:color w:val="002060"/>
+          <w:szCs w:val="21"/>
+        </w:rPr>
+        <w:t>Qué funcionó</w:t>
+      </w:r>
+    </w:p>
+    <w:p>
+      <w:pPr>
+        <w:pStyle w:val="Prrafodelista"/>
+        <w:numPr>
+          <w:ilvl w:val="0"/>
+          <w:numId w:val="16"/>
+        </w:numPr>
+        <w:rPr>
+          <w:rFonts w:cs="Calibri"/>
+          <w:szCs w:val="21"/>
+        </w:rPr>
+      </w:pPr>
+      <w:r>
+        <w:rPr>
+          <w:rFonts w:cs="Calibri"/>
+          <w:szCs w:val="21"/>
+        </w:rPr>
+        <w:t xml:space="preserve">Un archivo de estilos aparte (responsive.css) cargado después de los estilos base permitió adaptar la interfaz sin tocar la lógica ni los componentes. </w:t>
+      </w:r>
+    </w:p>
+    <w:p>
+      <w:pPr>
+        <w:pStyle w:val="Prrafodelista"/>
+        <w:numPr>
+          <w:ilvl w:val="0"/>
+          <w:numId w:val="16"/>
+        </w:numPr>
+        <w:rPr>
+          <w:rFonts w:cs="Calibri"/>
+          <w:szCs w:val="21"/>
+        </w:rPr>
+      </w:pPr>
+      <w:r>
+        <w:rPr>
+          <w:rFonts w:cs="Calibri"/>
+          <w:szCs w:val="21"/>
+        </w:rPr>
+        <w:t>Las 66 pruebas automatizadas siguieron pasando</w:t>
+      </w:r>
+      <w:r>
+        <w:rPr>
+          <w:rFonts w:cs="Calibri"/>
+          <w:szCs w:val="21"/>
+        </w:rPr>
+        <w:t>.</w:t>
+      </w:r>
+    </w:p>
+    <w:p>
+      <w:pPr>
+        <w:rPr>
+          <w:rFonts w:cs="Calibri"/>
+          <w:b/>
+          <w:bCs/>
+          <w:color w:val="002060"/>
+          <w:szCs w:val="21"/>
+        </w:rPr>
+      </w:pPr>
+      <w:r>
+        <w:rPr>
+          <w:rFonts w:cs="Calibri"/>
+          <w:b/>
+          <w:bCs/>
+          <w:color w:val="002060"/>
+          <w:szCs w:val="21"/>
+        </w:rPr>
+        <w:t>Qué no funcionó</w:t>
+      </w:r>
+    </w:p>
+    <w:p>
+      <w:pPr>
+        <w:pStyle w:val="Prrafodelista"/>
+        <w:numPr>
+          <w:ilvl w:val="0"/>
+          <w:numId w:val="16"/>
+        </w:numPr>
+        <w:rPr>
+          <w:rFonts w:cs="Calibri"/>
+          <w:szCs w:val="21"/>
+        </w:rPr>
+      </w:pPr>
+      <w:r>
+        <w:rPr>
+          <w:rFonts w:cs="Calibri"/>
+          <w:szCs w:val="21"/>
+        </w:rPr>
+        <w:t>El diseño responsive entró sin casos de prueba registrados.</w:t>
+      </w:r>
+    </w:p>
+    <w:p>
+      <w:pPr>
+        <w:pStyle w:val="Prrafodelista"/>
+        <w:numPr>
+          <w:ilvl w:val="0"/>
+          <w:numId w:val="16"/>
+        </w:numPr>
+        <w:rPr>
+          <w:rFonts w:cs="Calibri"/>
+          <w:szCs w:val="21"/>
+        </w:rPr>
+      </w:pPr>
+      <w:r>
+        <w:rPr>
+          <w:rFonts w:cs="Calibri"/>
+          <w:szCs w:val="21"/>
+        </w:rPr>
+        <w:t>No se había registrado el sprint ni el cambio en la documentación.</w:t>
+      </w:r>
+    </w:p>
+    <w:p>
+      <w:pPr>
+        <w:rPr>
+          <w:rFonts w:cs="Calibri"/>
+          <w:b/>
+          <w:bCs/>
+          <w:color w:val="002060"/>
+          <w:szCs w:val="21"/>
+        </w:rPr>
+      </w:pPr>
+      <w:r>
+        <w:rPr>
+          <w:rFonts w:cs="Calibri"/>
+          <w:b/>
+          <w:bCs/>
+          <w:color w:val="002060"/>
+          <w:szCs w:val="21"/>
+        </w:rPr>
+        <w:t>Acciones acordadas</w:t>
+      </w:r>
+    </w:p>
+    <w:tbl>
+      <w:tblPr>
+        <w:tblW w:w="10065" w:type="dxa"/>
+        <w:tblInd w:w="-5" w:type="dxa"/>
+        <w:tblBorders>
+          <w:top w:val="single" w:sz="4" w:space="0" w:color="auto"/>
+          <w:left w:val="single" w:sz="4" w:space="0" w:color="auto"/>
+          <w:bottom w:val="single" w:sz="4" w:space="0" w:color="auto"/>
+          <w:right w:val="single" w:sz="4" w:space="0" w:color="auto"/>
+          <w:insideH w:val="single" w:sz="4" w:space="0" w:color="auto"/>
+          <w:insideV w:val="single" w:sz="4" w:space="0" w:color="auto"/>
+        </w:tblBorders>
+        <w:tblLayout w:type="fixed"/>
+        <w:tblCellMar>
+          <w:left w:w="10" w:type="dxa"/>
+          <w:right w:w="10" w:type="dxa"/>
+        </w:tblCellMar>
+        <w:tblLook w:val="04A0" w:firstRow="1" w:lastRow="0" w:firstColumn="1" w:lastColumn="0" w:noHBand="0" w:noVBand="1"/>
+      </w:tblPr>
+      <w:tblGrid>
+        <w:gridCol w:w="5103"/>
+        <w:gridCol w:w="2410"/>
+        <w:gridCol w:w="1276"/>
+        <w:gridCol w:w="1276"/>
+      </w:tblGrid>
+      <w:tr>
+        <w:trPr>
+          <w:cantSplit/>
+          <w:trHeight w:val="398"/>
+          <w:tblHeader/>
+        </w:trPr>
+        <w:tc>
+          <w:tcPr>
+            <w:tcW w:w="5103" w:type="dxa"/>
+            <w:tcBorders>
+              <w:top w:val="single" w:sz="4" w:space="0" w:color="C9CED6"/>
+              <w:left w:val="single" w:sz="4" w:space="0" w:color="C9CED6"/>
+              <w:bottom w:val="single" w:sz="4" w:space="0" w:color="C9CED6"/>
+              <w:right w:val="single" w:sz="4" w:space="0" w:color="C9CED6"/>
+            </w:tcBorders>
+            <w:shd w:val="clear" w:color="auto" w:fill="1F3864"/>
+            <w:tcMar>
+              <w:top w:w="60" w:type="dxa"/>
+              <w:left w:w="100" w:type="dxa"/>
+              <w:bottom w:w="60" w:type="dxa"/>
+              <w:right w:w="100" w:type="dxa"/>
+            </w:tcMar>
+          </w:tcPr>
+          <w:p>
+            <w:pPr>
+              <w:rPr>
+                <w:rFonts w:cs="Calibri"/>
+                <w:sz w:val="20"/>
+                <w:szCs w:val="20"/>
+              </w:rPr>
+            </w:pPr>
+            <w:r>
+              <w:rPr>
+                <w:rFonts w:eastAsia="Arial" w:cs="Calibri"/>
+                <w:b/>
+                <w:bCs/>
+                <w:color w:val="FFFFFF"/>
+                <w:sz w:val="20"/>
+                <w:szCs w:val="20"/>
+              </w:rPr>
+              <w:t>Acción</w:t>
+            </w:r>
+          </w:p>
+        </w:tc>
+        <w:tc>
+          <w:tcPr>
+            <w:tcW w:w="2410" w:type="dxa"/>
+            <w:tcBorders>
+              <w:top w:val="single" w:sz="4" w:space="0" w:color="C9CED6"/>
+              <w:left w:val="single" w:sz="4" w:space="0" w:color="C9CED6"/>
+              <w:bottom w:val="single" w:sz="4" w:space="0" w:color="C9CED6"/>
+              <w:right w:val="single" w:sz="4" w:space="0" w:color="C9CED6"/>
+            </w:tcBorders>
+            <w:shd w:val="clear" w:color="auto" w:fill="1F3864"/>
+            <w:tcMar>
+              <w:top w:w="60" w:type="dxa"/>
+              <w:left w:w="100" w:type="dxa"/>
+              <w:bottom w:w="60" w:type="dxa"/>
+              <w:right w:w="100" w:type="dxa"/>
+            </w:tcMar>
+          </w:tcPr>
+          <w:p>
+            <w:pPr>
+              <w:rPr>
+                <w:rFonts w:cs="Calibri"/>
+                <w:sz w:val="20"/>
+                <w:szCs w:val="20"/>
+              </w:rPr>
+            </w:pPr>
+            <w:r>
+              <w:rPr>
+                <w:rFonts w:eastAsia="Arial" w:cs="Calibri"/>
+                <w:b/>
+                <w:bCs/>
+                <w:color w:val="FFFFFF"/>
+                <w:sz w:val="20"/>
+                <w:szCs w:val="20"/>
+              </w:rPr>
+              <w:t>Responsable</w:t>
+            </w:r>
+          </w:p>
+        </w:tc>
+        <w:tc>
+          <w:tcPr>
+            <w:tcW w:w="1276" w:type="dxa"/>
+            <w:tcBorders>
+              <w:top w:val="single" w:sz="4" w:space="0" w:color="C9CED6"/>
+              <w:left w:val="single" w:sz="4" w:space="0" w:color="C9CED6"/>
+              <w:bottom w:val="single" w:sz="4" w:space="0" w:color="C9CED6"/>
+              <w:right w:val="single" w:sz="4" w:space="0" w:color="C9CED6"/>
+            </w:tcBorders>
+            <w:shd w:val="clear" w:color="auto" w:fill="1F3864"/>
+            <w:tcMar>
+              <w:top w:w="60" w:type="dxa"/>
+              <w:left w:w="100" w:type="dxa"/>
+              <w:bottom w:w="60" w:type="dxa"/>
+              <w:right w:w="100" w:type="dxa"/>
+            </w:tcMar>
+          </w:tcPr>
+          <w:p>
+            <w:pPr>
+              <w:rPr>
+                <w:rFonts w:cs="Calibri"/>
+                <w:sz w:val="20"/>
+                <w:szCs w:val="20"/>
+              </w:rPr>
+            </w:pPr>
+            <w:r>
+              <w:rPr>
+                <w:rFonts w:eastAsia="Arial" w:cs="Calibri"/>
+                <w:b/>
+                <w:bCs/>
+                <w:color w:val="FFFFFF"/>
+                <w:sz w:val="20"/>
+                <w:szCs w:val="20"/>
+              </w:rPr>
+              <w:t>Sprint</w:t>
+            </w:r>
+          </w:p>
+        </w:tc>
+        <w:tc>
+          <w:tcPr>
+            <w:tcW w:w="1276" w:type="dxa"/>
+            <w:tcBorders>
+              <w:top w:val="single" w:sz="4" w:space="0" w:color="C9CED6"/>
+              <w:left w:val="single" w:sz="4" w:space="0" w:color="C9CED6"/>
+              <w:bottom w:val="single" w:sz="4" w:space="0" w:color="C9CED6"/>
+              <w:right w:val="single" w:sz="4" w:space="0" w:color="C9CED6"/>
+            </w:tcBorders>
+            <w:shd w:val="clear" w:color="auto" w:fill="1F3864"/>
+            <w:tcMar>
+              <w:top w:w="60" w:type="dxa"/>
+              <w:left w:w="100" w:type="dxa"/>
+              <w:bottom w:w="60" w:type="dxa"/>
+              <w:right w:w="100" w:type="dxa"/>
+            </w:tcMar>
+          </w:tcPr>
+          <w:p>
+            <w:pPr>
+              <w:rPr>
+                <w:rFonts w:cs="Calibri"/>
+                <w:sz w:val="20"/>
+                <w:szCs w:val="20"/>
+              </w:rPr>
+            </w:pPr>
+            <w:r>
+              <w:rPr>
+                <w:rFonts w:eastAsia="Arial" w:cs="Calibri"/>
+                <w:b/>
+                <w:bCs/>
+                <w:color w:val="FFFFFF"/>
+                <w:sz w:val="20"/>
+                <w:szCs w:val="20"/>
+              </w:rPr>
+              <w:t>Estado</w:t>
+            </w:r>
+          </w:p>
+        </w:tc>
+      </w:tr>
+      <w:tr>
+        <w:trPr>
+          <w:cantSplit/>
+          <w:trHeight w:val="286"/>
+        </w:trPr>
+        <w:tc>
+          <w:tcPr>
+            <w:tcW w:w="5103" w:type="dxa"/>
+            <w:tcBorders>
+              <w:top w:val="single" w:sz="4" w:space="0" w:color="C9CED6"/>
+              <w:left w:val="single" w:sz="4" w:space="0" w:color="C9CED6"/>
+              <w:bottom w:val="single" w:sz="4" w:space="0" w:color="C9CED6"/>
+              <w:right w:val="single" w:sz="4" w:space="0" w:color="C9CED6"/>
+            </w:tcBorders>
+            <w:tcMar>
+              <w:top w:w="60" w:type="dxa"/>
+              <w:left w:w="100" w:type="dxa"/>
+              <w:bottom w:w="60" w:type="dxa"/>
+              <w:right w:w="100" w:type="dxa"/>
+            </w:tcMar>
+          </w:tcPr>
+          <w:p>
+            <w:pPr>
+              <w:rPr>
+                <w:rFonts w:cs="Calibri"/>
+                <w:sz w:val="18"/>
+                <w:szCs w:val="18"/>
+              </w:rPr>
+            </w:pPr>
+            <w:r>
+              <w:rPr>
+                <w:sz w:val="18"/>
+                <w:szCs w:val="18"/>
+              </w:rPr>
+              <w:t>Ejecutar PA-01 a PA-11 y registrar resultados en el Plan de Pruebas</w:t>
+            </w:r>
+          </w:p>
+        </w:tc>
+        <w:tc>
+          <w:tcPr>
+            <w:tcW w:w="2410" w:type="dxa"/>
+            <w:tcBorders>
+              <w:top w:val="single" w:sz="4" w:space="0" w:color="C9CED6"/>
+              <w:left w:val="single" w:sz="4" w:space="0" w:color="C9CED6"/>
+              <w:bottom w:val="single" w:sz="4" w:space="0" w:color="C9CED6"/>
+              <w:right w:val="single" w:sz="4" w:space="0" w:color="C9CED6"/>
+            </w:tcBorders>
+            <w:tcMar>
+              <w:top w:w="60" w:type="dxa"/>
+              <w:left w:w="100" w:type="dxa"/>
+              <w:bottom w:w="60" w:type="dxa"/>
+              <w:right w:w="100" w:type="dxa"/>
+            </w:tcMar>
+          </w:tcPr>
+          <w:p>
+            <w:pPr>
+              <w:rPr>
+                <w:rFonts w:cs="Calibri"/>
+                <w:sz w:val="18"/>
+                <w:szCs w:val="18"/>
+              </w:rPr>
+            </w:pPr>
+            <w:r>
+              <w:rPr>
+                <w:sz w:val="18"/>
+                <w:szCs w:val="18"/>
+              </w:rPr>
+              <w:t>Ambos</w:t>
+            </w:r>
+          </w:p>
+        </w:tc>
+        <w:tc>
+          <w:tcPr>
+            <w:tcW w:w="1276" w:type="dxa"/>
+            <w:tcBorders>
+              <w:top w:val="single" w:sz="4" w:space="0" w:color="C9CED6"/>
+              <w:left w:val="single" w:sz="4" w:space="0" w:color="C9CED6"/>
+              <w:bottom w:val="single" w:sz="4" w:space="0" w:color="C9CED6"/>
+              <w:right w:val="single" w:sz="4" w:space="0" w:color="C9CED6"/>
+            </w:tcBorders>
+            <w:tcMar>
+              <w:top w:w="60" w:type="dxa"/>
+              <w:left w:w="100" w:type="dxa"/>
+              <w:bottom w:w="60" w:type="dxa"/>
+              <w:right w:w="100" w:type="dxa"/>
+            </w:tcMar>
+          </w:tcPr>
+          <w:p>
+            <w:pPr>
+              <w:rPr>
+                <w:rFonts w:cs="Calibri"/>
+                <w:sz w:val="18"/>
+                <w:szCs w:val="18"/>
+              </w:rPr>
+            </w:pPr>
+            <w:r>
+              <w:rPr>
+                <w:sz w:val="18"/>
+                <w:szCs w:val="18"/>
+              </w:rPr>
+              <w:t>Sprint 10</w:t>
+            </w:r>
+          </w:p>
+        </w:tc>
+        <w:tc>
+          <w:tcPr>
+            <w:tcW w:w="1276" w:type="dxa"/>
+            <w:tcBorders>
+              <w:top w:val="single" w:sz="4" w:space="0" w:color="C9CED6"/>
+              <w:left w:val="single" w:sz="4" w:space="0" w:color="C9CED6"/>
+              <w:bottom w:val="single" w:sz="4" w:space="0" w:color="C9CED6"/>
+              <w:right w:val="single" w:sz="4" w:space="0" w:color="C9CED6"/>
+            </w:tcBorders>
+            <w:tcMar>
+              <w:top w:w="60" w:type="dxa"/>
+              <w:left w:w="100" w:type="dxa"/>
+              <w:bottom w:w="60" w:type="dxa"/>
+              <w:right w:w="100" w:type="dxa"/>
+            </w:tcMar>
+          </w:tcPr>
+          <w:p>
+            <w:pPr>
+              <w:rPr>
+                <w:rFonts w:cs="Calibri"/>
+                <w:sz w:val="18"/>
+                <w:szCs w:val="18"/>
+              </w:rPr>
+            </w:pPr>
+            <w:r>
+              <w:rPr>
+                <w:sz w:val="18"/>
+                <w:szCs w:val="18"/>
+              </w:rPr>
+              <w:t>Pendiente</w:t>
+            </w:r>
+          </w:p>
+        </w:tc>
+      </w:tr>
+      <w:tr>
+        <w:trPr>
+          <w:cantSplit/>
+          <w:trHeight w:val="464"/>
+        </w:trPr>
+        <w:tc>
+          <w:tcPr>
+            <w:tcW w:w="5103" w:type="dxa"/>
+            <w:tcBorders>
+              <w:top w:val="single" w:sz="4" w:space="0" w:color="C9CED6"/>
+              <w:left w:val="single" w:sz="4" w:space="0" w:color="C9CED6"/>
+              <w:bottom w:val="single" w:sz="4" w:space="0" w:color="C9CED6"/>
+              <w:right w:val="single" w:sz="4" w:space="0" w:color="C9CED6"/>
+            </w:tcBorders>
+            <w:tcMar>
+              <w:top w:w="60" w:type="dxa"/>
+              <w:left w:w="100" w:type="dxa"/>
+              <w:bottom w:w="60" w:type="dxa"/>
+              <w:right w:w="100" w:type="dxa"/>
+            </w:tcMar>
+          </w:tcPr>
+          <w:p>
+            <w:pPr>
+              <w:rPr>
+                <w:rFonts w:eastAsia="Arial" w:cs="Calibri"/>
+                <w:sz w:val="18"/>
+                <w:szCs w:val="18"/>
+              </w:rPr>
+            </w:pPr>
+            <w:r>
+              <w:rPr>
+                <w:sz w:val="18"/>
+                <w:szCs w:val="18"/>
+              </w:rPr>
+              <w:t>Actualizar RNF-03 a “Cumplido” o “Parcial” según los PA</w:t>
+            </w:r>
+          </w:p>
+        </w:tc>
+        <w:tc>
+          <w:tcPr>
+            <w:tcW w:w="2410" w:type="dxa"/>
+            <w:tcBorders>
+              <w:top w:val="single" w:sz="4" w:space="0" w:color="C9CED6"/>
+              <w:left w:val="single" w:sz="4" w:space="0" w:color="C9CED6"/>
+              <w:bottom w:val="single" w:sz="4" w:space="0" w:color="C9CED6"/>
+              <w:right w:val="single" w:sz="4" w:space="0" w:color="C9CED6"/>
+            </w:tcBorders>
+            <w:tcMar>
+              <w:top w:w="60" w:type="dxa"/>
+              <w:left w:w="100" w:type="dxa"/>
+              <w:bottom w:w="60" w:type="dxa"/>
+              <w:right w:w="100" w:type="dxa"/>
+            </w:tcMar>
+          </w:tcPr>
+          <w:p>
+            <w:pPr>
+              <w:rPr>
+                <w:rFonts w:eastAsia="Arial" w:cs="Calibri"/>
+                <w:sz w:val="18"/>
+                <w:szCs w:val="18"/>
+              </w:rPr>
+            </w:pPr>
+            <w:r>
+              <w:rPr>
+                <w:sz w:val="18"/>
+                <w:szCs w:val="18"/>
+              </w:rPr>
+              <w:t>Isabella</w:t>
+            </w:r>
+          </w:p>
+        </w:tc>
+        <w:tc>
+          <w:tcPr>
+            <w:tcW w:w="1276" w:type="dxa"/>
+            <w:tcBorders>
+              <w:top w:val="single" w:sz="4" w:space="0" w:color="C9CED6"/>
+              <w:left w:val="single" w:sz="4" w:space="0" w:color="C9CED6"/>
+              <w:bottom w:val="single" w:sz="4" w:space="0" w:color="C9CED6"/>
+              <w:right w:val="single" w:sz="4" w:space="0" w:color="C9CED6"/>
+            </w:tcBorders>
+            <w:tcMar>
+              <w:top w:w="60" w:type="dxa"/>
+              <w:left w:w="100" w:type="dxa"/>
+              <w:bottom w:w="60" w:type="dxa"/>
+              <w:right w:w="100" w:type="dxa"/>
+            </w:tcMar>
+          </w:tcPr>
+          <w:p>
+            <w:pPr>
+              <w:rPr>
+                <w:rFonts w:eastAsia="Arial" w:cs="Calibri"/>
+                <w:sz w:val="18"/>
+                <w:szCs w:val="18"/>
+              </w:rPr>
+            </w:pPr>
+            <w:r>
+              <w:rPr>
+                <w:sz w:val="18"/>
+                <w:szCs w:val="18"/>
+              </w:rPr>
+              <w:t>Sprint 10</w:t>
+            </w:r>
+          </w:p>
+        </w:tc>
+        <w:tc>
+          <w:tcPr>
+            <w:tcW w:w="1276" w:type="dxa"/>
+            <w:tcBorders>
+              <w:top w:val="single" w:sz="4" w:space="0" w:color="C9CED6"/>
+              <w:left w:val="single" w:sz="4" w:space="0" w:color="C9CED6"/>
+              <w:bottom w:val="single" w:sz="4" w:space="0" w:color="C9CED6"/>
+              <w:right w:val="single" w:sz="4" w:space="0" w:color="C9CED6"/>
+            </w:tcBorders>
+            <w:tcMar>
+              <w:top w:w="60" w:type="dxa"/>
+              <w:left w:w="100" w:type="dxa"/>
+              <w:bottom w:w="60" w:type="dxa"/>
+              <w:right w:w="100" w:type="dxa"/>
+            </w:tcMar>
+          </w:tcPr>
+          <w:p>
+            <w:pPr>
+              <w:rPr>
+                <w:rFonts w:eastAsia="Arial" w:cs="Calibri"/>
+                <w:sz w:val="18"/>
+                <w:szCs w:val="18"/>
+              </w:rPr>
+            </w:pPr>
+            <w:r>
+              <w:rPr>
+                <w:sz w:val="18"/>
+                <w:szCs w:val="18"/>
+              </w:rPr>
+              <w:t>Pendiente</w:t>
+            </w:r>
+          </w:p>
+        </w:tc>
+      </w:tr>
+    </w:tbl>
+    <w:p>
+      <w:pPr>
+        <w:rPr>
+          <w:rFonts w:cs="Calibri"/>
           <w:szCs w:val="21"/>
         </w:rPr>
       </w:pPr>
@@ -12989,7 +13923,7 @@
   <w:abstractNum w:abstractNumId="20" w15:restartNumberingAfterBreak="0">
     <w:nsid w:val="728D602E"/>
     <w:multiLevelType w:val="hybridMultilevel"/>
-    <w:tmpl w:val="02F012D0"/>
+    <w:tmpl w:val="87F43056"/>
     <w:lvl w:ilvl="0" w:tplc="340A0001">
       <w:start w:val="1"/>
       <w:numFmt w:val="bullet"/>
@@ -13795,6 +14729,11 @@
   <w:style w:type="paragraph" w:default="1" w:styleId="Normal">
     <w:name w:val="Normal"/>
     <w:qFormat/>
+    <w:rsid w:val="006A180B"/>
+    <w:rPr>
+      <w:rFonts w:ascii="Calibri" w:hAnsi="Calibri"/>
+      <w:sz w:val="21"/>
+    </w:rPr>
   </w:style>
   <w:style w:type="paragraph" w:styleId="Ttulo1">
     <w:name w:val="heading 1"/>
@@ -13811,7 +14750,7 @@
       <w:outlineLvl w:val="0"/>
     </w:pPr>
     <w:rPr>
-      <w:rFonts w:ascii="Calibri" w:eastAsiaTheme="majorEastAsia" w:hAnsi="Calibri" w:cstheme="majorBidi"/>
+      <w:rFonts w:eastAsiaTheme="majorEastAsia" w:cstheme="majorBidi"/>
       <w:b/>
       <w:color w:val="002060"/>
       <w:sz w:val="28"/>
